--- a/课程教学智能体系统-课程设计报告.docx
+++ b/课程教学智能体系统-课程设计报告.docx
@@ -86,7 +86,7 @@
     </w:p>
     <w:tbl>
       <w:tblPr>
-        <w:tblStyle w:val="00000d"/>
+        <w:tblStyle w:val="000010"/>
         <w:tblW w:w="0" w:type="auto"/>
         <w:tblInd w:w="0" w:type="dxa"/>
         <w:tblBorders>
@@ -326,7 +326,17 @@
                 <w:vertAlign w:val="baseline"/>
                 <w:lang w:val="en-US" w:eastAsia="zh-CN"/>
               </w:rPr>
-              <w:t>张晓娟</w:t>
+              <w:t>张</w:t>
+            </w:r>
+            <w:r>
+              <w:rPr>
+                <w:rFonts w:hint="default" w:eastAsiaTheme="minorEastAsia"/>
+                <w:sz w:val="28"/>
+                <w:szCs w:val="28"/>
+                <w:vertAlign w:val="baseline"/>
+                <w:lang w:val="en-US" w:eastAsia="zh-CN"/>
+              </w:rPr>
+              <w:t>晓彤</w:t>
             </w:r>
           </w:p>
         </w:tc>
@@ -410,7 +420,7 @@
           </w:p>
           <w:tbl>
             <w:tblPr>
-              <w:tblStyle w:val="00000d"/>
+              <w:tblStyle w:val="000010"/>
               <w:tblW w:w="0" w:type="auto"/>
               <w:tblInd w:w="0" w:type="dxa"/>
               <w:tblBorders>
@@ -826,7 +836,7 @@
     </w:p>
     <w:tbl>
       <w:tblPr>
-        <w:tblStyle w:val="00000d"/>
+        <w:tblStyle w:val="000010"/>
         <w:tblW w:w="0" w:type="auto"/>
         <w:tblInd w:w="0" w:type="dxa"/>
         <w:tblBorders>
@@ -1377,11 +1387,11 @@
         <w:spacing w:line="360" w:lineRule="auto"/>
         <w:jc w:val="center"/>
         <w:sectPr>
-          <w:headerReference r:id="rId4" w:type="even"/>
-          <w:headerReference r:id="rId5" w:type="first"/>
+          <w:headerReference r:id="rId4" w:type="first"/>
+          <w:headerReference r:id="rId5" w:type="even"/>
           <w:headerReference r:id="rId6" w:type="default"/>
-          <w:footerReference r:id="rId7" w:type="even"/>
-          <w:footerReference r:id="rId8" w:type="first"/>
+          <w:footerReference r:id="rId7" w:type="first"/>
+          <w:footerReference r:id="rId8" w:type="even"/>
           <w:footerReference r:id="rId9" w:type="default"/>
           <w:pgSz w:w="11906" w:h="16838"/>
           <w:pgMar w:top="1985" w:right="1418" w:bottom="1418" w:left="1418" w:header="1418" w:footer="1134" w:gutter="0"/>
@@ -1420,7 +1430,7 @@
     </w:p>
     <w:p>
       <w:pPr>
-        <w:pStyle w:val="000014"/>
+        <w:pStyle w:val="00000b"/>
         <w:tabs>
           <w:tab w:val="right" w:leader="dot" w:pos="9070"/>
         </w:tabs>
@@ -1428,27 +1438,21 @@
       <w:bookmarkStart w:id="1" w:name="_GoBack"/>
       <w:bookmarkEnd w:id="1"/>
       <w:r>
-        <w:rPr/>
         <w:fldChar w:fldCharType="begin"/>
       </w:r>
       <w:r>
-        <w:rPr/>
         <w:instrText>TOC \u \o "1-3" \z \h \tdkey m12zih</w:instrText>
       </w:r>
       <w:r>
-        <w:rPr/>
         <w:fldChar w:fldCharType="separate"/>
       </w:r>
       <w:r>
-        <w:rPr/>
         <w:fldChar w:fldCharType="begin"/>
       </w:r>
       <w:r>
-        <w:rPr/>
         <w:instrText>HYPERLINK \l "_Tocaw00g2"</w:instrText>
       </w:r>
       <w:r>
-        <w:rPr/>
         <w:fldChar w:fldCharType="separate"/>
       </w:r>
       <w:r>
@@ -1459,51 +1463,41 @@
         <w:t>1  引言</w:t>
       </w:r>
       <w:r>
-        <w:rPr/>
         <w:tab/>
       </w:r>
       <w:r>
-        <w:rPr/>
         <w:fldChar w:fldCharType="begin"/>
       </w:r>
       <w:r>
-        <w:rPr/>
         <w:instrText>PAGEREF _Tocaw00g2 \h \tdkey xbd0mg</w:instrText>
       </w:r>
       <w:r>
-        <w:rPr/>
         <w:fldChar w:fldCharType="separate"/>
       </w:r>
       <w:r>
-        <w:rPr/>
         <w:t>3</w:t>
       </w:r>
       <w:r>
-        <w:rPr/>
         <w:fldChar w:fldCharType="end"/>
       </w:r>
       <w:r>
-        <w:rPr/>
         <w:fldChar w:fldCharType="end"/>
       </w:r>
     </w:p>
     <w:p>
       <w:pPr>
-        <w:pStyle w:val="000012"/>
+        <w:pStyle w:val="00000f"/>
         <w:tabs>
           <w:tab w:val="right" w:leader="dot" w:pos="9070"/>
         </w:tabs>
       </w:pPr>
       <w:r>
-        <w:rPr/>
         <w:fldChar w:fldCharType="begin"/>
       </w:r>
       <w:r>
-        <w:rPr/>
         <w:instrText>HYPERLINK \l "_Toc4o8aos"</w:instrText>
       </w:r>
       <w:r>
-        <w:rPr/>
         <w:fldChar w:fldCharType="separate"/>
       </w:r>
       <w:r>
@@ -1514,51 +1508,41 @@
         <w:t>1.1 项目背景</w:t>
       </w:r>
       <w:r>
-        <w:rPr/>
         <w:tab/>
       </w:r>
       <w:r>
-        <w:rPr/>
         <w:fldChar w:fldCharType="begin"/>
       </w:r>
       <w:r>
-        <w:rPr/>
         <w:instrText>PAGEREF _Toc4o8aos \h \tdkey eq8yr6</w:instrText>
       </w:r>
       <w:r>
-        <w:rPr/>
         <w:fldChar w:fldCharType="separate"/>
       </w:r>
       <w:r>
-        <w:rPr/>
         <w:t>3</w:t>
       </w:r>
       <w:r>
-        <w:rPr/>
         <w:fldChar w:fldCharType="end"/>
       </w:r>
       <w:r>
-        <w:rPr/>
         <w:fldChar w:fldCharType="end"/>
       </w:r>
     </w:p>
     <w:p>
       <w:pPr>
-        <w:pStyle w:val="000012"/>
+        <w:pStyle w:val="00000f"/>
         <w:tabs>
           <w:tab w:val="right" w:leader="dot" w:pos="9070"/>
         </w:tabs>
       </w:pPr>
       <w:r>
-        <w:rPr/>
         <w:fldChar w:fldCharType="begin"/>
       </w:r>
       <w:r>
-        <w:rPr/>
         <w:instrText>HYPERLINK \l "_Toc9cygut"</w:instrText>
       </w:r>
       <w:r>
-        <w:rPr/>
         <w:fldChar w:fldCharType="separate"/>
       </w:r>
       <w:r>
@@ -1569,51 +1553,41 @@
         <w:t>1.2 项目目标</w:t>
       </w:r>
       <w:r>
-        <w:rPr/>
         <w:tab/>
       </w:r>
       <w:r>
-        <w:rPr/>
         <w:fldChar w:fldCharType="begin"/>
       </w:r>
       <w:r>
-        <w:rPr/>
         <w:instrText>PAGEREF _Toc9cygut \h \tdkey 9q5cof</w:instrText>
       </w:r>
       <w:r>
-        <w:rPr/>
         <w:fldChar w:fldCharType="separate"/>
       </w:r>
       <w:r>
-        <w:rPr/>
         <w:t>3</w:t>
       </w:r>
       <w:r>
-        <w:rPr/>
         <w:fldChar w:fldCharType="end"/>
       </w:r>
       <w:r>
-        <w:rPr/>
         <w:fldChar w:fldCharType="end"/>
       </w:r>
     </w:p>
     <w:p>
       <w:pPr>
-        <w:pStyle w:val="000012"/>
+        <w:pStyle w:val="00000f"/>
         <w:tabs>
           <w:tab w:val="right" w:leader="dot" w:pos="9070"/>
         </w:tabs>
       </w:pPr>
       <w:r>
-        <w:rPr/>
         <w:fldChar w:fldCharType="begin"/>
       </w:r>
       <w:r>
-        <w:rPr/>
         <w:instrText>HYPERLINK \l "_Tocdb56tz"</w:instrText>
       </w:r>
       <w:r>
-        <w:rPr/>
         <w:fldChar w:fldCharType="separate"/>
       </w:r>
       <w:r>
@@ -1624,51 +1598,41 @@
         <w:t>1.3 报告结构</w:t>
       </w:r>
       <w:r>
-        <w:rPr/>
         <w:tab/>
       </w:r>
       <w:r>
-        <w:rPr/>
         <w:fldChar w:fldCharType="begin"/>
       </w:r>
       <w:r>
-        <w:rPr/>
         <w:instrText>PAGEREF _Tocdb56tz \h \tdkey tu26hk</w:instrText>
       </w:r>
       <w:r>
-        <w:rPr/>
         <w:fldChar w:fldCharType="separate"/>
       </w:r>
       <w:r>
-        <w:rPr/>
         <w:t>3</w:t>
       </w:r>
       <w:r>
-        <w:rPr/>
         <w:fldChar w:fldCharType="end"/>
       </w:r>
       <w:r>
-        <w:rPr/>
         <w:fldChar w:fldCharType="end"/>
       </w:r>
     </w:p>
     <w:p>
       <w:pPr>
-        <w:pStyle w:val="000014"/>
+        <w:pStyle w:val="00000b"/>
         <w:tabs>
           <w:tab w:val="right" w:leader="dot" w:pos="9070"/>
         </w:tabs>
       </w:pPr>
       <w:r>
-        <w:rPr/>
         <w:fldChar w:fldCharType="begin"/>
       </w:r>
       <w:r>
-        <w:rPr/>
         <w:instrText>HYPERLINK \l "_Tockyydt4"</w:instrText>
       </w:r>
       <w:r>
-        <w:rPr/>
         <w:fldChar w:fldCharType="separate"/>
       </w:r>
       <w:r>
@@ -1679,51 +1643,41 @@
         <w:t>2  相关研究/发展现状</w:t>
       </w:r>
       <w:r>
-        <w:rPr/>
         <w:tab/>
       </w:r>
       <w:r>
-        <w:rPr/>
         <w:fldChar w:fldCharType="begin"/>
       </w:r>
       <w:r>
-        <w:rPr/>
         <w:instrText>PAGEREF _Tockyydt4 \h \tdkey lzwwnh</w:instrText>
       </w:r>
       <w:r>
-        <w:rPr/>
         <w:fldChar w:fldCharType="separate"/>
       </w:r>
       <w:r>
-        <w:rPr/>
         <w:t>4</w:t>
       </w:r>
       <w:r>
-        <w:rPr/>
         <w:fldChar w:fldCharType="end"/>
       </w:r>
       <w:r>
-        <w:rPr/>
         <w:fldChar w:fldCharType="end"/>
       </w:r>
     </w:p>
     <w:p>
       <w:pPr>
-        <w:pStyle w:val="000012"/>
+        <w:pStyle w:val="00000f"/>
         <w:tabs>
           <w:tab w:val="right" w:leader="dot" w:pos="9070"/>
         </w:tabs>
       </w:pPr>
       <w:r>
-        <w:rPr/>
         <w:fldChar w:fldCharType="begin"/>
       </w:r>
       <w:r>
-        <w:rPr/>
         <w:instrText>HYPERLINK \l "_Tocvk09ry"</w:instrText>
       </w:r>
       <w:r>
-        <w:rPr/>
         <w:fldChar w:fldCharType="separate"/>
       </w:r>
       <w:r>
@@ -1734,31 +1688,24 @@
         <w:t>2.1 大语言模型与 RAG 技术</w:t>
       </w:r>
       <w:r>
-        <w:rPr/>
         <w:tab/>
       </w:r>
       <w:r>
-        <w:rPr/>
         <w:fldChar w:fldCharType="begin"/>
       </w:r>
       <w:r>
-        <w:rPr/>
         <w:instrText>PAGEREF _Tocvk09ry \h \tdkey b7mv03</w:instrText>
       </w:r>
       <w:r>
-        <w:rPr/>
         <w:fldChar w:fldCharType="separate"/>
       </w:r>
       <w:r>
-        <w:rPr/>
         <w:t>4</w:t>
       </w:r>
       <w:r>
-        <w:rPr/>
         <w:fldChar w:fldCharType="end"/>
       </w:r>
       <w:r>
-        <w:rPr/>
         <w:fldChar w:fldCharType="end"/>
       </w:r>
     </w:p>
@@ -1770,15 +1717,12 @@
         </w:tabs>
       </w:pPr>
       <w:r>
-        <w:rPr/>
         <w:fldChar w:fldCharType="begin"/>
       </w:r>
       <w:r>
-        <w:rPr/>
         <w:instrText>HYPERLINK \l "_Toc97ukqb"</w:instrText>
       </w:r>
       <w:r>
-        <w:rPr/>
         <w:fldChar w:fldCharType="separate"/>
       </w:r>
       <w:r>
@@ -1789,31 +1733,24 @@
         <w:t>2.1.1 Qwen3-Max 大语言模型</w:t>
       </w:r>
       <w:r>
-        <w:rPr/>
         <w:tab/>
       </w:r>
       <w:r>
-        <w:rPr/>
         <w:fldChar w:fldCharType="begin"/>
       </w:r>
       <w:r>
-        <w:rPr/>
         <w:instrText>PAGEREF _Toc97ukqb \h \tdkey cr55dx</w:instrText>
       </w:r>
       <w:r>
-        <w:rPr/>
         <w:fldChar w:fldCharType="separate"/>
       </w:r>
       <w:r>
-        <w:rPr/>
         <w:t>4</w:t>
       </w:r>
       <w:r>
-        <w:rPr/>
         <w:fldChar w:fldCharType="end"/>
       </w:r>
       <w:r>
-        <w:rPr/>
         <w:fldChar w:fldCharType="end"/>
       </w:r>
     </w:p>
@@ -1825,15 +1762,12 @@
         </w:tabs>
       </w:pPr>
       <w:r>
-        <w:rPr/>
         <w:fldChar w:fldCharType="begin"/>
       </w:r>
       <w:r>
-        <w:rPr/>
         <w:instrText>HYPERLINK \l "_Tocdvf27q"</w:instrText>
       </w:r>
       <w:r>
-        <w:rPr/>
         <w:fldChar w:fldCharType="separate"/>
       </w:r>
       <w:r>
@@ -1844,31 +1778,24 @@
         <w:t>2.1.2 检索增强生成（RAG）</w:t>
       </w:r>
       <w:r>
-        <w:rPr/>
         <w:tab/>
       </w:r>
       <w:r>
-        <w:rPr/>
         <w:fldChar w:fldCharType="begin"/>
       </w:r>
       <w:r>
-        <w:rPr/>
         <w:instrText>PAGEREF _Tocdvf27q \h \tdkey 2i83yu</w:instrText>
       </w:r>
       <w:r>
-        <w:rPr/>
         <w:fldChar w:fldCharType="separate"/>
       </w:r>
       <w:r>
-        <w:rPr/>
         <w:t>4</w:t>
       </w:r>
       <w:r>
-        <w:rPr/>
         <w:fldChar w:fldCharType="end"/>
       </w:r>
       <w:r>
-        <w:rPr/>
         <w:fldChar w:fldCharType="end"/>
       </w:r>
     </w:p>
@@ -1880,15 +1807,12 @@
         </w:tabs>
       </w:pPr>
       <w:r>
-        <w:rPr/>
         <w:fldChar w:fldCharType="begin"/>
       </w:r>
       <w:r>
-        <w:rPr/>
         <w:instrText>HYPERLINK \l "_Toc6reemf"</w:instrText>
       </w:r>
       <w:r>
-        <w:rPr/>
         <w:fldChar w:fldCharType="separate"/>
       </w:r>
       <w:r>
@@ -1899,51 +1823,41 @@
         <w:t>2.1.3 Text Embedding V3 向量化模型</w:t>
       </w:r>
       <w:r>
-        <w:rPr/>
         <w:tab/>
       </w:r>
       <w:r>
-        <w:rPr/>
         <w:fldChar w:fldCharType="begin"/>
       </w:r>
       <w:r>
-        <w:rPr/>
         <w:instrText>PAGEREF _Toc6reemf \h \tdkey bxqp82</w:instrText>
       </w:r>
       <w:r>
-        <w:rPr/>
         <w:fldChar w:fldCharType="separate"/>
       </w:r>
       <w:r>
-        <w:rPr/>
         <w:t>4</w:t>
       </w:r>
       <w:r>
-        <w:rPr/>
         <w:fldChar w:fldCharType="end"/>
       </w:r>
       <w:r>
-        <w:rPr/>
         <w:fldChar w:fldCharType="end"/>
       </w:r>
     </w:p>
     <w:p>
       <w:pPr>
-        <w:pStyle w:val="000012"/>
+        <w:pStyle w:val="00000f"/>
         <w:tabs>
           <w:tab w:val="right" w:leader="dot" w:pos="9070"/>
         </w:tabs>
       </w:pPr>
       <w:r>
-        <w:rPr/>
         <w:fldChar w:fldCharType="begin"/>
       </w:r>
       <w:r>
-        <w:rPr/>
         <w:instrText>HYPERLINK \l "_Tocbbjy13"</w:instrText>
       </w:r>
       <w:r>
-        <w:rPr/>
         <w:fldChar w:fldCharType="separate"/>
       </w:r>
       <w:r>
@@ -1954,31 +1868,24 @@
         <w:t>2.2 前后端技术栈</w:t>
       </w:r>
       <w:r>
-        <w:rPr/>
         <w:tab/>
       </w:r>
       <w:r>
-        <w:rPr/>
         <w:fldChar w:fldCharType="begin"/>
       </w:r>
       <w:r>
-        <w:rPr/>
         <w:instrText>PAGEREF _Tocbbjy13 \h \tdkey yjqwmo</w:instrText>
       </w:r>
       <w:r>
-        <w:rPr/>
         <w:fldChar w:fldCharType="separate"/>
       </w:r>
       <w:r>
-        <w:rPr/>
         <w:t>4</w:t>
       </w:r>
       <w:r>
-        <w:rPr/>
         <w:fldChar w:fldCharType="end"/>
       </w:r>
       <w:r>
-        <w:rPr/>
         <w:fldChar w:fldCharType="end"/>
       </w:r>
     </w:p>
@@ -1990,15 +1897,12 @@
         </w:tabs>
       </w:pPr>
       <w:r>
-        <w:rPr/>
         <w:fldChar w:fldCharType="begin"/>
       </w:r>
       <w:r>
-        <w:rPr/>
         <w:instrText>HYPERLINK \l "_Tocpq9c9p"</w:instrText>
       </w:r>
       <w:r>
-        <w:rPr/>
         <w:fldChar w:fldCharType="separate"/>
       </w:r>
       <w:r>
@@ -2009,31 +1913,24 @@
         <w:t>2.2.1 Vue 3 + Element Plus（前端框架）</w:t>
       </w:r>
       <w:r>
-        <w:rPr/>
         <w:tab/>
       </w:r>
       <w:r>
-        <w:rPr/>
         <w:fldChar w:fldCharType="begin"/>
       </w:r>
       <w:r>
-        <w:rPr/>
         <w:instrText>PAGEREF _Tocpq9c9p \h \tdkey t7vo9j</w:instrText>
       </w:r>
       <w:r>
-        <w:rPr/>
         <w:fldChar w:fldCharType="separate"/>
       </w:r>
       <w:r>
-        <w:rPr/>
         <w:t>4</w:t>
       </w:r>
       <w:r>
-        <w:rPr/>
         <w:fldChar w:fldCharType="end"/>
       </w:r>
       <w:r>
-        <w:rPr/>
         <w:fldChar w:fldCharType="end"/>
       </w:r>
     </w:p>
@@ -2045,15 +1942,12 @@
         </w:tabs>
       </w:pPr>
       <w:r>
-        <w:rPr/>
         <w:fldChar w:fldCharType="begin"/>
       </w:r>
       <w:r>
-        <w:rPr/>
         <w:instrText>HYPERLINK \l "_Tocxw7nis"</w:instrText>
       </w:r>
       <w:r>
-        <w:rPr/>
         <w:fldChar w:fldCharType="separate"/>
       </w:r>
       <w:r>
@@ -2064,31 +1958,24 @@
         <w:t>2.2.2 FastAPI + SQLAlchemy（后端框架）</w:t>
       </w:r>
       <w:r>
-        <w:rPr/>
         <w:tab/>
       </w:r>
       <w:r>
-        <w:rPr/>
         <w:fldChar w:fldCharType="begin"/>
       </w:r>
       <w:r>
-        <w:rPr/>
         <w:instrText>PAGEREF _Tocxw7nis \h \tdkey rb7dtp</w:instrText>
       </w:r>
       <w:r>
-        <w:rPr/>
         <w:fldChar w:fldCharType="separate"/>
       </w:r>
       <w:r>
-        <w:rPr/>
         <w:t>5</w:t>
       </w:r>
       <w:r>
-        <w:rPr/>
         <w:fldChar w:fldCharType="end"/>
       </w:r>
       <w:r>
-        <w:rPr/>
         <w:fldChar w:fldCharType="end"/>
       </w:r>
     </w:p>
@@ -2100,15 +1987,12 @@
         </w:tabs>
       </w:pPr>
       <w:r>
-        <w:rPr/>
         <w:fldChar w:fldCharType="begin"/>
       </w:r>
       <w:r>
-        <w:rPr/>
         <w:instrText>HYPERLINK \l "_Toc340ubq"</w:instrText>
       </w:r>
       <w:r>
-        <w:rPr/>
         <w:fldChar w:fldCharType="separate"/>
       </w:r>
       <w:r>
@@ -2119,31 +2003,24 @@
         <w:t>2.2.3 Milvus 向量数据库</w:t>
       </w:r>
       <w:r>
-        <w:rPr/>
         <w:tab/>
       </w:r>
       <w:r>
-        <w:rPr/>
         <w:fldChar w:fldCharType="begin"/>
       </w:r>
       <w:r>
-        <w:rPr/>
         <w:instrText>PAGEREF _Toc340ubq \h \tdkey hrkgme</w:instrText>
       </w:r>
       <w:r>
-        <w:rPr/>
         <w:fldChar w:fldCharType="separate"/>
       </w:r>
       <w:r>
-        <w:rPr/>
         <w:t>5</w:t>
       </w:r>
       <w:r>
-        <w:rPr/>
         <w:fldChar w:fldCharType="end"/>
       </w:r>
       <w:r>
-        <w:rPr/>
         <w:fldChar w:fldCharType="end"/>
       </w:r>
     </w:p>
@@ -2155,15 +2032,12 @@
         </w:tabs>
       </w:pPr>
       <w:r>
-        <w:rPr/>
         <w:fldChar w:fldCharType="begin"/>
       </w:r>
       <w:r>
-        <w:rPr/>
         <w:instrText>HYPERLINK \l "_Tocz8atqo"</w:instrText>
       </w:r>
       <w:r>
-        <w:rPr/>
         <w:fldChar w:fldCharType="separate"/>
       </w:r>
       <w:r>
@@ -2174,51 +2048,41 @@
         <w:t>2.2.4 文档解析技术</w:t>
       </w:r>
       <w:r>
-        <w:rPr/>
         <w:tab/>
       </w:r>
       <w:r>
-        <w:rPr/>
         <w:fldChar w:fldCharType="begin"/>
       </w:r>
       <w:r>
-        <w:rPr/>
         <w:instrText>PAGEREF _Tocz8atqo \h \tdkey lf2p0o</w:instrText>
       </w:r>
       <w:r>
-        <w:rPr/>
         <w:fldChar w:fldCharType="separate"/>
       </w:r>
       <w:r>
-        <w:rPr/>
         <w:t>5</w:t>
       </w:r>
       <w:r>
-        <w:rPr/>
         <w:fldChar w:fldCharType="end"/>
       </w:r>
       <w:r>
-        <w:rPr/>
         <w:fldChar w:fldCharType="end"/>
       </w:r>
     </w:p>
     <w:p>
       <w:pPr>
-        <w:pStyle w:val="000012"/>
+        <w:pStyle w:val="00000f"/>
         <w:tabs>
           <w:tab w:val="right" w:leader="dot" w:pos="9070"/>
         </w:tabs>
       </w:pPr>
       <w:r>
-        <w:rPr/>
         <w:fldChar w:fldCharType="begin"/>
       </w:r>
       <w:r>
-        <w:rPr/>
         <w:instrText>HYPERLINK \l "_Tocbhoq0z"</w:instrText>
       </w:r>
       <w:r>
-        <w:rPr/>
         <w:fldChar w:fldCharType="separate"/>
       </w:r>
       <w:r>
@@ -2229,51 +2093,41 @@
         <w:t>2.3 国内外研究现状</w:t>
       </w:r>
       <w:r>
-        <w:rPr/>
         <w:tab/>
       </w:r>
       <w:r>
-        <w:rPr/>
         <w:fldChar w:fldCharType="begin"/>
       </w:r>
       <w:r>
-        <w:rPr/>
         <w:instrText>PAGEREF _Tocbhoq0z \h \tdkey uf9ldg</w:instrText>
       </w:r>
       <w:r>
-        <w:rPr/>
         <w:fldChar w:fldCharType="separate"/>
       </w:r>
       <w:r>
-        <w:rPr/>
         <w:t>5</w:t>
       </w:r>
       <w:r>
-        <w:rPr/>
         <w:fldChar w:fldCharType="end"/>
       </w:r>
       <w:r>
-        <w:rPr/>
         <w:fldChar w:fldCharType="end"/>
       </w:r>
     </w:p>
     <w:p>
       <w:pPr>
-        <w:pStyle w:val="000014"/>
+        <w:pStyle w:val="00000b"/>
         <w:tabs>
           <w:tab w:val="right" w:leader="dot" w:pos="9070"/>
         </w:tabs>
       </w:pPr>
       <w:r>
-        <w:rPr/>
         <w:fldChar w:fldCharType="begin"/>
       </w:r>
       <w:r>
-        <w:rPr/>
         <w:instrText>HYPERLINK \l "_Tocjsiwr2"</w:instrText>
       </w:r>
       <w:r>
-        <w:rPr/>
         <w:fldChar w:fldCharType="separate"/>
       </w:r>
       <w:r>
@@ -2284,51 +2138,41 @@
         <w:t>3  设计方案及结果</w:t>
       </w:r>
       <w:r>
-        <w:rPr/>
         <w:tab/>
       </w:r>
       <w:r>
-        <w:rPr/>
         <w:fldChar w:fldCharType="begin"/>
       </w:r>
       <w:r>
-        <w:rPr/>
         <w:instrText>PAGEREF _Tocjsiwr2 \h \tdkey nfjv42</w:instrText>
       </w:r>
       <w:r>
-        <w:rPr/>
         <w:fldChar w:fldCharType="separate"/>
       </w:r>
       <w:r>
-        <w:rPr/>
         <w:t>6</w:t>
       </w:r>
       <w:r>
-        <w:rPr/>
         <w:fldChar w:fldCharType="end"/>
       </w:r>
       <w:r>
-        <w:rPr/>
         <w:fldChar w:fldCharType="end"/>
       </w:r>
     </w:p>
     <w:p>
       <w:pPr>
-        <w:pStyle w:val="000012"/>
+        <w:pStyle w:val="00000f"/>
         <w:tabs>
           <w:tab w:val="right" w:leader="dot" w:pos="9070"/>
         </w:tabs>
       </w:pPr>
       <w:r>
-        <w:rPr/>
         <w:fldChar w:fldCharType="begin"/>
       </w:r>
       <w:r>
-        <w:rPr/>
         <w:instrText>HYPERLINK \l "_Tocxfpd4m"</w:instrText>
       </w:r>
       <w:r>
-        <w:rPr/>
         <w:fldChar w:fldCharType="separate"/>
       </w:r>
       <w:r>
@@ -2339,31 +2183,24 @@
         <w:t>3.1 系统设计</w:t>
       </w:r>
       <w:r>
-        <w:rPr/>
         <w:tab/>
       </w:r>
       <w:r>
-        <w:rPr/>
         <w:fldChar w:fldCharType="begin"/>
       </w:r>
       <w:r>
-        <w:rPr/>
         <w:instrText>PAGEREF _Tocxfpd4m \h \tdkey 3k5tqe</w:instrText>
       </w:r>
       <w:r>
-        <w:rPr/>
         <w:fldChar w:fldCharType="separate"/>
       </w:r>
       <w:r>
-        <w:rPr/>
         <w:t>6</w:t>
       </w:r>
       <w:r>
-        <w:rPr/>
         <w:fldChar w:fldCharType="end"/>
       </w:r>
       <w:r>
-        <w:rPr/>
         <w:fldChar w:fldCharType="end"/>
       </w:r>
     </w:p>
@@ -2375,15 +2212,12 @@
         </w:tabs>
       </w:pPr>
       <w:r>
-        <w:rPr/>
         <w:fldChar w:fldCharType="begin"/>
       </w:r>
       <w:r>
-        <w:rPr/>
         <w:instrText>HYPERLINK \l "_Tocfandaf"</w:instrText>
       </w:r>
       <w:r>
-        <w:rPr/>
         <w:fldChar w:fldCharType="separate"/>
       </w:r>
       <w:r>
@@ -2394,31 +2228,24 @@
         <w:t>3.1.1 系统总体架构</w:t>
       </w:r>
       <w:r>
-        <w:rPr/>
         <w:tab/>
       </w:r>
       <w:r>
-        <w:rPr/>
         <w:fldChar w:fldCharType="begin"/>
       </w:r>
       <w:r>
-        <w:rPr/>
         <w:instrText>PAGEREF _Tocfandaf \h \tdkey nagf93</w:instrText>
       </w:r>
       <w:r>
-        <w:rPr/>
         <w:fldChar w:fldCharType="separate"/>
       </w:r>
       <w:r>
-        <w:rPr/>
         <w:t>6</w:t>
       </w:r>
       <w:r>
-        <w:rPr/>
         <w:fldChar w:fldCharType="end"/>
       </w:r>
       <w:r>
-        <w:rPr/>
         <w:fldChar w:fldCharType="end"/>
       </w:r>
     </w:p>
@@ -2430,15 +2257,12 @@
         </w:tabs>
       </w:pPr>
       <w:r>
-        <w:rPr/>
         <w:fldChar w:fldCharType="begin"/>
       </w:r>
       <w:r>
-        <w:rPr/>
         <w:instrText>HYPERLINK \l "_Toc34d55h"</w:instrText>
       </w:r>
       <w:r>
-        <w:rPr/>
         <w:fldChar w:fldCharType="separate"/>
       </w:r>
       <w:r>
@@ -2449,31 +2273,24 @@
         <w:t>3.1.2 项目目录结构</w:t>
       </w:r>
       <w:r>
-        <w:rPr/>
         <w:tab/>
       </w:r>
       <w:r>
-        <w:rPr/>
         <w:fldChar w:fldCharType="begin"/>
       </w:r>
       <w:r>
-        <w:rPr/>
         <w:instrText>PAGEREF _Toc34d55h \h \tdkey k5w18a</w:instrText>
       </w:r>
       <w:r>
-        <w:rPr/>
         <w:fldChar w:fldCharType="separate"/>
       </w:r>
       <w:r>
-        <w:rPr/>
         <w:t>7</w:t>
       </w:r>
       <w:r>
-        <w:rPr/>
         <w:fldChar w:fldCharType="end"/>
       </w:r>
       <w:r>
-        <w:rPr/>
         <w:fldChar w:fldCharType="end"/>
       </w:r>
     </w:p>
@@ -2485,15 +2302,12 @@
         </w:tabs>
       </w:pPr>
       <w:r>
-        <w:rPr/>
         <w:fldChar w:fldCharType="begin"/>
       </w:r>
       <w:r>
-        <w:rPr/>
         <w:instrText>HYPERLINK \l "_Tocauvpn9"</w:instrText>
       </w:r>
       <w:r>
-        <w:rPr/>
         <w:fldChar w:fldCharType="separate"/>
       </w:r>
       <w:r>
@@ -2504,31 +2318,24 @@
         <w:t>3.1.3 技术选型总览</w:t>
       </w:r>
       <w:r>
-        <w:rPr/>
         <w:tab/>
       </w:r>
       <w:r>
-        <w:rPr/>
         <w:fldChar w:fldCharType="begin"/>
       </w:r>
       <w:r>
-        <w:rPr/>
         <w:instrText>PAGEREF _Tocauvpn9 \h \tdkey 0vl2ac</w:instrText>
       </w:r>
       <w:r>
-        <w:rPr/>
         <w:fldChar w:fldCharType="separate"/>
       </w:r>
       <w:r>
-        <w:rPr/>
         <w:t>8</w:t>
       </w:r>
       <w:r>
-        <w:rPr/>
         <w:fldChar w:fldCharType="end"/>
       </w:r>
       <w:r>
-        <w:rPr/>
         <w:fldChar w:fldCharType="end"/>
       </w:r>
     </w:p>
@@ -2540,15 +2347,12 @@
         </w:tabs>
       </w:pPr>
       <w:r>
-        <w:rPr/>
         <w:fldChar w:fldCharType="begin"/>
       </w:r>
       <w:r>
-        <w:rPr/>
         <w:instrText>HYPERLINK \l "_Toc70lq9r"</w:instrText>
       </w:r>
       <w:r>
-        <w:rPr/>
         <w:fldChar w:fldCharType="separate"/>
       </w:r>
       <w:r>
@@ -2559,51 +2363,41 @@
         <w:t>3.1.4 核心数据流设计</w:t>
       </w:r>
       <w:r>
-        <w:rPr/>
         <w:tab/>
       </w:r>
       <w:r>
-        <w:rPr/>
         <w:fldChar w:fldCharType="begin"/>
       </w:r>
       <w:r>
-        <w:rPr/>
         <w:instrText>PAGEREF _Toc70lq9r \h \tdkey g3irej</w:instrText>
       </w:r>
       <w:r>
-        <w:rPr/>
         <w:fldChar w:fldCharType="separate"/>
       </w:r>
       <w:r>
-        <w:rPr/>
         <w:t>9</w:t>
       </w:r>
       <w:r>
-        <w:rPr/>
         <w:fldChar w:fldCharType="end"/>
       </w:r>
       <w:r>
-        <w:rPr/>
         <w:fldChar w:fldCharType="end"/>
       </w:r>
     </w:p>
     <w:p>
       <w:pPr>
-        <w:pStyle w:val="000012"/>
+        <w:pStyle w:val="00000f"/>
         <w:tabs>
           <w:tab w:val="right" w:leader="dot" w:pos="9070"/>
         </w:tabs>
       </w:pPr>
       <w:r>
-        <w:rPr/>
         <w:fldChar w:fldCharType="begin"/>
       </w:r>
       <w:r>
-        <w:rPr/>
         <w:instrText>HYPERLINK \l "_Toc17kjpk"</w:instrText>
       </w:r>
       <w:r>
-        <w:rPr/>
         <w:fldChar w:fldCharType="separate"/>
       </w:r>
       <w:r>
@@ -2614,31 +2408,24 @@
         <w:t>3.2 功能说明</w:t>
       </w:r>
       <w:r>
-        <w:rPr/>
         <w:tab/>
       </w:r>
       <w:r>
-        <w:rPr/>
         <w:fldChar w:fldCharType="begin"/>
       </w:r>
       <w:r>
-        <w:rPr/>
         <w:instrText>PAGEREF _Toc17kjpk \h \tdkey 8vaz7c</w:instrText>
       </w:r>
       <w:r>
-        <w:rPr/>
         <w:fldChar w:fldCharType="separate"/>
       </w:r>
       <w:r>
-        <w:rPr/>
         <w:t>10</w:t>
       </w:r>
       <w:r>
-        <w:rPr/>
         <w:fldChar w:fldCharType="end"/>
       </w:r>
       <w:r>
-        <w:rPr/>
         <w:fldChar w:fldCharType="end"/>
       </w:r>
     </w:p>
@@ -2650,15 +2437,12 @@
         </w:tabs>
       </w:pPr>
       <w:r>
-        <w:rPr/>
         <w:fldChar w:fldCharType="begin"/>
       </w:r>
       <w:r>
-        <w:rPr/>
         <w:instrText>HYPERLINK \l "_Toczu0vmd"</w:instrText>
       </w:r>
       <w:r>
-        <w:rPr/>
         <w:fldChar w:fldCharType="separate"/>
       </w:r>
       <w:r>
@@ -2669,31 +2453,24 @@
         <w:t>3.2.1 用户管理与认证</w:t>
       </w:r>
       <w:r>
-        <w:rPr/>
         <w:tab/>
       </w:r>
       <w:r>
-        <w:rPr/>
         <w:fldChar w:fldCharType="begin"/>
       </w:r>
       <w:r>
-        <w:rPr/>
         <w:instrText>PAGEREF _Toczu0vmd \h \tdkey lbzcga</w:instrText>
       </w:r>
       <w:r>
-        <w:rPr/>
         <w:fldChar w:fldCharType="separate"/>
       </w:r>
       <w:r>
-        <w:rPr/>
         <w:t>10</w:t>
       </w:r>
       <w:r>
-        <w:rPr/>
         <w:fldChar w:fldCharType="end"/>
       </w:r>
       <w:r>
-        <w:rPr/>
         <w:fldChar w:fldCharType="end"/>
       </w:r>
     </w:p>
@@ -2705,15 +2482,12 @@
         </w:tabs>
       </w:pPr>
       <w:r>
-        <w:rPr/>
         <w:fldChar w:fldCharType="begin"/>
       </w:r>
       <w:r>
-        <w:rPr/>
         <w:instrText>HYPERLINK \l "_Toc1pp2rk"</w:instrText>
       </w:r>
       <w:r>
-        <w:rPr/>
         <w:fldChar w:fldCharType="separate"/>
       </w:r>
       <w:r>
@@ -2724,31 +2498,24 @@
         <w:t>3.2.2 AI 课程问答（RAG + SSE 流式）</w:t>
       </w:r>
       <w:r>
-        <w:rPr/>
         <w:tab/>
       </w:r>
       <w:r>
-        <w:rPr/>
         <w:fldChar w:fldCharType="begin"/>
       </w:r>
       <w:r>
-        <w:rPr/>
         <w:instrText>PAGEREF _Toc1pp2rk \h \tdkey o04l47</w:instrText>
       </w:r>
       <w:r>
-        <w:rPr/>
         <w:fldChar w:fldCharType="separate"/>
       </w:r>
       <w:r>
-        <w:rPr/>
         <w:t>10</w:t>
       </w:r>
       <w:r>
-        <w:rPr/>
         <w:fldChar w:fldCharType="end"/>
       </w:r>
       <w:r>
-        <w:rPr/>
         <w:fldChar w:fldCharType="end"/>
       </w:r>
     </w:p>
@@ -2760,15 +2527,12 @@
         </w:tabs>
       </w:pPr>
       <w:r>
-        <w:rPr/>
         <w:fldChar w:fldCharType="begin"/>
       </w:r>
       <w:r>
-        <w:rPr/>
         <w:instrText>HYPERLINK \l "_Toc4nqxez"</w:instrText>
       </w:r>
       <w:r>
-        <w:rPr/>
         <w:fldChar w:fldCharType="separate"/>
       </w:r>
       <w:r>
@@ -2779,31 +2543,24 @@
         <w:t>3.2.3 学习资源推荐</w:t>
       </w:r>
       <w:r>
-        <w:rPr/>
         <w:tab/>
       </w:r>
       <w:r>
-        <w:rPr/>
         <w:fldChar w:fldCharType="begin"/>
       </w:r>
       <w:r>
-        <w:rPr/>
         <w:instrText>PAGEREF _Toc4nqxez \h \tdkey x61f7w</w:instrText>
       </w:r>
       <w:r>
-        <w:rPr/>
         <w:fldChar w:fldCharType="separate"/>
       </w:r>
       <w:r>
-        <w:rPr/>
         <w:t>11</w:t>
       </w:r>
       <w:r>
-        <w:rPr/>
         <w:fldChar w:fldCharType="end"/>
       </w:r>
       <w:r>
-        <w:rPr/>
         <w:fldChar w:fldCharType="end"/>
       </w:r>
     </w:p>
@@ -2815,15 +2572,12 @@
         </w:tabs>
       </w:pPr>
       <w:r>
-        <w:rPr/>
         <w:fldChar w:fldCharType="begin"/>
       </w:r>
       <w:r>
-        <w:rPr/>
         <w:instrText>HYPERLINK \l "_Tocp0msfv"</w:instrText>
       </w:r>
       <w:r>
-        <w:rPr/>
         <w:fldChar w:fldCharType="separate"/>
       </w:r>
       <w:r>
@@ -2834,31 +2588,24 @@
         <w:t>3.2.4 章节考核（重点功能）</w:t>
       </w:r>
       <w:r>
-        <w:rPr/>
         <w:tab/>
       </w:r>
       <w:r>
-        <w:rPr/>
         <w:fldChar w:fldCharType="begin"/>
       </w:r>
       <w:r>
-        <w:rPr/>
         <w:instrText>PAGEREF _Tocp0msfv \h \tdkey 42sjva</w:instrText>
       </w:r>
       <w:r>
-        <w:rPr/>
         <w:fldChar w:fldCharType="separate"/>
       </w:r>
       <w:r>
-        <w:rPr/>
         <w:t>11</w:t>
       </w:r>
       <w:r>
-        <w:rPr/>
         <w:fldChar w:fldCharType="end"/>
       </w:r>
       <w:r>
-        <w:rPr/>
         <w:fldChar w:fldCharType="end"/>
       </w:r>
     </w:p>
@@ -2870,15 +2617,12 @@
         </w:tabs>
       </w:pPr>
       <w:r>
-        <w:rPr/>
         <w:fldChar w:fldCharType="begin"/>
       </w:r>
       <w:r>
-        <w:rPr/>
         <w:instrText>HYPERLINK \l "_Tocx6kv8d"</w:instrText>
       </w:r>
       <w:r>
-        <w:rPr/>
         <w:fldChar w:fldCharType="separate"/>
       </w:r>
       <w:r>
@@ -2889,31 +2633,24 @@
         <w:t>3.2.5 知识库管理</w:t>
       </w:r>
       <w:r>
-        <w:rPr/>
         <w:tab/>
       </w:r>
       <w:r>
-        <w:rPr/>
         <w:fldChar w:fldCharType="begin"/>
       </w:r>
       <w:r>
-        <w:rPr/>
         <w:instrText>PAGEREF _Tocx6kv8d \h \tdkey evoebl</w:instrText>
       </w:r>
       <w:r>
-        <w:rPr/>
         <w:fldChar w:fldCharType="separate"/>
       </w:r>
       <w:r>
-        <w:rPr/>
         <w:t>11</w:t>
       </w:r>
       <w:r>
-        <w:rPr/>
         <w:fldChar w:fldCharType="end"/>
       </w:r>
       <w:r>
-        <w:rPr/>
         <w:fldChar w:fldCharType="end"/>
       </w:r>
     </w:p>
@@ -2925,15 +2662,12 @@
         </w:tabs>
       </w:pPr>
       <w:r>
-        <w:rPr/>
         <w:fldChar w:fldCharType="begin"/>
       </w:r>
       <w:r>
-        <w:rPr/>
         <w:instrText>HYPERLINK \l "_Tocuwv8c8"</w:instrText>
       </w:r>
       <w:r>
-        <w:rPr/>
         <w:fldChar w:fldCharType="separate"/>
       </w:r>
       <w:r>
@@ -2944,31 +2678,24 @@
         <w:t>3.2.6 系统管理</w:t>
       </w:r>
       <w:r>
-        <w:rPr/>
         <w:tab/>
       </w:r>
       <w:r>
-        <w:rPr/>
         <w:fldChar w:fldCharType="begin"/>
       </w:r>
       <w:r>
-        <w:rPr/>
         <w:instrText>PAGEREF _Tocuwv8c8 \h \tdkey ut9o3l</w:instrText>
       </w:r>
       <w:r>
-        <w:rPr/>
         <w:fldChar w:fldCharType="separate"/>
       </w:r>
       <w:r>
-        <w:rPr/>
         <w:t>12</w:t>
       </w:r>
       <w:r>
-        <w:rPr/>
         <w:fldChar w:fldCharType="end"/>
       </w:r>
       <w:r>
-        <w:rPr/>
         <w:fldChar w:fldCharType="end"/>
       </w:r>
     </w:p>
@@ -2980,15 +2707,12 @@
         </w:tabs>
       </w:pPr>
       <w:r>
-        <w:rPr/>
         <w:fldChar w:fldCharType="begin"/>
       </w:r>
       <w:r>
-        <w:rPr/>
         <w:instrText>HYPERLINK \l "_Toc2loigr"</w:instrText>
       </w:r>
       <w:r>
-        <w:rPr/>
         <w:fldChar w:fldCharType="separate"/>
       </w:r>
       <w:r>
@@ -2999,51 +2723,41 @@
         <w:t>3.2.7 页面路由一览</w:t>
       </w:r>
       <w:r>
-        <w:rPr/>
         <w:tab/>
       </w:r>
       <w:r>
-        <w:rPr/>
         <w:fldChar w:fldCharType="begin"/>
       </w:r>
       <w:r>
-        <w:rPr/>
         <w:instrText>PAGEREF _Toc2loigr \h \tdkey 8cye4j</w:instrText>
       </w:r>
       <w:r>
-        <w:rPr/>
         <w:fldChar w:fldCharType="separate"/>
       </w:r>
       <w:r>
-        <w:rPr/>
         <w:t>12</w:t>
       </w:r>
       <w:r>
-        <w:rPr/>
         <w:fldChar w:fldCharType="end"/>
       </w:r>
       <w:r>
-        <w:rPr/>
         <w:fldChar w:fldCharType="end"/>
       </w:r>
     </w:p>
     <w:p>
       <w:pPr>
-        <w:pStyle w:val="000012"/>
+        <w:pStyle w:val="00000f"/>
         <w:tabs>
           <w:tab w:val="right" w:leader="dot" w:pos="9070"/>
         </w:tabs>
       </w:pPr>
       <w:r>
-        <w:rPr/>
         <w:fldChar w:fldCharType="begin"/>
       </w:r>
       <w:r>
-        <w:rPr/>
         <w:instrText>HYPERLINK \l "_Tocwr6te2"</w:instrText>
       </w:r>
       <w:r>
-        <w:rPr/>
         <w:fldChar w:fldCharType="separate"/>
       </w:r>
       <w:r>
@@ -3054,31 +2768,24 @@
         <w:t>3.3 数据结构设计</w:t>
       </w:r>
       <w:r>
-        <w:rPr/>
         <w:tab/>
       </w:r>
       <w:r>
-        <w:rPr/>
         <w:fldChar w:fldCharType="begin"/>
       </w:r>
       <w:r>
-        <w:rPr/>
         <w:instrText>PAGEREF _Tocwr6te2 \h \tdkey fd0auo</w:instrText>
       </w:r>
       <w:r>
-        <w:rPr/>
         <w:fldChar w:fldCharType="separate"/>
       </w:r>
       <w:r>
-        <w:rPr/>
         <w:t>13</w:t>
       </w:r>
       <w:r>
-        <w:rPr/>
         <w:fldChar w:fldCharType="end"/>
       </w:r>
       <w:r>
-        <w:rPr/>
         <w:fldChar w:fldCharType="end"/>
       </w:r>
     </w:p>
@@ -3090,15 +2797,12 @@
         </w:tabs>
       </w:pPr>
       <w:r>
-        <w:rPr/>
         <w:fldChar w:fldCharType="begin"/>
       </w:r>
       <w:r>
-        <w:rPr/>
         <w:instrText>HYPERLINK \l "_Toc9yua1a"</w:instrText>
       </w:r>
       <w:r>
-        <w:rPr/>
         <w:fldChar w:fldCharType="separate"/>
       </w:r>
       <w:r>
@@ -3109,31 +2813,24 @@
         <w:t>3.3.1 SQLite 数据库表设计</w:t>
       </w:r>
       <w:r>
-        <w:rPr/>
         <w:tab/>
       </w:r>
       <w:r>
-        <w:rPr/>
         <w:fldChar w:fldCharType="begin"/>
       </w:r>
       <w:r>
-        <w:rPr/>
         <w:instrText>PAGEREF _Toc9yua1a \h \tdkey 82gcmo</w:instrText>
       </w:r>
       <w:r>
-        <w:rPr/>
         <w:fldChar w:fldCharType="separate"/>
       </w:r>
       <w:r>
-        <w:rPr/>
         <w:t>13</w:t>
       </w:r>
       <w:r>
-        <w:rPr/>
         <w:fldChar w:fldCharType="end"/>
       </w:r>
       <w:r>
-        <w:rPr/>
         <w:fldChar w:fldCharType="end"/>
       </w:r>
     </w:p>
@@ -3145,15 +2842,12 @@
         </w:tabs>
       </w:pPr>
       <w:r>
-        <w:rPr/>
         <w:fldChar w:fldCharType="begin"/>
       </w:r>
       <w:r>
-        <w:rPr/>
         <w:instrText>HYPERLINK \l "_Tocjp1sbb"</w:instrText>
       </w:r>
       <w:r>
-        <w:rPr/>
         <w:fldChar w:fldCharType="separate"/>
       </w:r>
       <w:r>
@@ -3164,31 +2858,24 @@
         <w:t>3.3.2 实体关系（ER）说明</w:t>
       </w:r>
       <w:r>
-        <w:rPr/>
         <w:tab/>
       </w:r>
       <w:r>
-        <w:rPr/>
         <w:fldChar w:fldCharType="begin"/>
       </w:r>
       <w:r>
-        <w:rPr/>
         <w:instrText>PAGEREF _Tocjp1sbb \h \tdkey ekacue</w:instrText>
       </w:r>
       <w:r>
-        <w:rPr/>
         <w:fldChar w:fldCharType="separate"/>
       </w:r>
       <w:r>
-        <w:rPr/>
         <w:t>19</w:t>
       </w:r>
       <w:r>
-        <w:rPr/>
         <w:fldChar w:fldCharType="end"/>
       </w:r>
       <w:r>
-        <w:rPr/>
         <w:fldChar w:fldCharType="end"/>
       </w:r>
     </w:p>
@@ -3200,15 +2887,12 @@
         </w:tabs>
       </w:pPr>
       <w:r>
-        <w:rPr/>
         <w:fldChar w:fldCharType="begin"/>
       </w:r>
       <w:r>
-        <w:rPr/>
         <w:instrText>HYPERLINK \l "_Tocgwp3ps"</w:instrText>
       </w:r>
       <w:r>
-        <w:rPr/>
         <w:fldChar w:fldCharType="separate"/>
       </w:r>
       <w:r>
@@ -3219,31 +2903,24 @@
         <w:t>[图片]</w:t>
       </w:r>
       <w:r>
-        <w:rPr/>
         <w:tab/>
       </w:r>
       <w:r>
-        <w:rPr/>
         <w:fldChar w:fldCharType="begin"/>
       </w:r>
       <w:r>
-        <w:rPr/>
         <w:instrText>PAGEREF _Tocgwp3ps \h \tdkey teuini</w:instrText>
       </w:r>
       <w:r>
-        <w:rPr/>
         <w:fldChar w:fldCharType="separate"/>
       </w:r>
       <w:r>
-        <w:rPr/>
         <w:t>19</w:t>
       </w:r>
       <w:r>
-        <w:rPr/>
         <w:fldChar w:fldCharType="end"/>
       </w:r>
       <w:r>
-        <w:rPr/>
         <w:fldChar w:fldCharType="end"/>
       </w:r>
     </w:p>
@@ -3255,15 +2932,12 @@
         </w:tabs>
       </w:pPr>
       <w:r>
-        <w:rPr/>
         <w:fldChar w:fldCharType="begin"/>
       </w:r>
       <w:r>
-        <w:rPr/>
         <w:instrText>HYPERLINK \l "_Tocu6jcp9"</w:instrText>
       </w:r>
       <w:r>
-        <w:rPr/>
         <w:fldChar w:fldCharType="separate"/>
       </w:r>
       <w:r>
@@ -3274,51 +2948,41 @@
         <w:t>3.3.3 Milvus 向量集合设计</w:t>
       </w:r>
       <w:r>
-        <w:rPr/>
         <w:tab/>
       </w:r>
       <w:r>
-        <w:rPr/>
         <w:fldChar w:fldCharType="begin"/>
       </w:r>
       <w:r>
-        <w:rPr/>
         <w:instrText>PAGEREF _Tocu6jcp9 \h \tdkey 7re7w8</w:instrText>
       </w:r>
       <w:r>
-        <w:rPr/>
         <w:fldChar w:fldCharType="separate"/>
       </w:r>
       <w:r>
-        <w:rPr/>
         <w:t>19</w:t>
       </w:r>
       <w:r>
-        <w:rPr/>
         <w:fldChar w:fldCharType="end"/>
       </w:r>
       <w:r>
-        <w:rPr/>
         <w:fldChar w:fldCharType="end"/>
       </w:r>
     </w:p>
     <w:p>
       <w:pPr>
-        <w:pStyle w:val="000014"/>
+        <w:pStyle w:val="00000b"/>
         <w:tabs>
           <w:tab w:val="right" w:leader="dot" w:pos="9070"/>
         </w:tabs>
       </w:pPr>
       <w:r>
-        <w:rPr/>
         <w:fldChar w:fldCharType="begin"/>
       </w:r>
       <w:r>
-        <w:rPr/>
         <w:instrText>HYPERLINK \l "_Tocb00zis"</w:instrText>
       </w:r>
       <w:r>
-        <w:rPr/>
         <w:fldChar w:fldCharType="separate"/>
       </w:r>
       <w:r>
@@ -3329,51 +2993,41 @@
         <w:t>4  系统部署与运行</w:t>
       </w:r>
       <w:r>
-        <w:rPr/>
         <w:tab/>
       </w:r>
       <w:r>
-        <w:rPr/>
         <w:fldChar w:fldCharType="begin"/>
       </w:r>
       <w:r>
-        <w:rPr/>
         <w:instrText>PAGEREF _Tocb00zis \h \tdkey 0ywhdj</w:instrText>
       </w:r>
       <w:r>
-        <w:rPr/>
         <w:fldChar w:fldCharType="separate"/>
       </w:r>
       <w:r>
-        <w:rPr/>
         <w:t>20</w:t>
       </w:r>
       <w:r>
-        <w:rPr/>
         <w:fldChar w:fldCharType="end"/>
       </w:r>
       <w:r>
-        <w:rPr/>
         <w:fldChar w:fldCharType="end"/>
       </w:r>
     </w:p>
     <w:p>
       <w:pPr>
-        <w:pStyle w:val="000012"/>
+        <w:pStyle w:val="00000f"/>
         <w:tabs>
           <w:tab w:val="right" w:leader="dot" w:pos="9070"/>
         </w:tabs>
       </w:pPr>
       <w:r>
-        <w:rPr/>
         <w:fldChar w:fldCharType="begin"/>
       </w:r>
       <w:r>
-        <w:rPr/>
         <w:instrText>HYPERLINK \l "_Tocc3uz4w"</w:instrText>
       </w:r>
       <w:r>
-        <w:rPr/>
         <w:fldChar w:fldCharType="separate"/>
       </w:r>
       <w:r>
@@ -3384,51 +3038,41 @@
         <w:t>4.1 环境要求</w:t>
       </w:r>
       <w:r>
-        <w:rPr/>
         <w:tab/>
       </w:r>
       <w:r>
-        <w:rPr/>
         <w:fldChar w:fldCharType="begin"/>
       </w:r>
       <w:r>
-        <w:rPr/>
         <w:instrText>PAGEREF _Tocc3uz4w \h \tdkey 671q19</w:instrText>
       </w:r>
       <w:r>
-        <w:rPr/>
         <w:fldChar w:fldCharType="separate"/>
       </w:r>
       <w:r>
-        <w:rPr/>
         <w:t>20</w:t>
       </w:r>
       <w:r>
-        <w:rPr/>
         <w:fldChar w:fldCharType="end"/>
       </w:r>
       <w:r>
-        <w:rPr/>
         <w:fldChar w:fldCharType="end"/>
       </w:r>
     </w:p>
     <w:p>
       <w:pPr>
-        <w:pStyle w:val="000012"/>
+        <w:pStyle w:val="00000f"/>
         <w:tabs>
           <w:tab w:val="right" w:leader="dot" w:pos="9070"/>
         </w:tabs>
       </w:pPr>
       <w:r>
-        <w:rPr/>
         <w:fldChar w:fldCharType="begin"/>
       </w:r>
       <w:r>
-        <w:rPr/>
         <w:instrText>HYPERLINK \l "_Toc3nkg3t"</w:instrText>
       </w:r>
       <w:r>
-        <w:rPr/>
         <w:fldChar w:fldCharType="separate"/>
       </w:r>
       <w:r>
@@ -3439,51 +3083,41 @@
         <w:t>4.2 Docker Compose 一键部署</w:t>
       </w:r>
       <w:r>
-        <w:rPr/>
         <w:tab/>
       </w:r>
       <w:r>
-        <w:rPr/>
         <w:fldChar w:fldCharType="begin"/>
       </w:r>
       <w:r>
-        <w:rPr/>
         <w:instrText>PAGEREF _Toc3nkg3t \h \tdkey 5usgpu</w:instrText>
       </w:r>
       <w:r>
-        <w:rPr/>
         <w:fldChar w:fldCharType="separate"/>
       </w:r>
       <w:r>
-        <w:rPr/>
         <w:t>20</w:t>
       </w:r>
       <w:r>
-        <w:rPr/>
         <w:fldChar w:fldCharType="end"/>
       </w:r>
       <w:r>
-        <w:rPr/>
         <w:fldChar w:fldCharType="end"/>
       </w:r>
     </w:p>
     <w:p>
       <w:pPr>
-        <w:pStyle w:val="000012"/>
+        <w:pStyle w:val="00000f"/>
         <w:tabs>
           <w:tab w:val="right" w:leader="dot" w:pos="9070"/>
         </w:tabs>
       </w:pPr>
       <w:r>
-        <w:rPr/>
         <w:fldChar w:fldCharType="begin"/>
       </w:r>
       <w:r>
-        <w:rPr/>
         <w:instrText>HYPERLINK \l "_Toc9w8gsv"</w:instrText>
       </w:r>
       <w:r>
-        <w:rPr/>
         <w:fldChar w:fldCharType="separate"/>
       </w:r>
       <w:r>
@@ -3494,51 +3128,41 @@
         <w:t>4.3 访问地址</w:t>
       </w:r>
       <w:r>
-        <w:rPr/>
         <w:tab/>
       </w:r>
       <w:r>
-        <w:rPr/>
         <w:fldChar w:fldCharType="begin"/>
       </w:r>
       <w:r>
-        <w:rPr/>
         <w:instrText>PAGEREF _Toc9w8gsv \h \tdkey ds59hi</w:instrText>
       </w:r>
       <w:r>
-        <w:rPr/>
         <w:fldChar w:fldCharType="separate"/>
       </w:r>
       <w:r>
-        <w:rPr/>
         <w:t>21</w:t>
       </w:r>
       <w:r>
-        <w:rPr/>
         <w:fldChar w:fldCharType="end"/>
       </w:r>
       <w:r>
-        <w:rPr/>
         <w:fldChar w:fldCharType="end"/>
       </w:r>
     </w:p>
     <w:p>
       <w:pPr>
-        <w:pStyle w:val="000012"/>
+        <w:pStyle w:val="00000f"/>
         <w:tabs>
           <w:tab w:val="right" w:leader="dot" w:pos="9070"/>
         </w:tabs>
       </w:pPr>
       <w:r>
-        <w:rPr/>
         <w:fldChar w:fldCharType="begin"/>
       </w:r>
       <w:r>
-        <w:rPr/>
         <w:instrText>HYPERLINK \l "_Toc69ueiu"</w:instrText>
       </w:r>
       <w:r>
-        <w:rPr/>
         <w:fldChar w:fldCharType="separate"/>
       </w:r>
       <w:r>
@@ -3549,51 +3173,41 @@
         <w:t>4.4 默认账号</w:t>
       </w:r>
       <w:r>
-        <w:rPr/>
         <w:tab/>
       </w:r>
       <w:r>
-        <w:rPr/>
         <w:fldChar w:fldCharType="begin"/>
       </w:r>
       <w:r>
-        <w:rPr/>
         <w:instrText>PAGEREF _Toc69ueiu \h \tdkey i806fg</w:instrText>
       </w:r>
       <w:r>
-        <w:rPr/>
         <w:fldChar w:fldCharType="separate"/>
       </w:r>
       <w:r>
-        <w:rPr/>
         <w:t>22</w:t>
       </w:r>
       <w:r>
-        <w:rPr/>
         <w:fldChar w:fldCharType="end"/>
       </w:r>
       <w:r>
-        <w:rPr/>
         <w:fldChar w:fldCharType="end"/>
       </w:r>
     </w:p>
     <w:p>
       <w:pPr>
-        <w:pStyle w:val="000012"/>
+        <w:pStyle w:val="00000f"/>
         <w:tabs>
           <w:tab w:val="right" w:leader="dot" w:pos="9070"/>
         </w:tabs>
       </w:pPr>
       <w:r>
-        <w:rPr/>
         <w:fldChar w:fldCharType="begin"/>
       </w:r>
       <w:r>
-        <w:rPr/>
         <w:instrText>HYPERLINK \l "_Tocdsde9p"</w:instrText>
       </w:r>
       <w:r>
-        <w:rPr/>
         <w:fldChar w:fldCharType="separate"/>
       </w:r>
       <w:r>
@@ -3604,51 +3218,41 @@
         <w:t>4.5 开发环境部署</w:t>
       </w:r>
       <w:r>
-        <w:rPr/>
         <w:tab/>
       </w:r>
       <w:r>
-        <w:rPr/>
         <w:fldChar w:fldCharType="begin"/>
       </w:r>
       <w:r>
-        <w:rPr/>
         <w:instrText>PAGEREF _Tocdsde9p \h \tdkey iggbbg</w:instrText>
       </w:r>
       <w:r>
-        <w:rPr/>
         <w:fldChar w:fldCharType="separate"/>
       </w:r>
       <w:r>
-        <w:rPr/>
         <w:t>22</w:t>
       </w:r>
       <w:r>
-        <w:rPr/>
         <w:fldChar w:fldCharType="end"/>
       </w:r>
       <w:r>
-        <w:rPr/>
         <w:fldChar w:fldCharType="end"/>
       </w:r>
     </w:p>
     <w:p>
       <w:pPr>
-        <w:pStyle w:val="000012"/>
+        <w:pStyle w:val="00000f"/>
         <w:tabs>
           <w:tab w:val="right" w:leader="dot" w:pos="9070"/>
         </w:tabs>
       </w:pPr>
       <w:r>
-        <w:rPr/>
         <w:fldChar w:fldCharType="begin"/>
       </w:r>
       <w:r>
-        <w:rPr/>
         <w:instrText>HYPERLINK \l "_Toc2d4stj"</w:instrText>
       </w:r>
       <w:r>
-        <w:rPr/>
         <w:fldChar w:fldCharType="separate"/>
       </w:r>
       <w:r>
@@ -3659,51 +3263,41 @@
         <w:t>4.6 常见问题</w:t>
       </w:r>
       <w:r>
-        <w:rPr/>
         <w:tab/>
       </w:r>
       <w:r>
-        <w:rPr/>
         <w:fldChar w:fldCharType="begin"/>
       </w:r>
       <w:r>
-        <w:rPr/>
         <w:instrText>PAGEREF _Toc2d4stj \h \tdkey kgizw9</w:instrText>
       </w:r>
       <w:r>
-        <w:rPr/>
         <w:fldChar w:fldCharType="separate"/>
       </w:r>
       <w:r>
-        <w:rPr/>
         <w:t>22</w:t>
       </w:r>
       <w:r>
-        <w:rPr/>
         <w:fldChar w:fldCharType="end"/>
       </w:r>
       <w:r>
-        <w:rPr/>
         <w:fldChar w:fldCharType="end"/>
       </w:r>
     </w:p>
     <w:p>
       <w:pPr>
-        <w:pStyle w:val="000014"/>
+        <w:pStyle w:val="00000b"/>
         <w:tabs>
           <w:tab w:val="right" w:leader="dot" w:pos="9070"/>
         </w:tabs>
       </w:pPr>
       <w:r>
-        <w:rPr/>
         <w:fldChar w:fldCharType="begin"/>
       </w:r>
       <w:r>
-        <w:rPr/>
         <w:instrText>HYPERLINK \l "_Tocxgcdrt"</w:instrText>
       </w:r>
       <w:r>
-        <w:rPr/>
         <w:fldChar w:fldCharType="separate"/>
       </w:r>
       <w:r>
@@ -3714,51 +3308,41 @@
         <w:t>参考文献及附录</w:t>
       </w:r>
       <w:r>
-        <w:rPr/>
         <w:tab/>
       </w:r>
       <w:r>
-        <w:rPr/>
         <w:fldChar w:fldCharType="begin"/>
       </w:r>
       <w:r>
-        <w:rPr/>
         <w:instrText>PAGEREF _Tocxgcdrt \h \tdkey t491re</w:instrText>
       </w:r>
       <w:r>
-        <w:rPr/>
         <w:fldChar w:fldCharType="separate"/>
       </w:r>
       <w:r>
-        <w:rPr/>
         <w:t>23</w:t>
       </w:r>
       <w:r>
-        <w:rPr/>
         <w:fldChar w:fldCharType="end"/>
       </w:r>
       <w:r>
-        <w:rPr/>
         <w:fldChar w:fldCharType="end"/>
       </w:r>
     </w:p>
     <w:p>
       <w:pPr>
-        <w:pStyle w:val="000012"/>
+        <w:pStyle w:val="00000f"/>
         <w:tabs>
           <w:tab w:val="right" w:leader="dot" w:pos="9070"/>
         </w:tabs>
       </w:pPr>
       <w:r>
-        <w:rPr/>
         <w:fldChar w:fldCharType="begin"/>
       </w:r>
       <w:r>
-        <w:rPr/>
         <w:instrText>HYPERLINK \l "_Toc6orpuq"</w:instrText>
       </w:r>
       <w:r>
-        <w:rPr/>
         <w:fldChar w:fldCharType="separate"/>
       </w:r>
       <w:r>
@@ -3769,51 +3353,41 @@
         <w:t>参考文献</w:t>
       </w:r>
       <w:r>
-        <w:rPr/>
         <w:tab/>
       </w:r>
       <w:r>
-        <w:rPr/>
         <w:fldChar w:fldCharType="begin"/>
       </w:r>
       <w:r>
-        <w:rPr/>
         <w:instrText>PAGEREF _Toc6orpuq \h \tdkey 9p3u1a</w:instrText>
       </w:r>
       <w:r>
-        <w:rPr/>
         <w:fldChar w:fldCharType="separate"/>
       </w:r>
       <w:r>
-        <w:rPr/>
         <w:t>23</w:t>
       </w:r>
       <w:r>
-        <w:rPr/>
         <w:fldChar w:fldCharType="end"/>
       </w:r>
       <w:r>
-        <w:rPr/>
         <w:fldChar w:fldCharType="end"/>
       </w:r>
     </w:p>
     <w:p>
       <w:pPr>
-        <w:pStyle w:val="000012"/>
+        <w:pStyle w:val="00000f"/>
         <w:tabs>
           <w:tab w:val="right" w:leader="dot" w:pos="9070"/>
         </w:tabs>
       </w:pPr>
       <w:r>
-        <w:rPr/>
         <w:fldChar w:fldCharType="begin"/>
       </w:r>
       <w:r>
-        <w:rPr/>
         <w:instrText>HYPERLINK \l "_Tocqvpl8c"</w:instrText>
       </w:r>
       <w:r>
-        <w:rPr/>
         <w:fldChar w:fldCharType="separate"/>
       </w:r>
       <w:r>
@@ -3824,31 +3398,24 @@
         <w:t>附录A：API 接口文档</w:t>
       </w:r>
       <w:r>
-        <w:rPr/>
         <w:tab/>
       </w:r>
       <w:r>
-        <w:rPr/>
         <w:fldChar w:fldCharType="begin"/>
       </w:r>
       <w:r>
-        <w:rPr/>
         <w:instrText>PAGEREF _Tocqvpl8c \h \tdkey 6oz4we</w:instrText>
       </w:r>
       <w:r>
-        <w:rPr/>
         <w:fldChar w:fldCharType="separate"/>
       </w:r>
       <w:r>
-        <w:rPr/>
         <w:t>23</w:t>
       </w:r>
       <w:r>
-        <w:rPr/>
         <w:fldChar w:fldCharType="end"/>
       </w:r>
       <w:r>
-        <w:rPr/>
         <w:fldChar w:fldCharType="end"/>
       </w:r>
     </w:p>
@@ -3860,15 +3427,12 @@
         </w:tabs>
       </w:pPr>
       <w:r>
-        <w:rPr/>
         <w:fldChar w:fldCharType="begin"/>
       </w:r>
       <w:r>
-        <w:rPr/>
         <w:instrText>HYPERLINK \l "_Toccusuj1"</w:instrText>
       </w:r>
       <w:r>
-        <w:rPr/>
         <w:fldChar w:fldCharType="separate"/>
       </w:r>
       <w:r>
@@ -3879,31 +3443,24 @@
         <w:t>A.1 认证接口（/api/v1/auth）</w:t>
       </w:r>
       <w:r>
-        <w:rPr/>
         <w:tab/>
       </w:r>
       <w:r>
-        <w:rPr/>
         <w:fldChar w:fldCharType="begin"/>
       </w:r>
       <w:r>
-        <w:rPr/>
         <w:instrText>PAGEREF _Toccusuj1 \h \tdkey uwulks</w:instrText>
       </w:r>
       <w:r>
-        <w:rPr/>
         <w:fldChar w:fldCharType="separate"/>
       </w:r>
       <w:r>
-        <w:rPr/>
         <w:t>23</w:t>
       </w:r>
       <w:r>
-        <w:rPr/>
         <w:fldChar w:fldCharType="end"/>
       </w:r>
       <w:r>
-        <w:rPr/>
         <w:fldChar w:fldCharType="end"/>
       </w:r>
     </w:p>
@@ -3915,15 +3472,12 @@
         </w:tabs>
       </w:pPr>
       <w:r>
-        <w:rPr/>
         <w:fldChar w:fldCharType="begin"/>
       </w:r>
       <w:r>
-        <w:rPr/>
         <w:instrText>HYPERLINK \l "_Tocwfnyri"</w:instrText>
       </w:r>
       <w:r>
-        <w:rPr/>
         <w:fldChar w:fldCharType="separate"/>
       </w:r>
       <w:r>
@@ -3934,31 +3488,24 @@
         <w:t>A.2 章节接口（/api/v1/chapters）</w:t>
       </w:r>
       <w:r>
-        <w:rPr/>
         <w:tab/>
       </w:r>
       <w:r>
-        <w:rPr/>
         <w:fldChar w:fldCharType="begin"/>
       </w:r>
       <w:r>
-        <w:rPr/>
         <w:instrText>PAGEREF _Tocwfnyri \h \tdkey 7k2fjh</w:instrText>
       </w:r>
       <w:r>
-        <w:rPr/>
         <w:fldChar w:fldCharType="separate"/>
       </w:r>
       <w:r>
-        <w:rPr/>
         <w:t>24</w:t>
       </w:r>
       <w:r>
-        <w:rPr/>
         <w:fldChar w:fldCharType="end"/>
       </w:r>
       <w:r>
-        <w:rPr/>
         <w:fldChar w:fldCharType="end"/>
       </w:r>
     </w:p>
@@ -3970,15 +3517,12 @@
         </w:tabs>
       </w:pPr>
       <w:r>
-        <w:rPr/>
         <w:fldChar w:fldCharType="begin"/>
       </w:r>
       <w:r>
-        <w:rPr/>
         <w:instrText>HYPERLINK \l "_Tochks549"</w:instrText>
       </w:r>
       <w:r>
-        <w:rPr/>
         <w:fldChar w:fldCharType="separate"/>
       </w:r>
       <w:r>
@@ -3989,31 +3533,24 @@
         <w:t>A.3 对话接口（/api/v1/chat）</w:t>
       </w:r>
       <w:r>
-        <w:rPr/>
         <w:tab/>
       </w:r>
       <w:r>
-        <w:rPr/>
         <w:fldChar w:fldCharType="begin"/>
       </w:r>
       <w:r>
-        <w:rPr/>
         <w:instrText>PAGEREF _Tochks549 \h \tdkey yasazy</w:instrText>
       </w:r>
       <w:r>
-        <w:rPr/>
         <w:fldChar w:fldCharType="separate"/>
       </w:r>
       <w:r>
-        <w:rPr/>
         <w:t>25</w:t>
       </w:r>
       <w:r>
-        <w:rPr/>
         <w:fldChar w:fldCharType="end"/>
       </w:r>
       <w:r>
-        <w:rPr/>
         <w:fldChar w:fldCharType="end"/>
       </w:r>
     </w:p>
@@ -4025,15 +3562,12 @@
         </w:tabs>
       </w:pPr>
       <w:r>
-        <w:rPr/>
         <w:fldChar w:fldCharType="begin"/>
       </w:r>
       <w:r>
-        <w:rPr/>
         <w:instrText>HYPERLINK \l "_Toc89bi87"</w:instrText>
       </w:r>
       <w:r>
-        <w:rPr/>
         <w:fldChar w:fldCharType="separate"/>
       </w:r>
       <w:r>
@@ -4044,31 +3578,24 @@
         <w:t>A.4 文档接口（/api/v1/documents）</w:t>
       </w:r>
       <w:r>
-        <w:rPr/>
         <w:tab/>
       </w:r>
       <w:r>
-        <w:rPr/>
         <w:fldChar w:fldCharType="begin"/>
       </w:r>
       <w:r>
-        <w:rPr/>
         <w:instrText>PAGEREF _Toc89bi87 \h \tdkey r21bqb</w:instrText>
       </w:r>
       <w:r>
-        <w:rPr/>
         <w:fldChar w:fldCharType="separate"/>
       </w:r>
       <w:r>
-        <w:rPr/>
         <w:t>25</w:t>
       </w:r>
       <w:r>
-        <w:rPr/>
         <w:fldChar w:fldCharType="end"/>
       </w:r>
       <w:r>
-        <w:rPr/>
         <w:fldChar w:fldCharType="end"/>
       </w:r>
     </w:p>
@@ -4080,15 +3607,12 @@
         </w:tabs>
       </w:pPr>
       <w:r>
-        <w:rPr/>
         <w:fldChar w:fldCharType="begin"/>
       </w:r>
       <w:r>
-        <w:rPr/>
         <w:instrText>HYPERLINK \l "_Tocpo2abo"</w:instrText>
       </w:r>
       <w:r>
-        <w:rPr/>
         <w:fldChar w:fldCharType="separate"/>
       </w:r>
       <w:r>
@@ -4099,31 +3623,24 @@
         <w:t>A.5 考核接口（/api/v1/assessment）</w:t>
       </w:r>
       <w:r>
-        <w:rPr/>
         <w:tab/>
       </w:r>
       <w:r>
-        <w:rPr/>
         <w:fldChar w:fldCharType="begin"/>
       </w:r>
       <w:r>
-        <w:rPr/>
         <w:instrText>PAGEREF _Tocpo2abo \h \tdkey fe8gvi</w:instrText>
       </w:r>
       <w:r>
-        <w:rPr/>
         <w:fldChar w:fldCharType="separate"/>
       </w:r>
       <w:r>
-        <w:rPr/>
         <w:t>26</w:t>
       </w:r>
       <w:r>
-        <w:rPr/>
         <w:fldChar w:fldCharType="end"/>
       </w:r>
       <w:r>
-        <w:rPr/>
         <w:fldChar w:fldCharType="end"/>
       </w:r>
     </w:p>
@@ -4135,15 +3652,12 @@
         </w:tabs>
       </w:pPr>
       <w:r>
-        <w:rPr/>
         <w:fldChar w:fldCharType="begin"/>
       </w:r>
       <w:r>
-        <w:rPr/>
         <w:instrText>HYPERLINK \l "_Toczfoflf"</w:instrText>
       </w:r>
       <w:r>
-        <w:rPr/>
         <w:fldChar w:fldCharType="separate"/>
       </w:r>
       <w:r>
@@ -4154,31 +3668,24 @@
         <w:t>A.6 系统管理接口（/api/v1/system）</w:t>
       </w:r>
       <w:r>
-        <w:rPr/>
         <w:tab/>
       </w:r>
       <w:r>
-        <w:rPr/>
         <w:fldChar w:fldCharType="begin"/>
       </w:r>
       <w:r>
-        <w:rPr/>
         <w:instrText>PAGEREF _Toczfoflf \h \tdkey 5rkqrs</w:instrText>
       </w:r>
       <w:r>
-        <w:rPr/>
         <w:fldChar w:fldCharType="separate"/>
       </w:r>
       <w:r>
-        <w:rPr/>
         <w:t>28</w:t>
       </w:r>
       <w:r>
-        <w:rPr/>
         <w:fldChar w:fldCharType="end"/>
       </w:r>
       <w:r>
-        <w:rPr/>
         <w:fldChar w:fldCharType="end"/>
       </w:r>
     </w:p>
@@ -4190,15 +3697,12 @@
         </w:tabs>
       </w:pPr>
       <w:r>
-        <w:rPr/>
         <w:fldChar w:fldCharType="begin"/>
       </w:r>
       <w:r>
-        <w:rPr/>
         <w:instrText>HYPERLINK \l "_Toc35jg79"</w:instrText>
       </w:r>
       <w:r>
-        <w:rPr/>
         <w:fldChar w:fldCharType="separate"/>
       </w:r>
       <w:r>
@@ -4209,31 +3713,24 @@
         <w:t>A.7 智能体接口（/api/v1/agents）</w:t>
       </w:r>
       <w:r>
-        <w:rPr/>
         <w:tab/>
       </w:r>
       <w:r>
-        <w:rPr/>
         <w:fldChar w:fldCharType="begin"/>
       </w:r>
       <w:r>
-        <w:rPr/>
         <w:instrText>PAGEREF _Toc35jg79 \h \tdkey hpnzmr</w:instrText>
       </w:r>
       <w:r>
-        <w:rPr/>
         <w:fldChar w:fldCharType="separate"/>
       </w:r>
       <w:r>
-        <w:rPr/>
         <w:t>28</w:t>
       </w:r>
       <w:r>
-        <w:rPr/>
         <w:fldChar w:fldCharType="end"/>
       </w:r>
       <w:r>
-        <w:rPr/>
         <w:fldChar w:fldCharType="end"/>
       </w:r>
     </w:p>
@@ -4245,15 +3742,12 @@
         </w:tabs>
       </w:pPr>
       <w:r>
-        <w:rPr/>
         <w:fldChar w:fldCharType="begin"/>
       </w:r>
       <w:r>
-        <w:rPr/>
         <w:instrText>HYPERLINK \l "_Tocz26xcs"</w:instrText>
       </w:r>
       <w:r>
-        <w:rPr/>
         <w:fldChar w:fldCharType="separate"/>
       </w:r>
       <w:r>
@@ -4264,31 +3758,24 @@
         <w:t>A.8 通用接口</w:t>
       </w:r>
       <w:r>
-        <w:rPr/>
         <w:tab/>
       </w:r>
       <w:r>
-        <w:rPr/>
         <w:fldChar w:fldCharType="begin"/>
       </w:r>
       <w:r>
-        <w:rPr/>
         <w:instrText>PAGEREF _Tocz26xcs \h \tdkey fi9lwc</w:instrText>
       </w:r>
       <w:r>
-        <w:rPr/>
         <w:fldChar w:fldCharType="separate"/>
       </w:r>
       <w:r>
-        <w:rPr/>
         <w:t>28</w:t>
       </w:r>
       <w:r>
-        <w:rPr/>
         <w:fldChar w:fldCharType="end"/>
       </w:r>
       <w:r>
-        <w:rPr/>
         <w:fldChar w:fldCharType="end"/>
       </w:r>
     </w:p>
@@ -4311,13 +3798,12 @@
         </w:sectPr>
       </w:pPr>
       <w:r>
-        <w:rPr/>
         <w:fldChar w:fldCharType="end"/>
       </w:r>
     </w:p>
     <w:p>
       <w:pPr>
-        <w:pStyle w:val="00000c"/>
+        <w:pStyle w:val="000003"/>
         <w:rPr>
           <w:color w:val="000000"/>
         </w:rPr>
@@ -4349,7 +3835,7 @@
     </w:p>
     <w:p>
       <w:pPr>
-        <w:pStyle w:val="000010"/>
+        <w:pStyle w:val="000008"/>
         <w:rPr>
           <w:color w:val="000000"/>
         </w:rPr>
@@ -4459,7 +3945,7 @@
     </w:p>
     <w:p>
       <w:pPr>
-        <w:pStyle w:val="000010"/>
+        <w:pStyle w:val="000008"/>
         <w:rPr>
           <w:color w:val="000000"/>
         </w:rPr>
@@ -4587,7 +4073,7 @@
     </w:p>
     <w:p>
       <w:pPr>
-        <w:pStyle w:val="000010"/>
+        <w:pStyle w:val="000008"/>
         <w:rPr>
           <w:color w:val="000000"/>
         </w:rPr>
@@ -4619,7 +4105,7 @@
     </w:p>
     <w:p>
       <w:pPr>
-        <w:pStyle w:val="00000c"/>
+        <w:pStyle w:val="000003"/>
         <w:rPr>
           <w:color w:val="000000"/>
         </w:rPr>
@@ -4636,7 +4122,7 @@
     </w:p>
     <w:p>
       <w:pPr>
-        <w:pStyle w:val="000010"/>
+        <w:pStyle w:val="000008"/>
         <w:rPr>
           <w:color w:val="000000"/>
         </w:rPr>
@@ -4653,7 +4139,7 @@
     </w:p>
     <w:p>
       <w:pPr>
-        <w:pStyle w:val="00000e"/>
+        <w:pStyle w:val="00000d"/>
         <w:rPr>
           <w:color w:val="000000"/>
         </w:rPr>
@@ -4685,7 +4171,7 @@
     </w:p>
     <w:p>
       <w:pPr>
-        <w:pStyle w:val="00000e"/>
+        <w:pStyle w:val="00000d"/>
         <w:rPr>
           <w:color w:val="000000"/>
         </w:rPr>
@@ -4717,7 +4203,7 @@
     </w:p>
     <w:p>
       <w:pPr>
-        <w:pStyle w:val="00000e"/>
+        <w:pStyle w:val="00000d"/>
         <w:rPr>
           <w:color w:val="000000"/>
         </w:rPr>
@@ -4749,7 +4235,7 @@
     </w:p>
     <w:p>
       <w:pPr>
-        <w:pStyle w:val="000010"/>
+        <w:pStyle w:val="000008"/>
         <w:rPr>
           <w:color w:val="000000"/>
         </w:rPr>
@@ -4766,7 +4252,7 @@
     </w:p>
     <w:p>
       <w:pPr>
-        <w:pStyle w:val="00000e"/>
+        <w:pStyle w:val="00000d"/>
         <w:rPr>
           <w:color w:val="000000"/>
         </w:rPr>
@@ -4800,7 +4286,7 @@
     </w:p>
     <w:p>
       <w:pPr>
-        <w:pStyle w:val="00000e"/>
+        <w:pStyle w:val="00000d"/>
       </w:pPr>
       <w:bookmarkStart w:id="13" w:name="_Tocxw7nis"/>
       <w:r>
@@ -4822,7 +4308,7 @@
     </w:p>
     <w:p>
       <w:pPr>
-        <w:pStyle w:val="00000e"/>
+        <w:pStyle w:val="00000d"/>
       </w:pPr>
       <w:bookmarkStart w:id="14" w:name="_Toc340ubq"/>
       <w:r>
@@ -4844,7 +4330,7 @@
     </w:p>
     <w:p>
       <w:pPr>
-        <w:pStyle w:val="00000e"/>
+        <w:pStyle w:val="00000d"/>
       </w:pPr>
       <w:bookmarkStart w:id="15" w:name="_Tocz8atqo"/>
       <w:r>
@@ -4923,7 +4409,7 @@
     </w:p>
     <w:p>
       <w:pPr>
-        <w:pStyle w:val="000010"/>
+        <w:pStyle w:val="000008"/>
       </w:pPr>
       <w:bookmarkStart w:id="16" w:name="_Tocbhoq0z"/>
       <w:r>
@@ -4954,7 +4440,7 @@
     </w:p>
     <w:p>
       <w:pPr>
-        <w:pStyle w:val="00000c"/>
+        <w:pStyle w:val="000003"/>
       </w:pPr>
       <w:bookmarkStart w:id="17" w:name="_Tocjsiwr2"/>
       <w:r>
@@ -4967,7 +4453,7 @@
     </w:p>
     <w:p>
       <w:pPr>
-        <w:pStyle w:val="000010"/>
+        <w:pStyle w:val="000008"/>
       </w:pPr>
       <w:bookmarkStart w:id="18" w:name="_Tocxfpd4m"/>
       <w:r>
@@ -4980,7 +4466,7 @@
     </w:p>
     <w:p>
       <w:pPr>
-        <w:pStyle w:val="00000e"/>
+        <w:pStyle w:val="00000d"/>
       </w:pPr>
       <w:bookmarkStart w:id="19" w:name="_Tocfandaf"/>
       <w:r>
@@ -5101,7 +4587,7 @@
     </w:p>
     <w:p>
       <w:pPr>
-        <w:pStyle w:val="00000e"/>
+        <w:pStyle w:val="00000d"/>
       </w:pPr>
       <w:bookmarkStart w:id="20" w:name="_Toc34d55h"/>
       <w:r>
@@ -5698,7 +5184,7 @@
     </w:p>
     <w:p>
       <w:pPr>
-        <w:pStyle w:val="00000e"/>
+        <w:pStyle w:val="00000d"/>
       </w:pPr>
       <w:bookmarkStart w:id="21" w:name="_Tocauvpn9"/>
       <w:r>
@@ -5720,7 +5206,7 @@
     </w:p>
     <w:tbl>
       <w:tblPr>
-        <w:tblStyle w:val="00000d"/>
+        <w:tblStyle w:val="000010"/>
         <w:tblW w:w="0" w:type="auto"/>
         <w:tblLook w:firstRow="1" w:lastRow="0" w:firstColumn="1" w:lastColumn="0" w:noHBand="0" w:noVBand="1" w:val="04A0"/>
       </w:tblPr>
@@ -6934,7 +6420,7 @@
     <w:p/>
     <w:p>
       <w:pPr>
-        <w:pStyle w:val="00000e"/>
+        <w:pStyle w:val="00000d"/>
       </w:pPr>
       <w:bookmarkStart w:id="22" w:name="_Toc70lq9r"/>
       <w:r>
@@ -7045,7 +6531,7 @@
     </w:p>
     <w:p>
       <w:pPr>
-        <w:pStyle w:val="000010"/>
+        <w:pStyle w:val="000008"/>
       </w:pPr>
       <w:bookmarkStart w:id="23" w:name="_Toc17kjpk"/>
       <w:r>
@@ -7067,7 +6553,7 @@
     </w:p>
     <w:p>
       <w:pPr>
-        <w:pStyle w:val="00000e"/>
+        <w:pStyle w:val="00000d"/>
       </w:pPr>
       <w:bookmarkStart w:id="24" w:name="_Toczu0vmd"/>
       <w:r>
@@ -7149,7 +6635,7 @@
     </w:p>
     <w:p>
       <w:pPr>
-        <w:pStyle w:val="00000e"/>
+        <w:pStyle w:val="00000d"/>
       </w:pPr>
       <w:bookmarkStart w:id="25" w:name="_Toc1pp2rk"/>
       <w:r>
@@ -7264,7 +6750,7 @@
     </w:p>
     <w:tbl>
       <w:tblPr>
-        <w:tblStyle w:val="00000d"/>
+        <w:tblStyle w:val="000010"/>
         <w:tblW w:w="0" w:type="auto"/>
         <w:tblLook w:firstRow="1" w:lastRow="0" w:firstColumn="1" w:lastColumn="0" w:noHBand="0" w:noVBand="1" w:val="04A0"/>
       </w:tblPr>
@@ -7545,7 +7031,7 @@
     <w:p/>
     <w:p>
       <w:pPr>
-        <w:pStyle w:val="00000e"/>
+        <w:pStyle w:val="00000d"/>
       </w:pPr>
       <w:bookmarkStart w:id="26" w:name="_Toc4nqxez"/>
       <w:r>
@@ -7615,7 +7101,7 @@
     </w:p>
     <w:p>
       <w:pPr>
-        <w:pStyle w:val="00000e"/>
+        <w:pStyle w:val="00000d"/>
       </w:pPr>
       <w:bookmarkStart w:id="27" w:name="_Tocp0msfv"/>
       <w:r>
@@ -7775,7 +7261,7 @@
     </w:p>
     <w:p>
       <w:pPr>
-        <w:pStyle w:val="00000e"/>
+        <w:pStyle w:val="00000d"/>
       </w:pPr>
       <w:bookmarkStart w:id="28" w:name="_Tocx6kv8d"/>
       <w:r>
@@ -7869,7 +7355,7 @@
     </w:p>
     <w:p>
       <w:pPr>
-        <w:pStyle w:val="00000e"/>
+        <w:pStyle w:val="00000d"/>
       </w:pPr>
       <w:bookmarkStart w:id="29" w:name="_Tocuwv8c8"/>
       <w:r>
@@ -7963,7 +7449,7 @@
     </w:p>
     <w:p>
       <w:pPr>
-        <w:pStyle w:val="00000e"/>
+        <w:pStyle w:val="00000d"/>
       </w:pPr>
       <w:bookmarkStart w:id="30" w:name="_Toc2loigr"/>
       <w:r>
@@ -7985,7 +7471,7 @@
     </w:p>
     <w:tbl>
       <w:tblPr>
-        <w:tblStyle w:val="00000d"/>
+        <w:tblStyle w:val="000010"/>
         <w:tblW w:w="0" w:type="auto"/>
         <w:tblLook w:firstRow="1" w:lastRow="0" w:firstColumn="1" w:lastColumn="0" w:noHBand="0" w:noVBand="1" w:val="04A0"/>
       </w:tblPr>
@@ -8706,7 +8192,7 @@
     <w:p/>
     <w:p>
       <w:pPr>
-        <w:pStyle w:val="000010"/>
+        <w:pStyle w:val="000008"/>
       </w:pPr>
       <w:bookmarkStart w:id="31" w:name="_Tocwr6te2"/>
       <w:r>
@@ -8719,7 +8205,7 @@
     </w:p>
     <w:p>
       <w:pPr>
-        <w:pStyle w:val="00000e"/>
+        <w:pStyle w:val="00000d"/>
       </w:pPr>
       <w:bookmarkStart w:id="32" w:name="_Toc9yua1a"/>
       <w:r>
@@ -8750,7 +8236,7 @@
     </w:p>
     <w:tbl>
       <w:tblPr>
-        <w:tblStyle w:val="00000d"/>
+        <w:tblStyle w:val="000010"/>
         <w:tblW w:w="0" w:type="auto"/>
         <w:tblLook w:firstRow="1" w:lastRow="0" w:firstColumn="1" w:lastColumn="0" w:noHBand="0" w:noVBand="1" w:val="04A0"/>
       </w:tblPr>
@@ -9284,7 +8770,7 @@
     </w:p>
     <w:tbl>
       <w:tblPr>
-        <w:tblStyle w:val="00000d"/>
+        <w:tblStyle w:val="000010"/>
         <w:tblW w:w="0" w:type="auto"/>
         <w:tblLook w:firstRow="1" w:lastRow="0" w:firstColumn="1" w:lastColumn="0" w:noHBand="0" w:noVBand="1" w:val="04A0"/>
       </w:tblPr>
@@ -9755,7 +9241,7 @@
     </w:p>
     <w:tbl>
       <w:tblPr>
-        <w:tblStyle w:val="00000d"/>
+        <w:tblStyle w:val="000010"/>
         <w:tblW w:w="0" w:type="auto"/>
         <w:tblLook w:firstRow="1" w:lastRow="0" w:firstColumn="1" w:lastColumn="0" w:noHBand="0" w:noVBand="1" w:val="04A0"/>
       </w:tblPr>
@@ -10443,7 +9929,7 @@
     </w:p>
     <w:tbl>
       <w:tblPr>
-        <w:tblStyle w:val="00000d"/>
+        <w:tblStyle w:val="000010"/>
         <w:tblW w:w="0" w:type="auto"/>
         <w:tblLook w:firstRow="1" w:lastRow="0" w:firstColumn="1" w:lastColumn="0" w:noHBand="0" w:noVBand="1" w:val="04A0"/>
       </w:tblPr>
@@ -10970,7 +10456,7 @@
     </w:p>
     <w:tbl>
       <w:tblPr>
-        <w:tblStyle w:val="00000d"/>
+        <w:tblStyle w:val="000010"/>
         <w:tblW w:w="0" w:type="auto"/>
         <w:tblLook w:firstRow="1" w:lastRow="0" w:firstColumn="1" w:lastColumn="0" w:noHBand="0" w:noVBand="1" w:val="04A0"/>
       </w:tblPr>
@@ -11448,7 +10934,7 @@
     </w:p>
     <w:tbl>
       <w:tblPr>
-        <w:tblStyle w:val="00000d"/>
+        <w:tblStyle w:val="000010"/>
         <w:tblW w:w="0" w:type="auto"/>
         <w:tblLook w:firstRow="1" w:lastRow="0" w:firstColumn="1" w:lastColumn="0" w:noHBand="0" w:noVBand="1" w:val="04A0"/>
       </w:tblPr>
@@ -12066,7 +11552,7 @@
     </w:p>
     <w:tbl>
       <w:tblPr>
-        <w:tblStyle w:val="00000d"/>
+        <w:tblStyle w:val="000010"/>
         <w:tblW w:w="0" w:type="auto"/>
         <w:tblLook w:firstRow="1" w:lastRow="0" w:firstColumn="1" w:lastColumn="0" w:noHBand="0" w:noVBand="1" w:val="04A0"/>
       </w:tblPr>
@@ -12794,7 +12280,7 @@
     </w:p>
     <w:tbl>
       <w:tblPr>
-        <w:tblStyle w:val="00000d"/>
+        <w:tblStyle w:val="000010"/>
         <w:tblW w:w="0" w:type="auto"/>
         <w:tblLook w:firstRow="1" w:lastRow="0" w:firstColumn="1" w:lastColumn="0" w:noHBand="0" w:noVBand="1" w:val="04A0"/>
       </w:tblPr>
@@ -13559,7 +13045,7 @@
     </w:p>
     <w:tbl>
       <w:tblPr>
-        <w:tblStyle w:val="00000d"/>
+        <w:tblStyle w:val="000010"/>
         <w:tblW w:w="0" w:type="auto"/>
         <w:tblLook w:firstRow="1" w:lastRow="0" w:firstColumn="1" w:lastColumn="0" w:noHBand="0" w:noVBand="1" w:val="04A0"/>
       </w:tblPr>
@@ -14134,7 +13620,7 @@
     </w:p>
     <w:tbl>
       <w:tblPr>
-        <w:tblStyle w:val="00000d"/>
+        <w:tblStyle w:val="000010"/>
         <w:tblW w:w="0" w:type="auto"/>
         <w:tblLook w:firstRow="1" w:lastRow="0" w:firstColumn="1" w:lastColumn="0" w:noHBand="0" w:noVBand="1" w:val="04A0"/>
       </w:tblPr>
@@ -14710,7 +14196,7 @@
     </w:p>
     <w:tbl>
       <w:tblPr>
-        <w:tblStyle w:val="00000d"/>
+        <w:tblStyle w:val="000010"/>
         <w:tblW w:w="0" w:type="auto"/>
         <w:tblLook w:firstRow="1" w:lastRow="0" w:firstColumn="1" w:lastColumn="0" w:noHBand="0" w:noVBand="1" w:val="04A0"/>
       </w:tblPr>
@@ -15209,7 +14695,7 @@
     </w:p>
     <w:tbl>
       <w:tblPr>
-        <w:tblStyle w:val="00000d"/>
+        <w:tblStyle w:val="000010"/>
         <w:tblW w:w="0" w:type="auto"/>
         <w:tblLook w:firstRow="1" w:lastRow="0" w:firstColumn="1" w:lastColumn="0" w:noHBand="0" w:noVBand="1" w:val="04A0"/>
       </w:tblPr>
@@ -15806,7 +15292,7 @@
     </w:p>
     <w:tbl>
       <w:tblPr>
-        <w:tblStyle w:val="00000d"/>
+        <w:tblStyle w:val="000010"/>
         <w:tblW w:w="0" w:type="auto"/>
         <w:tblLook w:firstRow="1" w:lastRow="0" w:firstColumn="1" w:lastColumn="0" w:noHBand="0" w:noVBand="1" w:val="04A0"/>
       </w:tblPr>
@@ -16431,7 +15917,7 @@
     </w:p>
     <w:tbl>
       <w:tblPr>
-        <w:tblStyle w:val="00000d"/>
+        <w:tblStyle w:val="000010"/>
         <w:tblW w:w="0" w:type="auto"/>
         <w:tblLook w:firstRow="1" w:lastRow="0" w:firstColumn="1" w:lastColumn="0" w:noHBand="0" w:noVBand="1" w:val="04A0"/>
       </w:tblPr>
@@ -17277,7 +16763,7 @@
     <w:p/>
     <w:p>
       <w:pPr>
-        <w:pStyle w:val="00000e"/>
+        <w:pStyle w:val="00000d"/>
       </w:pPr>
       <w:bookmarkStart w:id="33" w:name="_Tocjp1sbb"/>
       <w:r>
@@ -17290,7 +16776,7 @@
     </w:p>
     <w:p>
       <w:pPr>
-        <w:pStyle w:val="00000e"/>
+        <w:pStyle w:val="00000d"/>
         <w:pBdr/>
         <w:ind/>
       </w:pPr>
@@ -17334,14 +16820,14 @@
     </w:p>
     <w:p>
       <w:pPr>
-        <w:pStyle w:val="00000e"/>
+        <w:pStyle w:val="00000d"/>
         <w:pBdr/>
         <w:ind/>
       </w:pPr>
     </w:p>
     <w:p>
       <w:pPr>
-        <w:pStyle w:val="00000e"/>
+        <w:pStyle w:val="00000d"/>
         <w:pBdr/>
         <w:ind/>
         <w:rPr>
@@ -17352,7 +16838,7 @@
     </w:p>
     <w:p>
       <w:pPr>
-        <w:pStyle w:val="00000e"/>
+        <w:pStyle w:val="00000d"/>
         <w:pBdr/>
         <w:ind/>
         <w:rPr>
@@ -17362,7 +16848,7 @@
     </w:p>
     <w:p>
       <w:pPr>
-        <w:pStyle w:val="00000e"/>
+        <w:pStyle w:val="00000d"/>
         <w:pBdr/>
         <w:ind/>
         <w:rPr>
@@ -17372,7 +16858,7 @@
     </w:p>
     <w:p>
       <w:pPr>
-        <w:pStyle w:val="00000e"/>
+        <w:pStyle w:val="00000d"/>
         <w:pBdr/>
         <w:ind/>
         <w:rPr>
@@ -17382,7 +16868,7 @@
     </w:p>
     <w:p>
       <w:pPr>
-        <w:pStyle w:val="00000e"/>
+        <w:pStyle w:val="00000d"/>
       </w:pPr>
       <w:r>
         <w:rPr>
@@ -17412,7 +16898,7 @@
     </w:p>
     <w:tbl>
       <w:tblPr>
-        <w:tblStyle w:val="00000d"/>
+        <w:tblStyle w:val="000010"/>
         <w:tblW w:w="0" w:type="auto"/>
         <w:tblLook w:firstRow="1" w:lastRow="0" w:firstColumn="1" w:lastColumn="0" w:noHBand="0" w:noVBand="1" w:val="04A0"/>
       </w:tblPr>
@@ -17658,7 +17144,7 @@
     </w:p>
     <w:tbl>
       <w:tblPr>
-        <w:tblStyle w:val="00000d"/>
+        <w:tblStyle w:val="000010"/>
         <w:tblW w:w="0" w:type="auto"/>
         <w:tblLook w:firstRow="1" w:lastRow="0" w:firstColumn="1" w:lastColumn="0" w:noHBand="0" w:noVBand="1" w:val="04A0"/>
       </w:tblPr>
@@ -17977,7 +17463,7 @@
     <w:p/>
     <w:p>
       <w:pPr>
-        <w:pStyle w:val="00000c"/>
+        <w:pStyle w:val="000003"/>
       </w:pPr>
       <w:bookmarkStart w:id="36" w:name="_Tocb00zis"/>
       <w:r>
@@ -17991,7 +17477,7 @@
     </w:p>
     <w:p>
       <w:pPr>
-        <w:pStyle w:val="000010"/>
+        <w:pStyle w:val="000008"/>
       </w:pPr>
       <w:bookmarkStart w:id="37" w:name="_Tocc3uz4w"/>
       <w:r>
@@ -18023,7 +17509,7 @@
     </w:p>
     <w:tbl>
       <w:tblPr>
-        <w:tblStyle w:val="00000d"/>
+        <w:tblStyle w:val="000010"/>
         <w:tblW w:w="0" w:type="auto"/>
         <w:tblLook w:firstRow="1" w:lastRow="0" w:firstColumn="1" w:lastColumn="0" w:noHBand="0" w:noVBand="1" w:val="04A0"/>
       </w:tblPr>
@@ -18187,7 +17673,6 @@
         <w:ind/>
       </w:pPr>
       <w:r>
-        <w:rPr/>
         <w:drawing>
           <wp:inline distT="0" distB="0" distL="0" distR="0">
             <wp:extent cx="2864485" cy="1764699"/>
@@ -18253,12 +17738,10 @@
         <w:ind/>
       </w:pPr>
     </w:p>
-    <w:p>
-      <w:pPr/>
-    </w:p>
+    <w:p/>
     <w:p>
       <w:pPr>
-        <w:pStyle w:val="000010"/>
+        <w:pStyle w:val="000008"/>
       </w:pPr>
       <w:bookmarkStart w:id="38" w:name="_Toc3nkg3t"/>
       <w:r>
@@ -18409,7 +17892,7 @@
     </w:p>
     <w:tbl>
       <w:tblPr>
-        <w:tblStyle w:val="00000d"/>
+        <w:tblStyle w:val="000010"/>
         <w:tblW w:w="0" w:type="auto"/>
         <w:tblLook w:firstRow="1" w:lastRow="0" w:firstColumn="1" w:lastColumn="0" w:noHBand="0" w:noVBand="1" w:val="04A0"/>
       </w:tblPr>
@@ -18834,7 +18317,7 @@
     </w:p>
     <w:tbl>
       <w:tblPr>
-        <w:tblStyle w:val="00000d"/>
+        <w:tblStyle w:val="000010"/>
         <w:tblW w:w="0" w:type="auto"/>
         <w:tblLook w:firstRow="1" w:lastRow="0" w:firstColumn="1" w:lastColumn="0" w:noHBand="0" w:noVBand="1" w:val="04A0"/>
       </w:tblPr>
@@ -19153,7 +18636,7 @@
     <w:p/>
     <w:p>
       <w:pPr>
-        <w:pStyle w:val="000010"/>
+        <w:pStyle w:val="000008"/>
       </w:pPr>
       <w:bookmarkStart w:id="39" w:name="_Toc9w8gsv"/>
       <w:r>
@@ -19176,7 +18659,7 @@
     </w:p>
     <w:tbl>
       <w:tblPr>
-        <w:tblStyle w:val="00000d"/>
+        <w:tblStyle w:val="000010"/>
         <w:tblW w:w="0" w:type="auto"/>
         <w:tblLook w:firstRow="1" w:lastRow="0" w:firstColumn="1" w:lastColumn="0" w:noHBand="0" w:noVBand="1" w:val="04A0"/>
       </w:tblPr>
@@ -19413,7 +18896,7 @@
     <w:p/>
     <w:p>
       <w:pPr>
-        <w:pStyle w:val="000010"/>
+        <w:pStyle w:val="000008"/>
       </w:pPr>
       <w:bookmarkStart w:id="40" w:name="_Toc69ueiu"/>
       <w:r>
@@ -19436,7 +18919,7 @@
     </w:p>
     <w:tbl>
       <w:tblPr>
-        <w:tblStyle w:val="00000d"/>
+        <w:tblStyle w:val="000010"/>
         <w:tblW w:w="0" w:type="auto"/>
         <w:tblLook w:firstRow="1" w:lastRow="0" w:firstColumn="1" w:lastColumn="0" w:noHBand="0" w:noVBand="1" w:val="04A0"/>
       </w:tblPr>
@@ -19572,7 +19055,7 @@
     <w:p/>
     <w:p>
       <w:pPr>
-        <w:pStyle w:val="000010"/>
+        <w:pStyle w:val="000008"/>
       </w:pPr>
       <w:bookmarkStart w:id="41" w:name="_Tocdsde9p"/>
       <w:r>
@@ -19732,7 +19215,7 @@
     </w:p>
     <w:p>
       <w:pPr>
-        <w:pStyle w:val="000010"/>
+        <w:pStyle w:val="000008"/>
       </w:pPr>
       <w:bookmarkStart w:id="42" w:name="_Toc2d4stj"/>
       <w:r>
@@ -19755,7 +19238,7 @@
     </w:p>
     <w:tbl>
       <w:tblPr>
-        <w:tblStyle w:val="00000d"/>
+        <w:tblStyle w:val="000010"/>
         <w:tblW w:w="0" w:type="auto"/>
         <w:tblLook w:firstRow="1" w:lastRow="0" w:firstColumn="1" w:lastColumn="0" w:noHBand="0" w:noVBand="1" w:val="04A0"/>
       </w:tblPr>
@@ -19996,7 +19479,7 @@
     <w:p/>
     <w:p>
       <w:pPr>
-        <w:pStyle w:val="00000c"/>
+        <w:pStyle w:val="000003"/>
       </w:pPr>
       <w:bookmarkStart w:id="43" w:name="_Tocxgcdrt"/>
       <w:r>
@@ -20009,7 +19492,7 @@
     </w:p>
     <w:p>
       <w:pPr>
-        <w:pStyle w:val="000010"/>
+        <w:pStyle w:val="000008"/>
       </w:pPr>
       <w:bookmarkStart w:id="44" w:name="_Toc6orpuq"/>
       <w:r>
@@ -20102,7 +19585,7 @@
     </w:p>
     <w:p>
       <w:pPr>
-        <w:pStyle w:val="000010"/>
+        <w:pStyle w:val="000008"/>
       </w:pPr>
       <w:bookmarkStart w:id="45" w:name="_Tocqvpl8c"/>
       <w:r>
@@ -20124,14 +19607,14 @@
     </w:p>
     <w:p>
       <w:pPr>
-        <w:pStyle w:val="00000e"/>
+        <w:pStyle w:val="00000d"/>
         <w:pBdr/>
         <w:ind/>
       </w:pPr>
     </w:p>
     <w:p>
       <w:pPr>
-        <w:pStyle w:val="00000e"/>
+        <w:pStyle w:val="00000d"/>
       </w:pPr>
       <w:bookmarkStart w:id="46" w:name="_Toccusuj1"/>
       <w:r>
@@ -20144,7 +19627,7 @@
     </w:p>
     <w:tbl>
       <w:tblPr>
-        <w:tblStyle w:val="00000d"/>
+        <w:tblStyle w:val="000010"/>
         <w:tblW w:w="0" w:type="auto"/>
         <w:tblLook w:firstRow="1" w:lastRow="0" w:firstColumn="1" w:lastColumn="0" w:noHBand="0" w:noVBand="1" w:val="04A0"/>
       </w:tblPr>
@@ -20810,7 +20293,7 @@
     </w:p>
     <w:p>
       <w:pPr>
-        <w:pStyle w:val="00000e"/>
+        <w:pStyle w:val="00000d"/>
       </w:pPr>
       <w:bookmarkStart w:id="47" w:name="_Tocwfnyri"/>
       <w:r>
@@ -20823,7 +20306,7 @@
     </w:p>
     <w:tbl>
       <w:tblPr>
-        <w:tblStyle w:val="00000d"/>
+        <w:tblStyle w:val="000010"/>
         <w:tblW w:w="0" w:type="auto"/>
         <w:tblLook w:firstRow="1" w:lastRow="0" w:firstColumn="1" w:lastColumn="0" w:noHBand="0" w:noVBand="1" w:val="04A0"/>
       </w:tblPr>
@@ -21342,7 +20825,7 @@
     <w:p/>
     <w:p>
       <w:pPr>
-        <w:pStyle w:val="00000e"/>
+        <w:pStyle w:val="00000d"/>
       </w:pPr>
       <w:bookmarkStart w:id="48" w:name="_Tochks549"/>
       <w:r>
@@ -21355,7 +20838,7 @@
     </w:p>
     <w:tbl>
       <w:tblPr>
-        <w:tblStyle w:val="00000d"/>
+        <w:tblStyle w:val="000010"/>
         <w:tblW w:w="0" w:type="auto"/>
         <w:tblLook w:firstRow="1" w:lastRow="0" w:firstColumn="1" w:lastColumn="0" w:noHBand="0" w:noVBand="1" w:val="04A0"/>
       </w:tblPr>
@@ -21998,7 +21481,7 @@
     </w:p>
     <w:p>
       <w:pPr>
-        <w:pStyle w:val="00000e"/>
+        <w:pStyle w:val="00000d"/>
       </w:pPr>
       <w:bookmarkStart w:id="49" w:name="_Toc89bi87"/>
       <w:r>
@@ -22011,7 +21494,7 @@
     </w:p>
     <w:tbl>
       <w:tblPr>
-        <w:tblStyle w:val="00000d"/>
+        <w:tblStyle w:val="000010"/>
         <w:tblW w:w="0" w:type="auto"/>
         <w:tblLook w:firstRow="1" w:lastRow="0" w:firstColumn="1" w:lastColumn="0" w:noHBand="0" w:noVBand="1" w:val="04A0"/>
       </w:tblPr>
@@ -22508,7 +21991,7 @@
     </w:p>
     <w:p>
       <w:pPr>
-        <w:pStyle w:val="00000e"/>
+        <w:pStyle w:val="00000d"/>
       </w:pPr>
       <w:bookmarkStart w:id="50" w:name="_Tocpo2abo"/>
       <w:r>
@@ -22521,7 +22004,7 @@
     </w:p>
     <w:tbl>
       <w:tblPr>
-        <w:tblStyle w:val="00000d"/>
+        <w:tblStyle w:val="000010"/>
         <w:tblW w:w="0" w:type="auto"/>
         <w:tblLook w:firstRow="1" w:lastRow="0" w:firstColumn="1" w:lastColumn="0" w:noHBand="0" w:noVBand="1" w:val="04A0"/>
       </w:tblPr>
@@ -23765,7 +23248,7 @@
     </w:p>
     <w:p>
       <w:pPr>
-        <w:pStyle w:val="00000e"/>
+        <w:pStyle w:val="00000d"/>
       </w:pPr>
       <w:bookmarkStart w:id="51" w:name="_Toczfoflf"/>
       <w:r>
@@ -23778,7 +23261,7 @@
     </w:p>
     <w:tbl>
       <w:tblPr>
-        <w:tblStyle w:val="00000d"/>
+        <w:tblStyle w:val="000010"/>
         <w:tblW w:w="0" w:type="auto"/>
         <w:tblLook w:firstRow="1" w:lastRow="0" w:firstColumn="1" w:lastColumn="0" w:noHBand="0" w:noVBand="1" w:val="04A0"/>
       </w:tblPr>
@@ -24250,7 +23733,7 @@
     </w:p>
     <w:p>
       <w:pPr>
-        <w:pStyle w:val="00000e"/>
+        <w:pStyle w:val="00000d"/>
       </w:pPr>
       <w:bookmarkStart w:id="52" w:name="_Toc35jg79"/>
       <w:r>
@@ -24263,7 +23746,7 @@
     </w:p>
     <w:tbl>
       <w:tblPr>
-        <w:tblStyle w:val="00000d"/>
+        <w:tblStyle w:val="000010"/>
         <w:tblW w:w="0" w:type="auto"/>
         <w:tblLook w:firstRow="1" w:lastRow="0" w:firstColumn="1" w:lastColumn="0" w:noHBand="0" w:noVBand="1" w:val="04A0"/>
       </w:tblPr>
@@ -24711,7 +24194,7 @@
     <w:p/>
     <w:p>
       <w:pPr>
-        <w:pStyle w:val="00000e"/>
+        <w:pStyle w:val="00000d"/>
       </w:pPr>
       <w:bookmarkStart w:id="53" w:name="_Tocz26xcs"/>
       <w:r>
@@ -24724,7 +24207,7 @@
     </w:p>
     <w:tbl>
       <w:tblPr>
-        <w:tblStyle w:val="00000d"/>
+        <w:tblStyle w:val="000010"/>
         <w:tblW w:w="0" w:type="auto"/>
         <w:tblLook w:firstRow="1" w:lastRow="0" w:firstColumn="1" w:lastColumn="0" w:noHBand="0" w:noVBand="1" w:val="04A0"/>
       </w:tblPr>
@@ -24990,6 +24473,49 @@
 </file>
 
 <file path=word/footer1.xml><?xml version="1.0" encoding="utf-8"?>
+<w:ftr xmlns:w="http://schemas.openxmlformats.org/wordprocessingml/2006/main">
+  <w:sdt>
+    <w:sdtPr>
+      <w:id w:val="327220571"/>
+      <w:showingPlcHdr w:val="0"/>
+      <w:docPartObj>
+        <w:docPartGallery w:val="Page Numbers (Bottom of Page)"/>
+        <w:docPartUnique w:val="1"/>
+      </w:docPartObj>
+    </w:sdtPr>
+    <w:sdtContent>
+      <w:p>
+        <w:pPr>
+          <w:framePr w:wrap="none" w:hAnchor="margin" w:vAnchor="text" w:xAlign="center" w:y="1"/>
+        </w:pPr>
+        <w:r>
+          <w:fldChar w:fldCharType="begin"/>
+        </w:r>
+        <w:r>
+          <w:instrText>PAGE</w:instrText>
+        </w:r>
+        <w:r>
+          <w:fldChar w:fldCharType="separate"/>
+        </w:r>
+        <w:r>
+          <w:t>1</w:t>
+        </w:r>
+        <w:r>
+          <w:fldChar w:fldCharType="end"/>
+        </w:r>
+      </w:p>
+    </w:sdtContent>
+  </w:sdt>
+  <w:p>
+    <w:pPr>
+      <w:pStyle w:val="000011"/>
+      <w:jc w:val="left"/>
+    </w:pPr>
+  </w:p>
+</w:ftr>
+</file>
+
+<file path=word/footer2.xml><?xml version="1.0" encoding="utf-8"?>
 <w:ftr xmlns:w="http://schemas.openxmlformats.org/wordprocessingml/2006/main">
   <w:sdt>
     <w:sdtPr>
@@ -25025,50 +24551,7 @@
   </w:sdt>
   <w:p>
     <w:pPr>
-      <w:pStyle w:val="000003"/>
-      <w:jc w:val="left"/>
-    </w:pPr>
-  </w:p>
-</w:ftr>
-</file>
-
-<file path=word/footer2.xml><?xml version="1.0" encoding="utf-8"?>
-<w:ftr xmlns:w="http://schemas.openxmlformats.org/wordprocessingml/2006/main">
-  <w:sdt>
-    <w:sdtPr>
-      <w:id w:val="327220571"/>
-      <w:showingPlcHdr w:val="0"/>
-      <w:docPartObj>
-        <w:docPartGallery w:val="Page Numbers (Bottom of Page)"/>
-        <w:docPartUnique w:val="1"/>
-      </w:docPartObj>
-    </w:sdtPr>
-    <w:sdtContent>
-      <w:p>
-        <w:pPr>
-          <w:framePr w:wrap="none" w:hAnchor="margin" w:vAnchor="text" w:xAlign="center" w:y="1"/>
-        </w:pPr>
-        <w:r>
-          <w:fldChar w:fldCharType="begin"/>
-        </w:r>
-        <w:r>
-          <w:instrText>PAGE</w:instrText>
-        </w:r>
-        <w:r>
-          <w:fldChar w:fldCharType="separate"/>
-        </w:r>
-        <w:r>
-          <w:t>1</w:t>
-        </w:r>
-        <w:r>
-          <w:fldChar w:fldCharType="end"/>
-        </w:r>
-      </w:p>
-    </w:sdtContent>
-  </w:sdt>
-  <w:p>
-    <w:pPr>
-      <w:pStyle w:val="000003"/>
+      <w:pStyle w:val="000011"/>
       <w:jc w:val="left"/>
     </w:pPr>
   </w:p>
@@ -25111,7 +24594,7 @@
   </w:sdt>
   <w:p>
     <w:pPr>
-      <w:pStyle w:val="000003"/>
+      <w:pStyle w:val="000011"/>
       <w:jc w:val="left"/>
     </w:pPr>
   </w:p>
@@ -25154,7 +24637,7 @@
   </w:sdt>
   <w:p>
     <w:pPr>
-      <w:pStyle w:val="000003"/>
+      <w:pStyle w:val="000011"/>
       <w:jc w:val="center"/>
       <w:rPr>
         <w:rFonts w:ascii="宋体" w:hAnsi="宋体"/>
@@ -25174,7 +24657,7 @@
 <w:hdr xmlns:w="http://schemas.openxmlformats.org/wordprocessingml/2006/main">
   <w:p>
     <w:pPr>
-      <w:pStyle w:val="000005"/>
+      <w:pStyle w:val="000007"/>
       <w:jc w:val="left"/>
     </w:pPr>
   </w:p>
@@ -25185,7 +24668,7 @@
 <w:hdr xmlns:w="http://schemas.openxmlformats.org/wordprocessingml/2006/main">
   <w:p>
     <w:pPr>
-      <w:pStyle w:val="000005"/>
+      <w:pStyle w:val="000007"/>
       <w:jc w:val="left"/>
     </w:pPr>
   </w:p>
@@ -25196,7 +24679,7 @@
 <w:hdr xmlns:w="http://schemas.openxmlformats.org/wordprocessingml/2006/main">
   <w:p>
     <w:pPr>
-      <w:pStyle w:val="000005"/>
+      <w:pStyle w:val="000007"/>
       <w:pBdr>
         <w:bottom w:val="none" w:color="auto" w:sz="0" w:space="0"/>
       </w:pBdr>
@@ -25209,7 +24692,7 @@
 <w:hdr xmlns:w="http://schemas.openxmlformats.org/wordprocessingml/2006/main">
   <w:p>
     <w:pPr>
-      <w:pStyle w:val="000005"/>
+      <w:pStyle w:val="000007"/>
     </w:pPr>
     <w:r>
       <w:rPr>
@@ -25232,284 +24715,311 @@
     <w:pPrDefault/>
   </w:docDefaults>
   <w:latentStyles w:defLockedState="0" w:defUIPriority="99" w:defSemiHidden="1" w:defUnhideWhenUsed="1" w:defQFormat="0" w:count="260">
+    <w:lsdException w:name="toc 4" w:uiPriority="0" w:semiHidden="0" w:unhideWhenUsed="0"/>
+    <w:lsdException w:name="heading 5" w:uiPriority="0" w:qFormat="1"/>
+    <w:lsdException w:name="toc 9" w:uiPriority="0" w:semiHidden="0" w:unhideWhenUsed="0"/>
+    <w:lsdException w:name="List Continue 3" w:uiPriority="0" w:semiHidden="0" w:unhideWhenUsed="0"/>
+    <w:lsdException w:name="List Continue 2" w:uiPriority="0" w:semiHidden="0" w:unhideWhenUsed="0"/>
+    <w:lsdException w:name="Table Web 2" w:uiPriority="0" w:semiHidden="0" w:unhideWhenUsed="0"/>
+    <w:lsdException w:name="Normal Indent" w:uiPriority="0" w:semiHidden="0" w:unhideWhenUsed="0"/>
+    <w:lsdException w:name="Table Web 3" w:uiPriority="0" w:semiHidden="0" w:unhideWhenUsed="0"/>
+    <w:lsdException w:name="header" w:uiPriority="0" w:semiHidden="0" w:unhideWhenUsed="0" w:qFormat="1"/>
+    <w:lsdException w:name="Medium Shading 1 Accent 4" w:uiPriority="63" w:semiHidden="0" w:unhideWhenUsed="0"/>
+    <w:lsdException w:name="Medium Grid 1 Accent 1" w:uiPriority="67" w:semiHidden="0" w:unhideWhenUsed="0"/>
+    <w:lsdException w:name="Colorful Shading Accent 4" w:uiPriority="71" w:semiHidden="0" w:unhideWhenUsed="0"/>
+    <w:lsdException w:name="Hyperlink" w:uiPriority="99" w:semiHidden="0" w:unhideWhenUsed="0" w:qFormat="1"/>
+    <w:lsdException w:name="Medium Grid 1 Accent 5" w:uiPriority="67" w:semiHidden="0" w:unhideWhenUsed="0"/>
+    <w:lsdException w:name="Medium List 1 Accent 4" w:uiPriority="65" w:semiHidden="0" w:unhideWhenUsed="0"/>
+    <w:lsdException w:name="Colorful Grid Accent 3" w:uiPriority="73" w:semiHidden="0" w:unhideWhenUsed="0"/>
+    <w:lsdException w:name="Colorful Shading Accent 5" w:uiPriority="71" w:semiHidden="0" w:unhideWhenUsed="0"/>
+    <w:lsdException w:name="Medium List 1 Accent 5" w:uiPriority="65" w:semiHidden="0" w:unhideWhenUsed="0"/>
+    <w:lsdException w:name="Colorful Grid Accent 4" w:uiPriority="73" w:semiHidden="0" w:unhideWhenUsed="0"/>
+    <w:lsdException w:name="Colorful Shading Accent 1" w:uiPriority="71" w:semiHidden="0" w:unhideWhenUsed="0"/>
+    <w:lsdException w:name="Colorful Shading Accent 2" w:uiPriority="71" w:semiHidden="0" w:unhideWhenUsed="0"/>
+    <w:lsdException w:name="Table Classic 1" w:uiPriority="0" w:semiHidden="0" w:unhideWhenUsed="0"/>
+    <w:lsdException w:name="Dark List Accent 2" w:uiPriority="70" w:semiHidden="0" w:unhideWhenUsed="0"/>
+    <w:lsdException w:name="Light Grid Accent 2" w:uiPriority="62" w:semiHidden="0" w:unhideWhenUsed="0"/>
+    <w:lsdException w:name="Colorful List Accent 1" w:uiPriority="72" w:semiHidden="0" w:unhideWhenUsed="0"/>
+    <w:lsdException w:name="Light Grid Accent 3" w:uiPriority="62" w:semiHidden="0" w:unhideWhenUsed="0"/>
+    <w:lsdException w:name="Medium Grid 1 Accent 6" w:uiPriority="67" w:semiHidden="0" w:unhideWhenUsed="0"/>
+    <w:lsdException w:name="Colorful Shading" w:uiPriority="71" w:semiHidden="0" w:unhideWhenUsed="0"/>
+    <w:lsdException w:name="Colorful List Accent 5" w:uiPriority="72" w:semiHidden="0" w:unhideWhenUsed="0"/>
+    <w:lsdException w:name="Medium List 1 Accent 1" w:uiPriority="65" w:semiHidden="0" w:unhideWhenUsed="0"/>
+    <w:lsdException w:name="Light Shading Accent 2" w:uiPriority="60" w:semiHidden="0" w:unhideWhenUsed="0"/>
+    <w:lsdException w:name="Light Grid Accent 5" w:uiPriority="62" w:semiHidden="0" w:unhideWhenUsed="0"/>
+    <w:lsdException w:name="Medium List 1 Accent 2" w:uiPriority="65" w:semiHidden="0" w:unhideWhenUsed="0"/>
+    <w:lsdException w:name="Colorful List Accent 6" w:uiPriority="72" w:semiHidden="0" w:unhideWhenUsed="0"/>
+    <w:lsdException w:name="Title" w:uiPriority="0" w:semiHidden="0" w:unhideWhenUsed="0" w:qFormat="1"/>
+    <w:lsdException w:name="index 3" w:uiPriority="0" w:semiHidden="0" w:unhideWhenUsed="0"/>
+    <w:lsdException w:name="Document Map" w:uiPriority="0" w:semiHidden="0" w:unhideWhenUsed="0"/>
+    <w:lsdException w:name="index 9" w:uiPriority="0" w:semiHidden="0" w:unhideWhenUsed="0"/>
+    <w:lsdException w:name="Table Colorful 1" w:uiPriority="0" w:semiHidden="0" w:unhideWhenUsed="0"/>
+    <w:lsdException w:name="index 6" w:uiPriority="0" w:semiHidden="0" w:unhideWhenUsed="0"/>
+    <w:lsdException w:name="Dark List Accent 6" w:uiPriority="70" w:semiHidden="0" w:unhideWhenUsed="0"/>
+    <w:lsdException w:name="index 2" w:uiPriority="0" w:semiHidden="0" w:unhideWhenUsed="0"/>
+    <w:lsdException w:name="List 5" w:uiPriority="0" w:semiHidden="0" w:unhideWhenUsed="0"/>
+    <w:lsdException w:name="Medium Shading 1 Accent 1" w:uiPriority="63" w:semiHidden="0" w:unhideWhenUsed="0"/>
+    <w:lsdException w:name="Table Subtle 2" w:uiPriority="0" w:semiHidden="0" w:unhideWhenUsed="0"/>
+    <w:lsdException w:name="List 2" w:uiPriority="0" w:semiHidden="0" w:unhideWhenUsed="0"/>
+    <w:lsdException w:name="HTML Preformatted" w:uiPriority="0" w:semiHidden="0" w:unhideWhenUsed="0"/>
+    <w:lsdException w:name="Block Text" w:uiPriority="0" w:semiHidden="0" w:unhideWhenUsed="0"/>
+    <w:lsdException w:name="HTML Sample" w:uiPriority="0" w:semiHidden="0" w:unhideWhenUsed="0"/>
+    <w:lsdException w:name="List 3" w:uiPriority="0" w:semiHidden="0" w:unhideWhenUsed="0"/>
+    <w:lsdException w:name="heading 6" w:uiPriority="0" w:qFormat="1"/>
+    <w:lsdException w:name="Table Grid 4" w:uiPriority="0" w:semiHidden="0" w:unhideWhenUsed="0"/>
+    <w:lsdException w:name="heading 7" w:uiPriority="0" w:qFormat="1"/>
+    <w:lsdException w:name="Light List Accent 4" w:uiPriority="61" w:semiHidden="0" w:unhideWhenUsed="0"/>
+    <w:lsdException w:name="footnote reference" w:uiPriority="0" w:semiHidden="0" w:unhideWhenUsed="0"/>
+    <w:lsdException w:name="heading 1" w:uiPriority="0" w:semiHidden="0" w:unhideWhenUsed="0" w:qFormat="1"/>
+    <w:lsdException w:name="List Continue 5" w:uiPriority="0" w:semiHidden="0" w:unhideWhenUsed="0"/>
+    <w:lsdException w:name="Medium Shading 1 Accent 5" w:uiPriority="63" w:semiHidden="0" w:unhideWhenUsed="0"/>
+    <w:lsdException w:name="Closing" w:uiPriority="0" w:semiHidden="0" w:unhideWhenUsed="0"/>
+    <w:lsdException w:name="Table Grid 1" w:uiPriority="0" w:semiHidden="0" w:unhideWhenUsed="0"/>
+    <w:lsdException w:name="heading 2" w:uiPriority="0" w:qFormat="1"/>
+    <w:lsdException w:name="Medium Grid 1 Accent 2" w:uiPriority="67" w:semiHidden="0" w:unhideWhenUsed="0"/>
+    <w:lsdException w:name="List Number" w:uiPriority="0" w:semiHidden="0" w:unhideWhenUsed="0"/>
     <w:lsdException w:name="Colorful Shading Accent 6" w:uiPriority="71" w:semiHidden="0" w:unhideWhenUsed="0"/>
+    <w:lsdException w:name="Colorful Grid Accent 1" w:uiPriority="73" w:semiHidden="0" w:unhideWhenUsed="0"/>
+    <w:lsdException w:name="Medium Grid 1 Accent 3" w:uiPriority="67" w:semiHidden="0" w:unhideWhenUsed="0"/>
+    <w:lsdException w:name="HTML Cite" w:uiPriority="0" w:semiHidden="0" w:unhideWhenUsed="0"/>
+    <w:lsdException w:name="Colorful Grid Accent 5" w:uiPriority="73" w:semiHidden="0" w:unhideWhenUsed="0"/>
+    <w:lsdException w:name="toa heading" w:uiPriority="0" w:semiHidden="0" w:unhideWhenUsed="0"/>
+    <w:lsdException w:name="Medium Grid 3 Accent 1" w:uiPriority="69" w:semiHidden="0" w:unhideWhenUsed="0"/>
+    <w:lsdException w:name="Colorful Shading Accent 3" w:uiPriority="71" w:semiHidden="0" w:unhideWhenUsed="0"/>
+    <w:lsdException w:name="Colorful Grid Accent 6" w:uiPriority="73" w:semiHidden="0" w:unhideWhenUsed="0"/>
+    <w:lsdException w:name="envelope return" w:uiPriority="0" w:semiHidden="0" w:unhideWhenUsed="0"/>
+    <w:lsdException w:name="Medium Shading 2" w:uiPriority="64" w:semiHidden="0" w:unhideWhenUsed="0"/>
+    <w:lsdException w:name="Medium List 2 Accent 6" w:uiPriority="66" w:semiHidden="0" w:unhideWhenUsed="0"/>
+    <w:lsdException w:name="Plain Text" w:uiPriority="0" w:semiHidden="0" w:unhideWhenUsed="0"/>
+    <w:lsdException w:name="Medium List 2 Accent 1" w:uiPriority="66" w:semiHidden="0" w:unhideWhenUsed="0"/>
+    <w:lsdException w:name="Dark List Accent 3" w:uiPriority="70" w:semiHidden="0" w:unhideWhenUsed="0"/>
+    <w:lsdException w:name="Medium List 1 Accent 6" w:uiPriority="65" w:semiHidden="0" w:unhideWhenUsed="0"/>
+    <w:lsdException w:name="Light Shading Accent 3" w:uiPriority="60" w:semiHidden="0" w:unhideWhenUsed="0"/>
+    <w:lsdException w:name="Salutation" w:uiPriority="0" w:semiHidden="0" w:unhideWhenUsed="0"/>
+    <w:lsdException w:name="Medium List 1 Accent 3" w:uiPriority="65" w:semiHidden="0" w:unhideWhenUsed="0"/>
+    <w:lsdException w:name="Light Shading Accent 4" w:uiPriority="60" w:semiHidden="0" w:unhideWhenUsed="0"/>
+    <w:lsdException w:name="annotation subject" w:uiPriority="0" w:semiHidden="0" w:unhideWhenUsed="0"/>
+    <w:lsdException w:name="Table Columns 3" w:uiPriority="0" w:semiHidden="0" w:unhideWhenUsed="0"/>
+    <w:lsdException w:name="Table Columns 2" w:uiPriority="0" w:semiHidden="0" w:unhideWhenUsed="0"/>
+    <w:lsdException w:name="index 1" w:uiPriority="0" w:semiHidden="0" w:unhideWhenUsed="0"/>
+    <w:lsdException w:name="index 7" w:uiPriority="0" w:semiHidden="0" w:unhideWhenUsed="0"/>
+    <w:lsdException w:name="Light List Accent 6" w:uiPriority="61" w:semiHidden="0" w:unhideWhenUsed="0"/>
+    <w:lsdException w:name="List Number 3" w:uiPriority="0" w:semiHidden="0" w:unhideWhenUsed="0"/>
+    <w:lsdException w:name="Medium Grid 1" w:uiPriority="67" w:semiHidden="0" w:unhideWhenUsed="0"/>
+    <w:lsdException w:name="Dark List Accent 4" w:uiPriority="70" w:semiHidden="0" w:unhideWhenUsed="0"/>
+    <w:lsdException w:name="Table Contemporary" w:uiPriority="0" w:semiHidden="0" w:unhideWhenUsed="0"/>
+    <w:lsdException w:name="Table Columns 5" w:uiPriority="0" w:semiHidden="0" w:unhideWhenUsed="0"/>
+    <w:lsdException w:name="HTML Keyboard" w:uiPriority="0" w:semiHidden="0" w:unhideWhenUsed="0"/>
+    <w:lsdException w:name="Medium Shading 1 Accent 6" w:uiPriority="63" w:semiHidden="0" w:unhideWhenUsed="0"/>
+    <w:lsdException w:name="Dark List Accent 5" w:uiPriority="70" w:semiHidden="0" w:unhideWhenUsed="0"/>
+    <w:lsdException w:name="Normal" w:uiPriority="0" w:semiHidden="0" w:unhideWhenUsed="0" w:qFormat="1"/>
+    <w:lsdException w:name="List Number 2" w:uiPriority="0" w:semiHidden="0" w:unhideWhenUsed="0"/>
+    <w:lsdException w:name="Body Text First Indent" w:uiPriority="0" w:semiHidden="0" w:unhideWhenUsed="0"/>
+    <w:lsdException w:name="annotation text" w:uiPriority="0" w:semiHidden="0" w:unhideWhenUsed="0"/>
     <w:lsdException w:name="FollowedHyperlink" w:uiPriority="0" w:semiHidden="0" w:unhideWhenUsed="0"/>
-    <w:lsdException w:name="heading 3" w:uiPriority="0" w:qFormat="1"/>
-    <w:lsdException w:name="Table List 4" w:uiPriority="0" w:semiHidden="0" w:unhideWhenUsed="0"/>
-    <w:lsdException w:name="Default Paragraph Font" w:uiPriority="0" w:unhideWhenUsed="0"/>
-    <w:lsdException w:name="List Number 3" w:uiPriority="0" w:semiHidden="0" w:unhideWhenUsed="0"/>
+    <w:lsdException w:name="Table Subtle 1" w:uiPriority="0" w:semiHidden="0" w:unhideWhenUsed="0"/>
+    <w:lsdException w:name="Table Grid 5" w:uiPriority="0" w:semiHidden="0" w:unhideWhenUsed="0"/>
+    <w:lsdException w:name="HTML Typewriter" w:uiPriority="0" w:semiHidden="0" w:unhideWhenUsed="0"/>
+    <w:lsdException w:name="Table Grid 6" w:uiPriority="0" w:semiHidden="0" w:unhideWhenUsed="0"/>
+    <w:lsdException w:name="footer" w:uiPriority="0" w:semiHidden="0" w:unhideWhenUsed="0" w:qFormat="1"/>
+    <w:lsdException w:name="endnote reference" w:uiPriority="0" w:semiHidden="0" w:unhideWhenUsed="0"/>
+    <w:lsdException w:name="Light List Accent 5" w:uiPriority="61" w:semiHidden="0" w:unhideWhenUsed="0"/>
     <w:lsdException w:name="heading 8" w:uiPriority="0" w:qFormat="1"/>
-    <w:lsdException w:name="Table List 1" w:uiPriority="0" w:semiHidden="0" w:unhideWhenUsed="0"/>
-    <w:lsdException w:name="Medium Shading 1 Accent 3" w:uiPriority="63" w:semiHidden="0" w:unhideWhenUsed="0"/>
-    <w:lsdException w:name="Table 3D effects 2" w:uiPriority="0" w:semiHidden="0" w:unhideWhenUsed="0"/>
-    <w:lsdException w:name="Medium Grid 1 Accent 4" w:uiPriority="67" w:semiHidden="0" w:unhideWhenUsed="0"/>
-    <w:lsdException w:name="Medium Shading 1 Accent 4" w:uiPriority="63" w:semiHidden="0" w:unhideWhenUsed="0"/>
-    <w:lsdException w:name="HTML Variable" w:uiPriority="0" w:semiHidden="0" w:unhideWhenUsed="0"/>
-    <w:lsdException w:name="Body Text Indent" w:uiPriority="0" w:semiHidden="0" w:unhideWhenUsed="0"/>
-    <w:lsdException w:name="Colorful Shading Accent 2" w:uiPriority="71" w:semiHidden="0" w:unhideWhenUsed="0"/>
-    <w:lsdException w:name="E-mail Signature" w:uiPriority="0" w:semiHidden="0" w:unhideWhenUsed="0"/>
-    <w:lsdException w:name="Medium Grid 1" w:uiPriority="67" w:semiHidden="0" w:unhideWhenUsed="0"/>
-    <w:lsdException w:name="Body Text Indent 2" w:uiPriority="0" w:semiHidden="0" w:unhideWhenUsed="0"/>
-    <w:lsdException w:name="HTML Acronym" w:uiPriority="0" w:semiHidden="0" w:unhideWhenUsed="0"/>
-    <w:lsdException w:name="Table Subtle 1" w:uiPriority="0" w:semiHidden="0" w:unhideWhenUsed="0"/>
-    <w:lsdException w:name="Colorful Shading Accent 5" w:uiPriority="71" w:semiHidden="0" w:unhideWhenUsed="0"/>
-    <w:lsdException w:name="annotation reference" w:uiPriority="0" w:semiHidden="0" w:unhideWhenUsed="0"/>
-    <w:lsdException w:name="endnote reference" w:uiPriority="0" w:semiHidden="0" w:unhideWhenUsed="0"/>
-    <w:lsdException w:name="heading 1" w:uiPriority="0" w:semiHidden="0" w:unhideWhenUsed="0" w:qFormat="1"/>
-    <w:lsdException w:name="Normal (Web)" w:uiPriority="0" w:semiHidden="0" w:unhideWhenUsed="0"/>
-    <w:lsdException w:name="Light Shading" w:uiPriority="60" w:semiHidden="0" w:unhideWhenUsed="0"/>
-    <w:lsdException w:name="Medium Shading 2 Accent 6" w:uiPriority="64" w:semiHidden="0" w:unhideWhenUsed="0"/>
-    <w:lsdException w:name="Medium Grid 3 Accent 3" w:uiPriority="69" w:semiHidden="0" w:unhideWhenUsed="0"/>
-    <w:lsdException w:name="heading 7" w:uiPriority="0" w:qFormat="1"/>
-    <w:lsdException w:name="Table Simple 2" w:uiPriority="0" w:semiHidden="0" w:unhideWhenUsed="0"/>
-    <w:lsdException w:name="Dark List Accent 3" w:uiPriority="70" w:semiHidden="0" w:unhideWhenUsed="0"/>
-    <w:lsdException w:name="Medium Grid 3 Accent 5" w:uiPriority="69" w:semiHidden="0" w:unhideWhenUsed="0"/>
-    <w:lsdException w:name="heading 6" w:uiPriority="0" w:qFormat="1"/>
-    <w:lsdException w:name="Dark List Accent 5" w:uiPriority="70" w:semiHidden="0" w:unhideWhenUsed="0"/>
-    <w:lsdException w:name="Balloon Text" w:uiPriority="0" w:semiHidden="0" w:unhideWhenUsed="0"/>
-    <w:lsdException w:name="Medium Shading 2 Accent 1" w:uiPriority="64" w:semiHidden="0" w:unhideWhenUsed="0"/>
-    <w:lsdException w:name="Medium Grid 3 Accent 4" w:uiPriority="69" w:semiHidden="0" w:unhideWhenUsed="0"/>
-    <w:lsdException w:name="Dark List Accent 4" w:uiPriority="70" w:semiHidden="0" w:unhideWhenUsed="0"/>
-    <w:lsdException w:name="Body Text First Indent" w:uiPriority="0" w:semiHidden="0" w:unhideWhenUsed="0"/>
-    <w:lsdException w:name="Light Shading Accent 2" w:uiPriority="60" w:semiHidden="0" w:unhideWhenUsed="0"/>
-    <w:lsdException w:name="Table Grid 1" w:uiPriority="0" w:semiHidden="0" w:unhideWhenUsed="0"/>
-    <w:lsdException w:name="toc 7" w:uiPriority="0" w:semiHidden="0" w:unhideWhenUsed="0"/>
-    <w:lsdException w:name="Medium Shading 1 Accent 2" w:uiPriority="63" w:semiHidden="0" w:unhideWhenUsed="0"/>
-    <w:lsdException w:name="HTML Keyboard" w:uiPriority="0" w:semiHidden="0" w:unhideWhenUsed="0"/>
-    <w:lsdException w:name="Table Grid 4" w:uiPriority="0" w:semiHidden="0" w:unhideWhenUsed="0"/>
-    <w:lsdException w:name="Colorful Shading Accent 1" w:uiPriority="71" w:semiHidden="0" w:unhideWhenUsed="0"/>
-    <w:lsdException w:name="Hyperlink" w:uiPriority="99" w:semiHidden="0" w:unhideWhenUsed="0" w:qFormat="1"/>
-    <w:lsdException w:name="List 4" w:uiPriority="0" w:semiHidden="0" w:unhideWhenUsed="0"/>
-    <w:lsdException w:name="List Bullet 2" w:uiPriority="0" w:semiHidden="0" w:unhideWhenUsed="0"/>
-    <w:lsdException w:name="Plain Text" w:uiPriority="0" w:semiHidden="0" w:unhideWhenUsed="0"/>
-    <w:lsdException w:name="heading 2" w:uiPriority="0" w:qFormat="1"/>
-    <w:lsdException w:name="Colorful Shading Accent 4" w:uiPriority="71" w:semiHidden="0" w:unhideWhenUsed="0"/>
-    <w:lsdException w:name="endnote text" w:uiPriority="0" w:semiHidden="0" w:unhideWhenUsed="0"/>
-    <w:lsdException w:name="Light List Accent 4" w:uiPriority="61" w:semiHidden="0" w:unhideWhenUsed="0"/>
-    <w:lsdException w:name="Salutation" w:uiPriority="0" w:semiHidden="0" w:unhideWhenUsed="0"/>
-    <w:lsdException w:name="footnote reference" w:uiPriority="0" w:semiHidden="0" w:unhideWhenUsed="0"/>
-    <w:lsdException w:name="Medium List 2 Accent 2" w:uiPriority="66" w:semiHidden="0" w:unhideWhenUsed="0"/>
-    <w:lsdException w:name="Body Text" w:uiPriority="0" w:semiHidden="0" w:unhideWhenUsed="0"/>
-    <w:lsdException w:name="toc 8" w:uiPriority="0" w:semiHidden="0" w:unhideWhenUsed="0"/>
-    <w:lsdException w:name="HTML Address" w:uiPriority="0" w:semiHidden="0" w:unhideWhenUsed="0"/>
-    <w:lsdException w:name="Colorful List Accent 6" w:uiPriority="72" w:semiHidden="0" w:unhideWhenUsed="0"/>
-    <w:lsdException w:name="toc 2" w:uiPriority="39" w:semiHidden="0" w:unhideWhenUsed="0" w:qFormat="1"/>
-    <w:lsdException w:name="toc 3" w:uiPriority="39" w:semiHidden="0" w:unhideWhenUsed="0" w:qFormat="1"/>
-    <w:lsdException w:name="Medium Grid 2 Accent 6" w:uiPriority="68" w:semiHidden="0" w:unhideWhenUsed="0"/>
-    <w:lsdException w:name="HTML Typewriter" w:uiPriority="0" w:semiHidden="0" w:unhideWhenUsed="0"/>
-    <w:lsdException w:name="Medium Grid 1 Accent 6" w:uiPriority="67" w:semiHidden="0" w:unhideWhenUsed="0"/>
-    <w:lsdException w:name="Table Classic 1" w:uiPriority="0" w:semiHidden="0" w:unhideWhenUsed="0"/>
-    <w:lsdException w:name="List Bullet 5" w:uiPriority="0" w:semiHidden="0" w:unhideWhenUsed="0"/>
-    <w:lsdException w:name="Date" w:uiPriority="0" w:semiHidden="0" w:unhideWhenUsed="0"/>
-    <w:lsdException w:name="Colorful List Accent 1" w:uiPriority="72" w:semiHidden="0" w:unhideWhenUsed="0"/>
-    <w:lsdException w:name="Medium Shading 2 Accent 3" w:uiPriority="64" w:semiHidden="0" w:unhideWhenUsed="0"/>
-    <w:lsdException w:name="Medium Grid 3 Accent 6" w:uiPriority="69" w:semiHidden="0" w:unhideWhenUsed="0"/>
-    <w:lsdException w:name="Table Simple 1" w:uiPriority="0" w:semiHidden="0" w:unhideWhenUsed="0"/>
-    <w:lsdException w:name="Dark List Accent 6" w:uiPriority="70" w:semiHidden="0" w:unhideWhenUsed="0"/>
-    <w:lsdException w:name="Dark List" w:uiPriority="70" w:semiHidden="0" w:unhideWhenUsed="0"/>
-    <w:lsdException w:name="index heading" w:uiPriority="0" w:semiHidden="0" w:unhideWhenUsed="0"/>
-    <w:lsdException w:name="Medium Grid 1 Accent 2" w:uiPriority="67" w:semiHidden="0" w:unhideWhenUsed="0"/>
-    <w:lsdException w:name="Medium Grid 1 Accent 3" w:uiPriority="67" w:semiHidden="0" w:unhideWhenUsed="0"/>
-    <w:lsdException w:name="Colorful Grid Accent 6" w:uiPriority="73" w:semiHidden="0" w:unhideWhenUsed="0"/>
-    <w:lsdException w:name="toc 6" w:uiPriority="0" w:semiHidden="0" w:unhideWhenUsed="0"/>
-    <w:lsdException w:name="Table Columns 4" w:uiPriority="0" w:semiHidden="0" w:unhideWhenUsed="0"/>
-    <w:lsdException w:name="toc 1" w:uiPriority="39" w:semiHidden="0" w:unhideWhenUsed="0" w:qFormat="1"/>
-    <w:lsdException w:name="Colorful Grid Accent 1" w:uiPriority="73" w:semiHidden="0" w:unhideWhenUsed="0"/>
-    <w:lsdException w:name="annotation subject" w:uiPriority="0" w:semiHidden="0" w:unhideWhenUsed="0"/>
-    <w:lsdException w:name="Body Text 2" w:uiPriority="0" w:semiHidden="0" w:unhideWhenUsed="0"/>
-    <w:lsdException w:name="Colorful List Accent 5" w:uiPriority="72" w:semiHidden="0" w:unhideWhenUsed="0"/>
-    <w:lsdException w:name="envelope return" w:uiPriority="0" w:semiHidden="0" w:unhideWhenUsed="0"/>
-    <w:lsdException w:name="HTML Code" w:uiPriority="0" w:semiHidden="0" w:unhideWhenUsed="0"/>
-    <w:lsdException w:name="Medium Shading 2 Accent 2" w:uiPriority="64" w:semiHidden="0" w:unhideWhenUsed="0"/>
-    <w:lsdException w:name="Table Professional" w:uiPriority="0" w:semiHidden="0" w:unhideWhenUsed="0"/>
-    <w:lsdException w:name="Table Subtle 2" w:uiPriority="0" w:semiHidden="0" w:unhideWhenUsed="0"/>
-    <w:lsdException w:name="Dark List Accent 2" w:uiPriority="70" w:semiHidden="0" w:unhideWhenUsed="0"/>
-    <w:lsdException w:name="List Bullet" w:uiPriority="0" w:semiHidden="0" w:unhideWhenUsed="0"/>
-    <w:lsdException w:name="Medium List 2 Accent 3" w:uiPriority="66" w:semiHidden="0" w:unhideWhenUsed="0"/>
-    <w:lsdException w:name="heading 5" w:uiPriority="0" w:qFormat="1"/>
-    <w:lsdException w:name="Medium Grid 3 Accent 2" w:uiPriority="69" w:semiHidden="0" w:unhideWhenUsed="0"/>
-    <w:lsdException w:name="Light List Accent 3" w:uiPriority="61" w:semiHidden="0" w:unhideWhenUsed="0"/>
-    <w:lsdException w:name="footnote text" w:uiPriority="0" w:semiHidden="0" w:unhideWhenUsed="0"/>
-    <w:lsdException w:name="Light List Accent 2" w:uiPriority="61" w:semiHidden="0" w:unhideWhenUsed="0"/>
-    <w:lsdException w:name="Medium List 1" w:uiPriority="65" w:semiHidden="0" w:unhideWhenUsed="0"/>
-    <w:lsdException w:name="Medium List 2 Accent 4" w:uiPriority="66" w:semiHidden="0" w:unhideWhenUsed="0"/>
-    <w:lsdException w:name="Medium Grid 1 Accent 1" w:uiPriority="67" w:semiHidden="0" w:unhideWhenUsed="0"/>
-    <w:lsdException w:name="Table Colorful 1" w:uiPriority="0" w:semiHidden="0" w:unhideWhenUsed="0"/>
-    <w:lsdException w:name="line number" w:uiPriority="0" w:semiHidden="0" w:unhideWhenUsed="0"/>
-    <w:lsdException w:name="Light Grid Accent 5" w:uiPriority="62" w:semiHidden="0" w:unhideWhenUsed="0"/>
-    <w:lsdException w:name="Emphasis" w:uiPriority="0" w:semiHidden="0" w:unhideWhenUsed="0" w:qFormat="1"/>
-    <w:lsdException w:name="index 7" w:uiPriority="0" w:semiHidden="0" w:unhideWhenUsed="0"/>
-    <w:lsdException w:name="Light Grid Accent 3" w:uiPriority="62" w:semiHidden="0" w:unhideWhenUsed="0"/>
-    <w:lsdException w:name="annotation text" w:uiPriority="0" w:semiHidden="0" w:unhideWhenUsed="0"/>
-    <w:lsdException w:name="toc 5" w:uiPriority="0" w:semiHidden="0" w:unhideWhenUsed="0"/>
-    <w:lsdException w:name="Colorful Grid Accent 5" w:uiPriority="73" w:semiHidden="0" w:unhideWhenUsed="0"/>
-    <w:lsdException w:name="List Continue 5" w:uiPriority="0" w:semiHidden="0" w:unhideWhenUsed="0"/>
-    <w:lsdException w:name="Table Contemporary" w:uiPriority="0" w:semiHidden="0" w:unhideWhenUsed="0"/>
-    <w:lsdException w:name="Light Grid Accent 2" w:uiPriority="62" w:semiHidden="0" w:unhideWhenUsed="0"/>
-    <w:lsdException w:name="index 1" w:uiPriority="0" w:semiHidden="0" w:unhideWhenUsed="0"/>
-    <w:lsdException w:name="Colorful List Accent 4" w:uiPriority="72" w:semiHidden="0" w:unhideWhenUsed="0"/>
-    <w:lsdException w:name="HTML Sample" w:uiPriority="0" w:semiHidden="0" w:unhideWhenUsed="0"/>
-    <w:lsdException w:name="List Bullet 4" w:uiPriority="0" w:semiHidden="0" w:unhideWhenUsed="0"/>
-    <w:lsdException w:name="Block Text" w:uiPriority="0" w:semiHidden="0" w:unhideWhenUsed="0"/>
-    <w:lsdException w:name="Medium Shading 2" w:uiPriority="64" w:semiHidden="0" w:unhideWhenUsed="0"/>
-    <w:lsdException w:name="Table Columns 1" w:uiPriority="0" w:semiHidden="0" w:unhideWhenUsed="0"/>
-    <w:lsdException w:name="Medium Grid 2 Accent 5" w:uiPriority="68" w:semiHidden="0" w:unhideWhenUsed="0"/>
-    <w:lsdException w:name="envelope address" w:uiPriority="0" w:semiHidden="0" w:unhideWhenUsed="0"/>
+    <w:lsdException w:name="heading 9" w:uiPriority="0" w:qFormat="1"/>
+    <w:lsdException w:name="Table Grid 8" w:uiPriority="0" w:semiHidden="0" w:unhideWhenUsed="0"/>
+    <w:lsdException w:name="Table Elegant" w:uiPriority="0" w:semiHidden="0" w:unhideWhenUsed="0"/>
+    <w:lsdException w:name="Table Grid 2" w:uiPriority="0" w:semiHidden="0" w:unhideWhenUsed="0"/>
+    <w:lsdException w:name="Medium Grid 2 Accent 3" w:uiPriority="68" w:semiHidden="0" w:unhideWhenUsed="0"/>
     <w:lsdException w:name="Note Heading" w:uiPriority="0" w:semiHidden="0" w:unhideWhenUsed="0"/>
-    <w:lsdException w:name="Table Classic 2" w:uiPriority="0" w:semiHidden="0" w:unhideWhenUsed="0"/>
-    <w:lsdException w:name="Medium List 1 Accent 3" w:uiPriority="65" w:semiHidden="0" w:unhideWhenUsed="0"/>
-    <w:lsdException w:name="footer" w:uiPriority="0" w:semiHidden="0" w:unhideWhenUsed="0" w:qFormat="1"/>
-    <w:lsdException w:name="Body Text Indent 3" w:uiPriority="0" w:semiHidden="0" w:unhideWhenUsed="0"/>
-    <w:lsdException w:name="Medium Grid 2" w:uiPriority="68" w:semiHidden="0" w:unhideWhenUsed="0"/>
-    <w:lsdException w:name="Title" w:uiPriority="0" w:semiHidden="0" w:unhideWhenUsed="0" w:qFormat="1"/>
-    <w:lsdException w:name="Normal" w:uiPriority="0" w:semiHidden="0" w:unhideWhenUsed="0" w:qFormat="1"/>
-    <w:lsdException w:name="Medium List 2 Accent 5" w:uiPriority="66" w:semiHidden="0" w:unhideWhenUsed="0"/>
-    <w:lsdException w:name="Medium Grid 1 Accent 5" w:uiPriority="67" w:semiHidden="0" w:unhideWhenUsed="0"/>
-    <w:lsdException w:name="Colorful Grid Accent 4" w:uiPriority="73" w:semiHidden="0" w:unhideWhenUsed="0"/>
-    <w:lsdException w:name="List Number" w:uiPriority="0" w:semiHidden="0" w:unhideWhenUsed="0"/>
-    <w:lsdException w:name="Table Columns 5" w:uiPriority="0" w:semiHidden="0" w:unhideWhenUsed="0"/>
-    <w:lsdException w:name="Colorful Shading" w:uiPriority="71" w:semiHidden="0" w:unhideWhenUsed="0"/>
-    <w:lsdException w:name="table of authorities" w:uiPriority="0" w:semiHidden="0" w:unhideWhenUsed="0"/>
-    <w:lsdException w:name="Table Columns 2" w:uiPriority="0" w:semiHidden="0" w:unhideWhenUsed="0"/>
-    <w:lsdException w:name="Medium Grid 2 Accent 4" w:uiPriority="68" w:semiHidden="0" w:unhideWhenUsed="0"/>
-    <w:lsdException w:name="Light Grid" w:uiPriority="62" w:semiHidden="0" w:unhideWhenUsed="0"/>
-    <w:lsdException w:name="Colorful List Accent 3" w:uiPriority="72" w:semiHidden="0" w:unhideWhenUsed="0"/>
-    <w:lsdException w:name="Medium Shading 2 Accent 4" w:uiPriority="64" w:semiHidden="0" w:unhideWhenUsed="0"/>
-    <w:lsdException w:name="Medium Grid 3 Accent 1" w:uiPriority="69" w:semiHidden="0" w:unhideWhenUsed="0"/>
-    <w:lsdException w:name="Table Grid" w:uiPriority="0" w:semiHidden="0" w:unhideWhenUsed="0"/>
+    <w:lsdException w:name="Medium Grid 2 Accent 2" w:uiPriority="68" w:semiHidden="0" w:unhideWhenUsed="0"/>
     <w:lsdException w:name="Table Theme" w:uiPriority="0" w:semiHidden="0" w:unhideWhenUsed="0"/>
     <w:lsdException w:name="Medium Shading 2 Accent 5" w:uiPriority="64" w:semiHidden="0" w:unhideWhenUsed="0"/>
-    <w:lsdException w:name="Table Classic 3" w:uiPriority="0" w:semiHidden="0" w:unhideWhenUsed="0"/>
-    <w:lsdException w:name="Medium List 2 Accent 1" w:uiPriority="66" w:semiHidden="0" w:unhideWhenUsed="0"/>
-    <w:lsdException w:name="Table List 7" w:uiPriority="0" w:semiHidden="0" w:unhideWhenUsed="0"/>
+    <w:lsdException w:name="heading 3" w:uiPriority="0" w:qFormat="1"/>
+    <w:lsdException w:name="Date" w:uiPriority="0" w:semiHidden="0" w:unhideWhenUsed="0"/>
+    <w:lsdException w:name="Table Grid 3" w:uiPriority="0" w:semiHidden="0" w:unhideWhenUsed="0"/>
+    <w:lsdException w:name="Medium Shading 2 Accent 4" w:uiPriority="64" w:semiHidden="0" w:unhideWhenUsed="0"/>
+    <w:lsdException w:name="heading 4" w:uiPriority="0" w:qFormat="1"/>
+    <w:lsdException w:name="Medium Grid 1 Accent 4" w:uiPriority="67" w:semiHidden="0" w:unhideWhenUsed="0"/>
+    <w:lsdException w:name="Light Shading" w:uiPriority="60" w:semiHidden="0" w:unhideWhenUsed="0"/>
+    <w:lsdException w:name="Medium Grid 3 Accent 2" w:uiPriority="69" w:semiHidden="0" w:unhideWhenUsed="0"/>
+    <w:lsdException w:name="Medium List 2 Accent 5" w:uiPriority="66" w:semiHidden="0" w:unhideWhenUsed="0"/>
+    <w:lsdException w:name="Table Simple 1" w:uiPriority="0" w:semiHidden="0" w:unhideWhenUsed="0"/>
+    <w:lsdException w:name="Medium Grid 3 Accent 6" w:uiPriority="69" w:semiHidden="0" w:unhideWhenUsed="0"/>
+    <w:lsdException w:name="Medium List 2 Accent 4" w:uiPriority="66" w:semiHidden="0" w:unhideWhenUsed="0"/>
     <w:lsdException w:name="Signature" w:uiPriority="0" w:semiHidden="0" w:unhideWhenUsed="0"/>
-    <w:lsdException w:name="HTML Cite" w:uiPriority="0" w:semiHidden="0" w:unhideWhenUsed="0"/>
+    <w:lsdException w:name="Table Grid" w:uiPriority="0" w:semiHidden="0" w:unhideWhenUsed="0"/>
+    <w:lsdException w:name="table of authorities" w:uiPriority="0" w:semiHidden="0" w:unhideWhenUsed="0"/>
+    <w:lsdException w:name="Medium List 2" w:uiPriority="66" w:semiHidden="0" w:unhideWhenUsed="0"/>
+    <w:lsdException w:name="Medium List 2 Accent 3" w:uiPriority="66" w:semiHidden="0" w:unhideWhenUsed="0"/>
+    <w:lsdException w:name="Light Shading Accent 1" w:uiPriority="60" w:semiHidden="0" w:unhideWhenUsed="0"/>
+    <w:lsdException w:name="Body Text" w:uiPriority="0" w:semiHidden="0" w:unhideWhenUsed="0"/>
+    <w:lsdException w:name="Body Text Indent 3" w:uiPriority="0" w:semiHidden="0" w:unhideWhenUsed="0"/>
+    <w:lsdException w:name="footnote text" w:uiPriority="0" w:semiHidden="0" w:unhideWhenUsed="0"/>
+    <w:lsdException w:name="Light Shading Accent 5" w:uiPriority="60" w:semiHidden="0" w:unhideWhenUsed="0"/>
+    <w:lsdException w:name="Balloon Text" w:uiPriority="0" w:semiHidden="0" w:unhideWhenUsed="0"/>
+    <w:lsdException w:name="Table List 4" w:uiPriority="0" w:semiHidden="0" w:unhideWhenUsed="0"/>
+    <w:lsdException w:name="List Bullet 3" w:uiPriority="0" w:semiHidden="0" w:unhideWhenUsed="0"/>
     <w:lsdException w:name="Light Shading Accent 6" w:uiPriority="60" w:semiHidden="0" w:unhideWhenUsed="0"/>
-    <w:lsdException w:name="Table Colorful 2" w:uiPriority="0" w:semiHidden="0" w:unhideWhenUsed="0"/>
-    <w:lsdException w:name="macro" w:uiPriority="0" w:semiHidden="0" w:unhideWhenUsed="0"/>
-    <w:lsdException w:name="Medium Shading 1 Accent 6" w:uiPriority="63" w:semiHidden="0" w:unhideWhenUsed="0"/>
-    <w:lsdException w:name="Medium List 2" w:uiPriority="66" w:semiHidden="0" w:unhideWhenUsed="0"/>
-    <w:lsdException w:name="Dark List Accent 1" w:uiPriority="70" w:semiHidden="0" w:unhideWhenUsed="0"/>
-    <w:lsdException w:name="Light Shading Accent 1" w:uiPriority="60" w:semiHidden="0" w:unhideWhenUsed="0"/>
+    <w:lsdException w:name="Body Text 2" w:uiPriority="0" w:semiHidden="0" w:unhideWhenUsed="0"/>
+    <w:lsdException w:name="Table Columns 1" w:uiPriority="0" w:semiHidden="0" w:unhideWhenUsed="0"/>
+    <w:lsdException w:name="Colorful Grid" w:uiPriority="73" w:semiHidden="0" w:unhideWhenUsed="0"/>
+    <w:lsdException w:name="Table Columns 4" w:uiPriority="0" w:semiHidden="0" w:unhideWhenUsed="0"/>
+    <w:lsdException w:name="Strong" w:uiPriority="0" w:semiHidden="0" w:unhideWhenUsed="0" w:qFormat="1"/>
+    <w:lsdException w:name="List Number 5" w:uiPriority="0" w:semiHidden="0" w:unhideWhenUsed="0"/>
+    <w:lsdException w:name="Light List Accent 1" w:uiPriority="61" w:semiHidden="0" w:unhideWhenUsed="0"/>
+    <w:lsdException w:name="index heading" w:uiPriority="0" w:semiHidden="0" w:unhideWhenUsed="0"/>
+    <w:lsdException w:name="List Number 4" w:uiPriority="0" w:semiHidden="0" w:unhideWhenUsed="0"/>
+    <w:lsdException w:name="List" w:uiPriority="0" w:semiHidden="0" w:unhideWhenUsed="0"/>
+    <w:lsdException w:name="toc 1" w:uiPriority="39" w:semiHidden="0" w:unhideWhenUsed="0" w:qFormat="1"/>
+    <w:lsdException w:name="Default Paragraph Font" w:uiPriority="0" w:unhideWhenUsed="0"/>
+    <w:lsdException w:name="toc 5" w:uiPriority="0" w:semiHidden="0" w:unhideWhenUsed="0"/>
+    <w:lsdException w:name="Table List 1" w:uiPriority="0" w:semiHidden="0" w:unhideWhenUsed="0"/>
+    <w:lsdException w:name="toc 6" w:uiPriority="0" w:semiHidden="0" w:unhideWhenUsed="0"/>
+    <w:lsdException w:name="Table Grid 7" w:uiPriority="0" w:semiHidden="0" w:unhideWhenUsed="0"/>
+    <w:lsdException w:name="Medium Grid 3" w:uiPriority="69" w:semiHidden="0" w:unhideWhenUsed="0"/>
+    <w:lsdException w:name="Medium Grid 2 Accent 1" w:uiPriority="68" w:semiHidden="0" w:unhideWhenUsed="0"/>
+    <w:lsdException w:name="Medium Grid 3 Accent 4" w:uiPriority="69" w:semiHidden="0" w:unhideWhenUsed="0"/>
+    <w:lsdException w:name="Table 3D effects 3" w:uiPriority="0" w:semiHidden="0" w:unhideWhenUsed="0"/>
+    <w:lsdException w:name="Medium Grid 3 Accent 5" w:uiPriority="69" w:semiHidden="0" w:unhideWhenUsed="0"/>
+    <w:lsdException w:name="Table 3D effects 2" w:uiPriority="0" w:semiHidden="0" w:unhideWhenUsed="0"/>
+    <w:lsdException w:name="Medium Shading 2 Accent 3" w:uiPriority="64" w:semiHidden="0" w:unhideWhenUsed="0"/>
+    <w:lsdException w:name="Emphasis" w:uiPriority="0" w:semiHidden="0" w:unhideWhenUsed="0" w:qFormat="1"/>
+    <w:lsdException w:name="Table Simple 2" w:uiPriority="0" w:semiHidden="0" w:unhideWhenUsed="0"/>
+    <w:lsdException w:name="Table Classic 4" w:uiPriority="0" w:semiHidden="0" w:unhideWhenUsed="0"/>
+    <w:lsdException w:name="HTML Acronym" w:uiPriority="0" w:semiHidden="0" w:unhideWhenUsed="0"/>
+    <w:lsdException w:name="Medium Shading 2 Accent 2" w:uiPriority="64" w:semiHidden="0" w:unhideWhenUsed="0"/>
+    <w:lsdException w:name="Subtitle" w:uiPriority="0" w:semiHidden="0" w:unhideWhenUsed="0" w:qFormat="1"/>
+    <w:lsdException w:name="Medium Grid 3 Accent 3" w:uiPriority="69" w:semiHidden="0" w:unhideWhenUsed="0"/>
+    <w:lsdException w:name="Body Text First Indent 2" w:uiPriority="0" w:semiHidden="0" w:unhideWhenUsed="0"/>
+    <w:lsdException w:name="Medium Grid 2 Accent 5" w:uiPriority="68" w:semiHidden="0" w:unhideWhenUsed="0"/>
+    <w:lsdException w:name="Medium List 1" w:uiPriority="65" w:semiHidden="0" w:unhideWhenUsed="0"/>
+    <w:lsdException w:name="Medium Grid 2 Accent 4" w:uiPriority="68" w:semiHidden="0" w:unhideWhenUsed="0"/>
+    <w:lsdException w:name="Medium List 2 Accent 2" w:uiPriority="66" w:semiHidden="0" w:unhideWhenUsed="0"/>
+    <w:lsdException w:name="Colorful List Accent 2" w:uiPriority="72" w:semiHidden="0" w:unhideWhenUsed="0"/>
+    <w:lsdException w:name="HTML Definition" w:uiPriority="0" w:semiHidden="0" w:unhideWhenUsed="0"/>
+    <w:lsdException w:name="Light List" w:uiPriority="61" w:semiHidden="0" w:unhideWhenUsed="0"/>
+    <w:lsdException w:name="Colorful List" w:uiPriority="72" w:semiHidden="0" w:unhideWhenUsed="0"/>
+    <w:lsdException w:name="Light Grid Accent 6" w:uiPriority="62" w:semiHidden="0" w:unhideWhenUsed="0"/>
+    <w:lsdException w:name="annotation reference" w:uiPriority="0" w:semiHidden="0" w:unhideWhenUsed="0"/>
+    <w:lsdException w:name="List Bullet 4" w:uiPriority="0" w:semiHidden="0" w:unhideWhenUsed="0"/>
+    <w:lsdException w:name="caption" w:uiPriority="0" w:qFormat="1"/>
+    <w:lsdException w:name="HTML Variable" w:uiPriority="0" w:semiHidden="0" w:unhideWhenUsed="0"/>
     <w:lsdException w:name="table of figures" w:uiPriority="0" w:semiHidden="0" w:unhideWhenUsed="0"/>
-    <w:lsdException w:name="Medium List 1 Accent 6" w:uiPriority="65" w:semiHidden="0" w:unhideWhenUsed="0"/>
-    <w:lsdException w:name="Strong" w:uiPriority="0" w:semiHidden="0" w:unhideWhenUsed="0" w:qFormat="1"/>
-    <w:lsdException w:name="index 2" w:uiPriority="0" w:semiHidden="0" w:unhideWhenUsed="0"/>
-    <w:lsdException w:name="HTML Preformatted" w:uiPriority="0" w:semiHidden="0" w:unhideWhenUsed="0"/>
-    <w:lsdException w:name="Table Web 3" w:uiPriority="0" w:semiHidden="0" w:unhideWhenUsed="0"/>
-    <w:lsdException w:name="Colorful Grid Accent 3" w:uiPriority="73" w:semiHidden="0" w:unhideWhenUsed="0"/>
-    <w:lsdException w:name="Table Web 2" w:uiPriority="0" w:semiHidden="0" w:unhideWhenUsed="0"/>
-    <w:lsdException w:name="header" w:uiPriority="0" w:semiHidden="0" w:unhideWhenUsed="0" w:qFormat="1"/>
-    <w:lsdException w:name="index 9" w:uiPriority="0" w:semiHidden="0" w:unhideWhenUsed="0"/>
-    <w:lsdException w:name="List Bullet 3" w:uiPriority="0" w:semiHidden="0" w:unhideWhenUsed="0"/>
-    <w:lsdException w:name="List Number 5" w:uiPriority="0" w:semiHidden="0" w:unhideWhenUsed="0"/>
-    <w:lsdException w:name="Table Columns 3" w:uiPriority="0" w:semiHidden="0" w:unhideWhenUsed="0"/>
-    <w:lsdException w:name="Table List 8" w:uiPriority="0" w:semiHidden="0" w:unhideWhenUsed="0"/>
-    <w:lsdException w:name="Medium List 1 Accent 5" w:uiPriority="65" w:semiHidden="0" w:unhideWhenUsed="0"/>
-    <w:lsdException w:name="Table Colorful 3" w:uiPriority="0" w:semiHidden="0" w:unhideWhenUsed="0"/>
     <w:lsdException w:name="Table List 5" w:uiPriority="0" w:semiHidden="0" w:unhideWhenUsed="0"/>
-    <w:lsdException w:name="Medium List 2 Accent 6" w:uiPriority="66" w:semiHidden="0" w:unhideWhenUsed="0"/>
+    <w:lsdException w:name="endnote text" w:uiPriority="0" w:semiHidden="0" w:unhideWhenUsed="0"/>
+    <w:lsdException w:name="Table List 6" w:uiPriority="0" w:semiHidden="0" w:unhideWhenUsed="0"/>
+    <w:lsdException w:name="Normal (Web)" w:uiPriority="0" w:semiHidden="0" w:unhideWhenUsed="0"/>
+    <w:lsdException w:name="Table Professional" w:uiPriority="0" w:semiHidden="0" w:unhideWhenUsed="0"/>
+    <w:lsdException w:name="toc 2" w:uiPriority="39" w:semiHidden="0" w:unhideWhenUsed="0" w:qFormat="1"/>
+    <w:lsdException w:name="Light List Accent 2" w:uiPriority="61" w:semiHidden="0" w:unhideWhenUsed="0"/>
+    <w:lsdException w:name="Light List Accent 3" w:uiPriority="61" w:semiHidden="0" w:unhideWhenUsed="0"/>
+    <w:lsdException w:name="toc 3" w:uiPriority="39" w:semiHidden="0" w:unhideWhenUsed="0" w:qFormat="1"/>
+    <w:lsdException w:name="envelope address" w:uiPriority="0" w:semiHidden="0" w:unhideWhenUsed="0"/>
+    <w:lsdException w:name="Light Grid" w:uiPriority="62" w:semiHidden="0" w:unhideWhenUsed="0"/>
+    <w:lsdException w:name="toc 7" w:uiPriority="0" w:semiHidden="0" w:unhideWhenUsed="0"/>
+    <w:lsdException w:name="Table List 2" w:uiPriority="0" w:semiHidden="0" w:unhideWhenUsed="0"/>
+    <w:lsdException w:name="Body Text Indent" w:uiPriority="0" w:semiHidden="0" w:unhideWhenUsed="0"/>
     <w:lsdException w:name="Table List 3" w:uiPriority="0" w:semiHidden="0" w:unhideWhenUsed="0"/>
-    <w:lsdException w:name="Light Shading Accent 5" w:uiPriority="60" w:semiHidden="0" w:unhideWhenUsed="0"/>
-    <w:lsdException w:name="Medium Grid 3" w:uiPriority="69" w:semiHidden="0" w:unhideWhenUsed="0"/>
-    <w:lsdException w:name="Medium List 1 Accent 2" w:uiPriority="65" w:semiHidden="0" w:unhideWhenUsed="0"/>
-    <w:lsdException w:name="Light Grid Accent 4" w:uiPriority="62" w:semiHidden="0" w:unhideWhenUsed="0"/>
-    <w:lsdException w:name="Medium Grid 2 Accent 1" w:uiPriority="68" w:semiHidden="0" w:unhideWhenUsed="0"/>
-    <w:lsdException w:name="Table List 2" w:uiPriority="0" w:semiHidden="0" w:unhideWhenUsed="0"/>
-    <w:lsdException w:name="Table 3D effects 1" w:uiPriority="0" w:semiHidden="0" w:unhideWhenUsed="0"/>
-    <w:lsdException w:name="Normal Table" w:uiPriority="0" w:unhideWhenUsed="0" w:qFormat="1"/>
-    <w:lsdException w:name="Light List Accent 1" w:uiPriority="61" w:semiHidden="0" w:unhideWhenUsed="0"/>
-    <w:lsdException w:name="index 6" w:uiPriority="0" w:semiHidden="0" w:unhideWhenUsed="0"/>
-    <w:lsdException w:name="Closing" w:uiPriority="0" w:semiHidden="0" w:unhideWhenUsed="0"/>
-    <w:lsdException w:name="Light Grid Accent 1" w:uiPriority="62" w:semiHidden="0" w:unhideWhenUsed="0"/>
-    <w:lsdException w:name="index 3" w:uiPriority="0" w:semiHidden="0" w:unhideWhenUsed="0"/>
-    <w:lsdException w:name="Table Grid 7" w:uiPriority="0" w:semiHidden="0" w:unhideWhenUsed="0"/>
-    <w:lsdException w:name="List Continue 2" w:uiPriority="0" w:semiHidden="0" w:unhideWhenUsed="0"/>
-    <w:lsdException w:name="List Number 4" w:uiPriority="0" w:semiHidden="0" w:unhideWhenUsed="0"/>
-    <w:lsdException w:name="HTML Definition" w:uiPriority="0" w:semiHidden="0" w:unhideWhenUsed="0"/>
-    <w:lsdException w:name="List Continue 3" w:uiPriority="0" w:semiHidden="0" w:unhideWhenUsed="0"/>
-    <w:lsdException w:name="Colorful List Accent 2" w:uiPriority="72" w:semiHidden="0" w:unhideWhenUsed="0"/>
-    <w:lsdException w:name="Normal Indent" w:uiPriority="0" w:semiHidden="0" w:unhideWhenUsed="0"/>
-    <w:lsdException w:name="Message Header" w:uiPriority="0" w:semiHidden="0" w:unhideWhenUsed="0"/>
-    <w:lsdException w:name="Table List 6" w:uiPriority="0" w:semiHidden="0" w:unhideWhenUsed="0"/>
-    <w:lsdException w:name="Table Simple 3" w:uiPriority="0" w:semiHidden="0" w:unhideWhenUsed="0"/>
-    <w:lsdException w:name="Document Map" w:uiPriority="0" w:semiHidden="0" w:unhideWhenUsed="0"/>
-    <w:lsdException w:name="Light Shading Accent 4" w:uiPriority="60" w:semiHidden="0" w:unhideWhenUsed="0"/>
-    <w:lsdException w:name="Table Classic 4" w:uiPriority="0" w:semiHidden="0" w:unhideWhenUsed="0"/>
-    <w:lsdException w:name="Medium List 1 Accent 4" w:uiPriority="65" w:semiHidden="0" w:unhideWhenUsed="0"/>
-    <w:lsdException w:name="Medium List 1 Accent 1" w:uiPriority="65" w:semiHidden="0" w:unhideWhenUsed="0"/>
-    <w:lsdException w:name="Table Grid 3" w:uiPriority="0" w:semiHidden="0" w:unhideWhenUsed="0"/>
-    <w:lsdException w:name="toa heading" w:uiPriority="0" w:semiHidden="0" w:unhideWhenUsed="0"/>
-    <w:lsdException w:name="Table Grid 2" w:uiPriority="0" w:semiHidden="0" w:unhideWhenUsed="0"/>
-    <w:lsdException w:name="Table Elegant" w:uiPriority="0" w:semiHidden="0" w:unhideWhenUsed="0"/>
-    <w:lsdException w:name="Medium Shading 1 Accent 5" w:uiPriority="63" w:semiHidden="0" w:unhideWhenUsed="0"/>
-    <w:lsdException w:name="Body Text First Indent 2" w:uiPriority="0" w:semiHidden="0" w:unhideWhenUsed="0"/>
-    <w:lsdException w:name="Table Grid 8" w:uiPriority="0" w:semiHidden="0" w:unhideWhenUsed="0"/>
-    <w:lsdException w:name="Colorful Shading Accent 3" w:uiPriority="71" w:semiHidden="0" w:unhideWhenUsed="0"/>
-    <w:lsdException w:name="index 8" w:uiPriority="0" w:semiHidden="0" w:unhideWhenUsed="0"/>
-    <w:lsdException w:name="Colorful Grid Accent 2" w:uiPriority="73" w:semiHidden="0" w:unhideWhenUsed="0"/>
-    <w:lsdException w:name="Table Grid 5" w:uiPriority="0" w:semiHidden="0" w:unhideWhenUsed="0"/>
-    <w:lsdException w:name="List 3" w:uiPriority="0" w:semiHidden="0" w:unhideWhenUsed="0"/>
-    <w:lsdException w:name="caption" w:uiPriority="0" w:qFormat="1"/>
-    <w:lsdException w:name="heading 4" w:uiPriority="0" w:qFormat="1"/>
-    <w:lsdException w:name="List 2" w:uiPriority="0" w:semiHidden="0" w:unhideWhenUsed="0"/>
-    <w:lsdException w:name="Light List Accent 5" w:uiPriority="61" w:semiHidden="0" w:unhideWhenUsed="0"/>
-    <w:lsdException w:name="Body Text 3" w:uiPriority="0" w:semiHidden="0" w:unhideWhenUsed="0"/>
-    <w:lsdException w:name="heading 9" w:uiPriority="0" w:qFormat="1"/>
-    <w:lsdException w:name="List 5" w:uiPriority="0" w:semiHidden="0" w:unhideWhenUsed="0"/>
-    <w:lsdException w:name="Colorful Grid" w:uiPriority="73" w:semiHidden="0" w:unhideWhenUsed="0"/>
-    <w:lsdException w:name="List" w:uiPriority="0" w:semiHidden="0" w:unhideWhenUsed="0"/>
-    <w:lsdException w:name="Medium Shading 1 Accent 1" w:uiPriority="63" w:semiHidden="0" w:unhideWhenUsed="0"/>
-    <w:lsdException w:name="Table 3D effects 3" w:uiPriority="0" w:semiHidden="0" w:unhideWhenUsed="0"/>
-    <w:lsdException w:name="Medium Grid 2 Accent 2" w:uiPriority="68" w:semiHidden="0" w:unhideWhenUsed="0"/>
-    <w:lsdException w:name="Light Grid Accent 6" w:uiPriority="62" w:semiHidden="0" w:unhideWhenUsed="0"/>
-    <w:lsdException w:name="Light Shading Accent 3" w:uiPriority="60" w:semiHidden="0" w:unhideWhenUsed="0"/>
-    <w:lsdException w:name="Medium Grid 2 Accent 3" w:uiPriority="68" w:semiHidden="0" w:unhideWhenUsed="0"/>
-    <w:lsdException w:name="Colorful List" w:uiPriority="72" w:semiHidden="0" w:unhideWhenUsed="0"/>
-    <w:lsdException w:name="index 5" w:uiPriority="0" w:semiHidden="0" w:unhideWhenUsed="0"/>
-    <w:lsdException w:name="index 4" w:uiPriority="0" w:semiHidden="0" w:unhideWhenUsed="0"/>
-    <w:lsdException w:name="Subtitle" w:uiPriority="0" w:semiHidden="0" w:unhideWhenUsed="0" w:qFormat="1"/>
-    <w:lsdException w:name="toc 9" w:uiPriority="0" w:semiHidden="0" w:unhideWhenUsed="0"/>
-    <w:lsdException w:name="Light List Accent 6" w:uiPriority="61" w:semiHidden="0" w:unhideWhenUsed="0"/>
+    <w:lsdException w:name="Medium Shading 2 Accent 1" w:uiPriority="64" w:semiHidden="0" w:unhideWhenUsed="0"/>
+    <w:lsdException w:name="Medium Grid 2" w:uiPriority="68" w:semiHidden="0" w:unhideWhenUsed="0"/>
+    <w:lsdException w:name="toc 8" w:uiPriority="0" w:semiHidden="0" w:unhideWhenUsed="0"/>
     <w:lsdException w:name="Table Web 1" w:uiPriority="0" w:semiHidden="0" w:unhideWhenUsed="0"/>
     <w:lsdException w:name="List Continue 4" w:uiPriority="0" w:semiHidden="0" w:unhideWhenUsed="0"/>
-    <w:lsdException w:name="Table Grid 6" w:uiPriority="0" w:semiHidden="0" w:unhideWhenUsed="0"/>
-    <w:lsdException w:name="Light List" w:uiPriority="61" w:semiHidden="0" w:unhideWhenUsed="0"/>
-    <w:lsdException w:name="toc 4" w:uiPriority="0" w:semiHidden="0" w:unhideWhenUsed="0"/>
+    <w:lsdException w:name="Normal Table" w:uiPriority="0" w:unhideWhenUsed="0" w:qFormat="1"/>
+    <w:lsdException w:name="macro" w:uiPriority="0" w:semiHidden="0" w:unhideWhenUsed="0"/>
+    <w:lsdException w:name="Table List 8" w:uiPriority="0" w:semiHidden="0" w:unhideWhenUsed="0"/>
+    <w:lsdException w:name="Medium Shading 2 Accent 6" w:uiPriority="64" w:semiHidden="0" w:unhideWhenUsed="0"/>
+    <w:lsdException w:name="Dark List" w:uiPriority="70" w:semiHidden="0" w:unhideWhenUsed="0"/>
+    <w:lsdException w:name="Table Simple 3" w:uiPriority="0" w:semiHidden="0" w:unhideWhenUsed="0"/>
+    <w:lsdException w:name="Table 3D effects 1" w:uiPriority="0" w:semiHidden="0" w:unhideWhenUsed="0"/>
+    <w:lsdException w:name="Colorful Grid Accent 2" w:uiPriority="73" w:semiHidden="0" w:unhideWhenUsed="0"/>
+    <w:lsdException w:name="Table Classic 2" w:uiPriority="0" w:semiHidden="0" w:unhideWhenUsed="0"/>
+    <w:lsdException w:name="Body Text Indent 2" w:uiPriority="0" w:semiHidden="0" w:unhideWhenUsed="0"/>
+    <w:lsdException w:name="E-mail Signature" w:uiPriority="0" w:semiHidden="0" w:unhideWhenUsed="0"/>
+    <w:lsdException w:name="List Bullet" w:uiPriority="0" w:semiHidden="0" w:unhideWhenUsed="0"/>
+    <w:lsdException w:name="Table Classic 3" w:uiPriority="0" w:semiHidden="0" w:unhideWhenUsed="0"/>
+    <w:lsdException w:name="Table Colorful 2" w:uiPriority="0" w:semiHidden="0" w:unhideWhenUsed="0"/>
+    <w:lsdException w:name="Medium Shading 1" w:uiPriority="63" w:semiHidden="0" w:unhideWhenUsed="0"/>
+    <w:lsdException w:name="HTML Code" w:uiPriority="0" w:semiHidden="0" w:unhideWhenUsed="0"/>
+    <w:lsdException w:name="Table Colorful 3" w:uiPriority="0" w:semiHidden="0" w:unhideWhenUsed="0"/>
     <w:lsdException w:name="page number" w:uiPriority="0" w:semiHidden="0" w:unhideWhenUsed="0"/>
+    <w:lsdException w:name="Medium Grid 2 Accent 6" w:uiPriority="68" w:semiHidden="0" w:unhideWhenUsed="0"/>
+    <w:lsdException w:name="Colorful List Accent 3" w:uiPriority="72" w:semiHidden="0" w:unhideWhenUsed="0"/>
+    <w:lsdException w:name="Light Grid Accent 1" w:uiPriority="62" w:semiHidden="0" w:unhideWhenUsed="0"/>
+    <w:lsdException w:name="Message Header" w:uiPriority="0" w:semiHidden="0" w:unhideWhenUsed="0"/>
+    <w:lsdException w:name="HTML Address" w:uiPriority="0" w:semiHidden="0" w:unhideWhenUsed="0"/>
+    <w:lsdException w:name="Colorful List Accent 4" w:uiPriority="72" w:semiHidden="0" w:unhideWhenUsed="0"/>
+    <w:lsdException w:name="Light Grid Accent 4" w:uiPriority="62" w:semiHidden="0" w:unhideWhenUsed="0"/>
+    <w:lsdException w:name="line number" w:uiPriority="0" w:semiHidden="0" w:unhideWhenUsed="0"/>
+    <w:lsdException w:name="List 4" w:uiPriority="0" w:semiHidden="0" w:unhideWhenUsed="0"/>
+    <w:lsdException w:name="List Bullet 5" w:uiPriority="0" w:semiHidden="0" w:unhideWhenUsed="0"/>
     <w:lsdException w:name="List Continue" w:uiPriority="0" w:semiHidden="0" w:unhideWhenUsed="0"/>
-    <w:lsdException w:name="Medium Shading 1" w:uiPriority="63" w:semiHidden="0" w:unhideWhenUsed="0"/>
-    <w:lsdException w:name="List Number 2" w:uiPriority="0" w:semiHidden="0" w:unhideWhenUsed="0"/>
+    <w:lsdException w:name="Body Text 3" w:uiPriority="0" w:semiHidden="0" w:unhideWhenUsed="0"/>
+    <w:lsdException w:name="Table List 7" w:uiPriority="0" w:semiHidden="0" w:unhideWhenUsed="0"/>
+    <w:lsdException w:name="List Bullet 2" w:uiPriority="0" w:semiHidden="0" w:unhideWhenUsed="0"/>
+    <w:lsdException w:name="index 8" w:uiPriority="0" w:semiHidden="0" w:unhideWhenUsed="0"/>
+    <w:lsdException w:name="index 4" w:uiPriority="0" w:semiHidden="0" w:unhideWhenUsed="0"/>
+    <w:lsdException w:name="Medium Shading 1 Accent 2" w:uiPriority="63" w:semiHidden="0" w:unhideWhenUsed="0"/>
+    <w:lsdException w:name="Dark List Accent 1" w:uiPriority="70" w:semiHidden="0" w:unhideWhenUsed="0"/>
+    <w:lsdException w:name="index 5" w:uiPriority="0" w:semiHidden="0" w:unhideWhenUsed="0"/>
+    <w:lsdException w:name="Medium Shading 1 Accent 3" w:uiPriority="63" w:semiHidden="0" w:unhideWhenUsed="0"/>
   </w:latentStyles>
-  <w:style w:type="paragraph" w:styleId="00000b" w:customStyle="1">
-    <w:name w:val="样式 标题 1 + 段后: 1 行"/>
-    <w:basedOn w:val="00000c"/>
+  <w:style w:type="paragraph" w:styleId="000009">
+    <w:name w:val="toc 3"/>
+    <w:basedOn w:val="000006"/>
+    <w:next w:val="000006"/>
+    <w:uiPriority w:val="39"/>
+    <w:qFormat w:val="1"/>
+    <w:pPr>
+      <w:ind w:left="840" w:leftChars="400"/>
+    </w:pPr>
+  </w:style>
+  <w:style w:type="table" w:styleId="000010">
+    <w:name w:val="Table Grid"/>
+    <w:basedOn w:val="00000e"/>
+    <w:uiPriority w:val="0"/>
+    <w:pPr>
+      <w:widowControl w:val="0"/>
+      <w:jc w:val="both"/>
+    </w:pPr>
+    <w:tblPr>
+      <w:tblBorders>
+        <w:top w:val="single" w:color="auto" w:sz="4" w:space="0"/>
+        <w:left w:val="single" w:color="auto" w:sz="4" w:space="0"/>
+        <w:bottom w:val="single" w:color="auto" w:sz="4" w:space="0"/>
+        <w:right w:val="single" w:color="auto" w:sz="4" w:space="0"/>
+        <w:insideH w:val="single" w:color="auto" w:sz="4" w:space="0"/>
+        <w:insideV w:val="single" w:color="auto" w:sz="4" w:space="0"/>
+      </w:tblBorders>
+    </w:tblPr>
+  </w:style>
+  <w:style w:type="paragraph" w:styleId="000012" w:customStyle="1">
+    <w:name w:val="样式 参考文献标题 + 段后: 1 行"/>
+    <w:basedOn w:val="000006"/>
     <w:uiPriority w:val="0"/>
     <w:qFormat w:val="1"/>
     <w:pPr>
-      <w:keepLines w:val="0"/>
+      <w:keepNext w:val="1"/>
       <w:snapToGrid w:val="0"/>
-      <w:spacing w:after="240" w:afterLines="100"/>
-      <w:jc w:val="left"/>
+      <w:spacing w:after="240" w:afterLines="100" w:line="360" w:lineRule="auto"/>
+      <w:jc w:val="center"/>
+      <w:outlineLvl w:val="0"/>
     </w:pPr>
     <w:rPr>
-      <w:rFonts w:ascii="Cambria" w:hAnsi="Cambria" w:cs="宋体"/>
-      <w:bCs w:val="0"/>
+      <w:rFonts w:ascii="Cambria" w:hAnsi="Cambria" w:eastAsia="黑体" w:cs="宋体"/>
       <w:kern w:val="32"/>
+      <w:sz w:val="30"/>
       <w:szCs w:val="20"/>
       <w:lang w:bidi="en-US"/>
     </w:rPr>
   </w:style>
-  <w:style w:type="character" w:styleId="000013">
-    <w:name w:val="page number"/>
-    <w:basedOn w:val="000011"/>
+  <w:style w:type="paragraph" w:styleId="000008">
+    <w:name w:val="heading 2"/>
+    <w:basedOn w:val="000006"/>
+    <w:next w:val="000006"/>
     <w:uiPriority w:val="0"/>
-  </w:style>
-  <w:style w:type="paragraph" w:styleId="00000c">
-    <w:name w:val="heading 1"/>
-    <w:basedOn w:val="00000a"/>
-    <w:next w:val="00000a"/>
-    <w:uiPriority w:val="0"/>
+    <w:semiHidden w:val="1"/>
+    <w:unhideWhenUsed w:val="1"/>
     <w:qFormat w:val="1"/>
     <w:pPr>
       <w:spacing w:before="0" w:beforeAutospacing="1" w:after="0" w:afterAutospacing="1"/>
@@ -25519,13 +25029,13 @@
       <w:rFonts w:hint="eastAsia" w:ascii="宋体" w:hAnsi="宋体" w:eastAsia="宋体" w:cs="宋体"/>
       <w:b w:val="1"/>
       <w:bCs w:val="1"/>
-      <w:kern w:val="44"/>
-      <w:sz w:val="48"/>
-      <w:szCs w:val="48"/>
+      <w:kern w:val="0"/>
+      <w:sz w:val="36"/>
+      <w:szCs w:val="36"/>
       <w:lang w:val="en-US" w:eastAsia="zh-CN" w:bidi="ar"/>
     </w:rPr>
   </w:style>
-  <w:style w:type="paragraph" w:styleId="00000a" w:default="1">
+  <w:style w:type="paragraph" w:styleId="000006" w:default="1">
     <w:name w:val="Normal"/>
     <w:uiPriority w:val="0"/>
     <w:qFormat w:val="1"/>
@@ -25541,9 +25051,46 @@
       <w:lang w:val="en-US" w:eastAsia="zh-CN" w:bidi="ar-SA"/>
     </w:rPr>
   </w:style>
-  <w:style w:type="paragraph" w:styleId="000005">
+  <w:style w:type="character" w:styleId="000004">
+    <w:name w:val="page number"/>
+    <w:basedOn w:val="000005"/>
+    <w:uiPriority w:val="0"/>
+  </w:style>
+  <w:style w:type="paragraph" w:styleId="00000f">
+    <w:name w:val="toc 2"/>
+    <w:basedOn w:val="000006"/>
+    <w:next w:val="000006"/>
+    <w:uiPriority w:val="39"/>
+    <w:qFormat w:val="1"/>
+    <w:pPr>
+      <w:ind w:left="420" w:leftChars="200"/>
+    </w:pPr>
+  </w:style>
+  <w:style w:type="paragraph" w:styleId="00000d">
+    <w:name w:val="heading 3"/>
+    <w:basedOn w:val="000006"/>
+    <w:next w:val="000006"/>
+    <w:uiPriority w:val="0"/>
+    <w:semiHidden w:val="1"/>
+    <w:unhideWhenUsed w:val="1"/>
+    <w:qFormat w:val="1"/>
+    <w:pPr>
+      <w:spacing w:before="0" w:beforeAutospacing="1" w:after="0" w:afterAutospacing="1"/>
+      <w:jc w:val="left"/>
+    </w:pPr>
+    <w:rPr>
+      <w:rFonts w:hint="eastAsia" w:ascii="宋体" w:hAnsi="宋体" w:eastAsia="宋体" w:cs="宋体"/>
+      <w:b w:val="1"/>
+      <w:bCs w:val="1"/>
+      <w:kern w:val="0"/>
+      <w:sz w:val="27"/>
+      <w:szCs w:val="27"/>
+      <w:lang w:val="en-US" w:eastAsia="zh-CN" w:bidi="ar"/>
+    </w:rPr>
+  </w:style>
+  <w:style w:type="paragraph" w:styleId="000007">
     <w:name w:val="header"/>
-    <w:basedOn w:val="00000a"/>
+    <w:basedOn w:val="000006"/>
     <w:uiPriority w:val="0"/>
     <w:qFormat w:val="1"/>
     <w:pPr>
@@ -25565,91 +25112,7 @@
       <w:szCs w:val="21"/>
     </w:rPr>
   </w:style>
-  <w:style w:type="paragraph" w:styleId="000010">
-    <w:name w:val="heading 2"/>
-    <w:basedOn w:val="00000a"/>
-    <w:next w:val="00000a"/>
-    <w:uiPriority w:val="0"/>
-    <w:semiHidden w:val="1"/>
-    <w:unhideWhenUsed w:val="1"/>
-    <w:qFormat w:val="1"/>
-    <w:pPr>
-      <w:spacing w:before="0" w:beforeAutospacing="1" w:after="0" w:afterAutospacing="1"/>
-      <w:jc w:val="left"/>
-    </w:pPr>
-    <w:rPr>
-      <w:rFonts w:hint="eastAsia" w:ascii="宋体" w:hAnsi="宋体" w:eastAsia="宋体" w:cs="宋体"/>
-      <w:b w:val="1"/>
-      <w:bCs w:val="1"/>
-      <w:kern w:val="0"/>
-      <w:sz w:val="36"/>
-      <w:szCs w:val="36"/>
-      <w:lang w:val="en-US" w:eastAsia="zh-CN" w:bidi="ar"/>
-    </w:rPr>
-  </w:style>
-  <w:style w:type="paragraph" w:styleId="000009">
-    <w:name w:val="toc 3"/>
-    <w:basedOn w:val="00000a"/>
-    <w:next w:val="00000a"/>
-    <w:uiPriority w:val="39"/>
-    <w:qFormat w:val="1"/>
-    <w:pPr>
-      <w:ind w:left="840" w:leftChars="400"/>
-    </w:pPr>
-  </w:style>
-  <w:style w:type="paragraph" w:styleId="00000f">
-    <w:name w:val="Normal (Web)"/>
-    <w:basedOn w:val="00000a"/>
-    <w:uiPriority w:val="0"/>
-    <w:rPr>
-      <w:sz w:val="24"/>
-    </w:rPr>
-  </w:style>
-  <w:style w:type="paragraph" w:styleId="000014">
-    <w:name w:val="toc 1"/>
-    <w:basedOn w:val="00000a"/>
-    <w:next w:val="00000a"/>
-    <w:uiPriority w:val="39"/>
-    <w:qFormat w:val="1"/>
-    <w:pPr/>
-  </w:style>
-  <w:style w:type="character" w:styleId="000008">
-    <w:name w:val="Hyperlink"/>
-    <w:uiPriority w:val="99"/>
-    <w:qFormat w:val="1"/>
-    <w:rPr>
-      <w:color w:val="0000FF"/>
-      <w:u w:val="single"/>
-    </w:rPr>
-  </w:style>
-  <w:style w:type="character" w:styleId="000011" w:default="1">
-    <w:name w:val="Default Paragraph Font"/>
-    <w:uiPriority w:val="0"/>
-    <w:semiHidden w:val="1"/>
-  </w:style>
-  <w:style w:type="paragraph" w:styleId="00000e">
-    <w:name w:val="heading 3"/>
-    <w:basedOn w:val="00000a"/>
-    <w:next w:val="00000a"/>
-    <w:uiPriority w:val="0"/>
-    <w:semiHidden w:val="1"/>
-    <w:unhideWhenUsed w:val="1"/>
-    <w:qFormat w:val="1"/>
-    <w:pPr>
-      <w:spacing w:before="0" w:beforeAutospacing="1" w:after="0" w:afterAutospacing="1"/>
-      <w:jc w:val="left"/>
-    </w:pPr>
-    <w:rPr>
-      <w:rFonts w:hint="eastAsia" w:ascii="宋体" w:hAnsi="宋体" w:eastAsia="宋体" w:cs="宋体"/>
-      <w:b w:val="1"/>
-      <w:bCs w:val="1"/>
-      <w:kern w:val="0"/>
-      <w:sz w:val="27"/>
-      <w:szCs w:val="27"/>
-      <w:lang w:val="en-US" w:eastAsia="zh-CN" w:bidi="ar"/>
-    </w:rPr>
-  </w:style>
-  <w:style w:type="table" w:styleId="000007" w:default="1">
+  <w:style w:type="table" w:styleId="00000e" w:default="1">
     <w:name w:val="Normal Table"/>
     <w:uiPriority w:val="0"/>
     <w:semiHidden w:val="1"/>
@@ -25663,38 +25126,78 @@
       </w:tblCellMar>
     </w:tblPr>
   </w:style>
-  <w:style w:type="paragraph" w:styleId="000012">
-    <w:name w:val="toc 2"/>
-    <w:basedOn w:val="00000a"/>
-    <w:next w:val="00000a"/>
+  <w:style w:type="character" w:styleId="00000c">
+    <w:name w:val="Hyperlink"/>
+    <w:uiPriority w:val="99"/>
+    <w:qFormat w:val="1"/>
+    <w:rPr>
+      <w:color w:val="0000FF"/>
+      <w:u w:val="single"/>
+    </w:rPr>
+  </w:style>
+  <w:style w:type="paragraph" w:styleId="00000b">
+    <w:name w:val="toc 1"/>
+    <w:basedOn w:val="000006"/>
+    <w:next w:val="000006"/>
     <w:uiPriority w:val="39"/>
     <w:qFormat w:val="1"/>
+    <w:pPr/>
+  </w:style>
+  <w:style w:type="character" w:styleId="000005" w:default="1">
+    <w:name w:val="Default Paragraph Font"/>
+    <w:uiPriority w:val="0"/>
+    <w:semiHidden w:val="1"/>
+  </w:style>
+  <w:style w:type="paragraph" w:styleId="000002" w:customStyle="1">
+    <w:name w:val="样式 标题 1 + 段后: 1 行"/>
+    <w:basedOn w:val="000003"/>
+    <w:uiPriority w:val="0"/>
+    <w:qFormat w:val="1"/>
     <w:pPr>
-      <w:ind w:left="420" w:leftChars="200"/>
+      <w:keepLines w:val="0"/>
+      <w:snapToGrid w:val="0"/>
+      <w:spacing w:after="240" w:afterLines="100"/>
+      <w:jc w:val="left"/>
     </w:pPr>
-  </w:style>
-  <w:style w:type="table" w:styleId="00000d">
-    <w:name w:val="Table Grid"/>
-    <w:basedOn w:val="000007"/>
-    <w:uiPriority w:val="0"/>
-    <w:pPr>
-      <w:widowControl w:val="0"/>
-      <w:jc w:val="both"/>
-    </w:pPr>
-    <w:tblPr>
-      <w:tblBorders>
-        <w:top w:val="single" w:color="auto" w:sz="4" w:space="0"/>
-        <w:left w:val="single" w:color="auto" w:sz="4" w:space="0"/>
-        <w:bottom w:val="single" w:color="auto" w:sz="4" w:space="0"/>
-        <w:right w:val="single" w:color="auto" w:sz="4" w:space="0"/>
-        <w:insideH w:val="single" w:color="auto" w:sz="4" w:space="0"/>
-        <w:insideV w:val="single" w:color="auto" w:sz="4" w:space="0"/>
-      </w:tblBorders>
-    </w:tblPr>
+    <w:rPr>
+      <w:rFonts w:ascii="Cambria" w:hAnsi="Cambria" w:cs="宋体"/>
+      <w:bCs w:val="0"/>
+      <w:kern w:val="32"/>
+      <w:szCs w:val="20"/>
+      <w:lang w:bidi="en-US"/>
+    </w:rPr>
   </w:style>
   <w:style w:type="paragraph" w:styleId="000003">
+    <w:name w:val="heading 1"/>
+    <w:basedOn w:val="000006"/>
+    <w:next w:val="000006"/>
+    <w:uiPriority w:val="0"/>
+    <w:qFormat w:val="1"/>
+    <w:pPr>
+      <w:spacing w:before="0" w:beforeAutospacing="1" w:after="0" w:afterAutospacing="1"/>
+      <w:jc w:val="left"/>
+    </w:pPr>
+    <w:rPr>
+      <w:rFonts w:hint="eastAsia" w:ascii="宋体" w:hAnsi="宋体" w:eastAsia="宋体" w:cs="宋体"/>
+      <w:b w:val="1"/>
+      <w:bCs w:val="1"/>
+      <w:kern w:val="44"/>
+      <w:sz w:val="48"/>
+      <w:szCs w:val="48"/>
+      <w:lang w:val="en-US" w:eastAsia="zh-CN" w:bidi="ar"/>
+    </w:rPr>
+  </w:style>
+  <w:style w:type="paragraph" w:styleId="00000a">
+    <w:name w:val="Normal (Web)"/>
+    <w:basedOn w:val="000006"/>
+    <w:uiPriority w:val="0"/>
+    <w:rPr>
+      <w:sz w:val="24"/>
+    </w:rPr>
+  </w:style>
+  <w:style w:type="paragraph" w:styleId="000011">
     <w:name w:val="footer"/>
-    <w:basedOn w:val="00000a"/>
+    <w:basedOn w:val="000006"/>
     <w:uiPriority w:val="0"/>
     <w:qFormat w:val="1"/>
     <w:pPr>
@@ -25708,26 +25211,6 @@
     <w:rPr>
       <w:sz w:val="18"/>
       <w:szCs w:val="18"/>
-    </w:rPr>
-  </w:style>
-  <w:style w:type="paragraph" w:styleId="000015" w:customStyle="1">
-    <w:name w:val="样式 参考文献标题 + 段后: 1 行"/>
-    <w:basedOn w:val="00000a"/>
-    <w:uiPriority w:val="0"/>
-    <w:qFormat w:val="1"/>
-    <w:pPr>
-      <w:keepNext w:val="1"/>
-      <w:snapToGrid w:val="0"/>
-      <w:spacing w:after="240" w:afterLines="100" w:line="360" w:lineRule="auto"/>
-      <w:jc w:val="center"/>
-      <w:outlineLvl w:val="0"/>
-    </w:pPr>
-    <w:rPr>
-      <w:rFonts w:ascii="Cambria" w:hAnsi="Cambria" w:eastAsia="黑体" w:cs="宋体"/>
-      <w:kern w:val="32"/>
-      <w:sz w:val="30"/>
-      <w:szCs w:val="20"/>
-      <w:lang w:bidi="en-US"/>
     </w:rPr>
   </w:style>
 </w:styles>
